--- a/paper/Methodology.docx
+++ b/paper/Methodology.docx
@@ -380,47 +380,161 @@
       <w:r>
         <w:t>3. Methodology</w:t>
       </w:r>
+    </w:p>
+    <w:p>
+      <w:pPr>
+        <w:pStyle w:val="ListParagraph"/>
+      </w:pPr>
+    </w:p>
+    <w:p>
+      <w:pPr>
+        <w:pStyle w:val="ListParagraph"/>
+      </w:pPr>
+    </w:p>
+    <w:p>
+      <w:pPr>
+        <w:pStyle w:val="ListParagraph"/>
+      </w:pPr>
+      <w:r>
+        <w:t xml:space="preserve">This section firstly </w:t>
+      </w:r>
+      <w:proofErr w:type="gramStart"/>
+      <w:r>
+        <w:t>introduce</w:t>
+      </w:r>
+      <w:proofErr w:type="gramEnd"/>
+      <w:r>
+        <w:t xml:space="preserve"> …, then … accordingly.</w:t>
+      </w:r>
+    </w:p>
+    <w:p>
+      <w:pPr>
+        <w:pStyle w:val="ListParagraph"/>
+      </w:pPr>
+    </w:p>
+    <w:p>
+      <w:pPr>
+        <w:pStyle w:val="Heading2"/>
+      </w:pPr>
+      <w:r>
+        <w:t>3.1. Dataset</w:t>
+      </w:r>
+      <w:r>
+        <w:t xml:space="preserve"> and Feature extraction</w:t>
+      </w:r>
+    </w:p>
+    <w:p>
+      <w:pPr>
+        <w:pStyle w:val="ListParagraph"/>
+        <w:numPr>
+          <w:ilvl w:val="0"/>
+          <w:numId w:val="2"/>
+        </w:numPr>
+      </w:pPr>
+      <w:r>
+        <w:t>Yahoo finance, google finance.</w:t>
+      </w:r>
+    </w:p>
+    <w:p>
+      <w:pPr>
+        <w:pStyle w:val="ListParagraph"/>
+        <w:numPr>
+          <w:ilvl w:val="0"/>
+          <w:numId w:val="2"/>
+        </w:numPr>
+      </w:pPr>
+      <w:proofErr w:type="spellStart"/>
+      <w:r>
+        <w:t>Featurelar</w:t>
+      </w:r>
+      <w:proofErr w:type="spellEnd"/>
+      <w:r>
+        <w:t xml:space="preserve"> (</w:t>
+      </w:r>
+      <w:proofErr w:type="spellStart"/>
+      <w:r>
+        <w:t>tablolar</w:t>
+      </w:r>
+      <w:proofErr w:type="spellEnd"/>
+      <w:r>
+        <w:t xml:space="preserve">, feature </w:t>
+      </w:r>
+      <w:proofErr w:type="spellStart"/>
+      <w:r>
+        <w:t>formulalar</w:t>
+      </w:r>
+      <w:proofErr w:type="spellEnd"/>
+      <w:r>
+        <w:t>)</w:t>
+      </w:r>
+    </w:p>
+    <w:p>
+      <w:pPr>
+        <w:pStyle w:val="ListParagraph"/>
+        <w:numPr>
+          <w:ilvl w:val="0"/>
+          <w:numId w:val="2"/>
+        </w:numPr>
+      </w:pPr>
+    </w:p>
+    <w:p>
+      <w:pPr>
+        <w:pStyle w:val="ListParagraph"/>
+        <w:numPr>
+          <w:ilvl w:val="0"/>
+          <w:numId w:val="2"/>
+        </w:numPr>
+      </w:pPr>
+      <w:r>
+        <w:t xml:space="preserve">Stationary time </w:t>
+      </w:r>
+      <w:proofErr w:type="gramStart"/>
+      <w:r>
+        <w:t>series(</w:t>
+      </w:r>
+      <w:proofErr w:type="spellStart"/>
+      <w:proofErr w:type="gramEnd"/>
+      <w:r>
+        <w:t>nasıl</w:t>
+      </w:r>
+      <w:proofErr w:type="spellEnd"/>
+      <w:r>
+        <w:t xml:space="preserve"> </w:t>
+      </w:r>
+      <w:proofErr w:type="spellStart"/>
+      <w:r>
+        <w:t>çevirdik</w:t>
+      </w:r>
+      <w:proofErr w:type="spellEnd"/>
+      <w:r>
+        <w:t>.)(</w:t>
+      </w:r>
+      <w:proofErr w:type="spellStart"/>
+      <w:r>
+        <w:t>neden</w:t>
+      </w:r>
+      <w:proofErr w:type="spellEnd"/>
+      <w:r>
+        <w:t xml:space="preserve"> tanh </w:t>
+      </w:r>
+      <w:proofErr w:type="spellStart"/>
+      <w:r>
+        <w:t>kullandık</w:t>
+      </w:r>
+      <w:proofErr w:type="spellEnd"/>
+      <w:r>
+        <w:t>.)</w:t>
+      </w:r>
+    </w:p>
+    <w:p>
+      <w:pPr>
+        <w:ind w:left="360"/>
+      </w:pPr>
+      <w:r>
+        <w:t>3.2. Clustering</w:t>
+      </w:r>
       <w:bookmarkStart w:id="0" w:name="_GoBack"/>
       <w:bookmarkEnd w:id="0"/>
-    </w:p>
-    <w:p>
-      <w:pPr>
-        <w:pStyle w:val="ListParagraph"/>
-      </w:pPr>
-    </w:p>
-    <w:p>
-      <w:pPr>
-        <w:pStyle w:val="ListParagraph"/>
-      </w:pPr>
-    </w:p>
-    <w:p>
-      <w:pPr>
-        <w:pStyle w:val="ListParagraph"/>
-      </w:pPr>
-      <w:r>
-        <w:t xml:space="preserve">This section firstly </w:t>
-      </w:r>
-      <w:proofErr w:type="gramStart"/>
-      <w:r>
-        <w:t>introduce</w:t>
-      </w:r>
-      <w:proofErr w:type="gramEnd"/>
-      <w:r>
-        <w:t xml:space="preserve"> …, then … accordingly.</w:t>
-      </w:r>
-    </w:p>
-    <w:p>
-      <w:pPr>
-        <w:pStyle w:val="ListParagraph"/>
-      </w:pPr>
-    </w:p>
-    <w:p>
-      <w:pPr>
-        <w:pStyle w:val="Heading2"/>
-      </w:pPr>
-      <w:r>
-        <w:t>3.1. Dataset</w:t>
-      </w:r>
     </w:p>
     <w:p/>
     <w:p>
@@ -552,8 +666,124 @@
       </w:rPr>
     </w:lvl>
   </w:abstractNum>
+  <w:abstractNum w:abstractNumId="1" w15:restartNumberingAfterBreak="0">
+    <w:nsid w:val="6644145C"/>
+    <w:multiLevelType w:val="hybridMultilevel"/>
+    <w:tmpl w:val="7DF0BC1A"/>
+    <w:lvl w:ilvl="0" w:tplc="04090001">
+      <w:start w:val="1"/>
+      <w:numFmt w:val="bullet"/>
+      <w:lvlText w:val=""/>
+      <w:lvlJc w:val="left"/>
+      <w:pPr>
+        <w:ind w:left="720" w:hanging="360"/>
+      </w:pPr>
+      <w:rPr>
+        <w:rFonts w:ascii="Symbol" w:hAnsi="Symbol" w:hint="default"/>
+      </w:rPr>
+    </w:lvl>
+    <w:lvl w:ilvl="1" w:tplc="04090003" w:tentative="1">
+      <w:start w:val="1"/>
+      <w:numFmt w:val="bullet"/>
+      <w:lvlText w:val="o"/>
+      <w:lvlJc w:val="left"/>
+      <w:pPr>
+        <w:ind w:left="1440" w:hanging="360"/>
+      </w:pPr>
+      <w:rPr>
+        <w:rFonts w:ascii="Courier New" w:hAnsi="Courier New" w:cs="Courier New" w:hint="default"/>
+      </w:rPr>
+    </w:lvl>
+    <w:lvl w:ilvl="2" w:tplc="04090005" w:tentative="1">
+      <w:start w:val="1"/>
+      <w:numFmt w:val="bullet"/>
+      <w:lvlText w:val=""/>
+      <w:lvlJc w:val="left"/>
+      <w:pPr>
+        <w:ind w:left="2160" w:hanging="360"/>
+      </w:pPr>
+      <w:rPr>
+        <w:rFonts w:ascii="Wingdings" w:hAnsi="Wingdings" w:hint="default"/>
+      </w:rPr>
+    </w:lvl>
+    <w:lvl w:ilvl="3" w:tplc="04090001" w:tentative="1">
+      <w:start w:val="1"/>
+      <w:numFmt w:val="bullet"/>
+      <w:lvlText w:val=""/>
+      <w:lvlJc w:val="left"/>
+      <w:pPr>
+        <w:ind w:left="2880" w:hanging="360"/>
+      </w:pPr>
+      <w:rPr>
+        <w:rFonts w:ascii="Symbol" w:hAnsi="Symbol" w:hint="default"/>
+      </w:rPr>
+    </w:lvl>
+    <w:lvl w:ilvl="4" w:tplc="04090003" w:tentative="1">
+      <w:start w:val="1"/>
+      <w:numFmt w:val="bullet"/>
+      <w:lvlText w:val="o"/>
+      <w:lvlJc w:val="left"/>
+      <w:pPr>
+        <w:ind w:left="3600" w:hanging="360"/>
+      </w:pPr>
+      <w:rPr>
+        <w:rFonts w:ascii="Courier New" w:hAnsi="Courier New" w:cs="Courier New" w:hint="default"/>
+      </w:rPr>
+    </w:lvl>
+    <w:lvl w:ilvl="5" w:tplc="04090005" w:tentative="1">
+      <w:start w:val="1"/>
+      <w:numFmt w:val="bullet"/>
+      <w:lvlText w:val=""/>
+      <w:lvlJc w:val="left"/>
+      <w:pPr>
+        <w:ind w:left="4320" w:hanging="360"/>
+      </w:pPr>
+      <w:rPr>
+        <w:rFonts w:ascii="Wingdings" w:hAnsi="Wingdings" w:hint="default"/>
+      </w:rPr>
+    </w:lvl>
+    <w:lvl w:ilvl="6" w:tplc="04090001" w:tentative="1">
+      <w:start w:val="1"/>
+      <w:numFmt w:val="bullet"/>
+      <w:lvlText w:val=""/>
+      <w:lvlJc w:val="left"/>
+      <w:pPr>
+        <w:ind w:left="5040" w:hanging="360"/>
+      </w:pPr>
+      <w:rPr>
+        <w:rFonts w:ascii="Symbol" w:hAnsi="Symbol" w:hint="default"/>
+      </w:rPr>
+    </w:lvl>
+    <w:lvl w:ilvl="7" w:tplc="04090003" w:tentative="1">
+      <w:start w:val="1"/>
+      <w:numFmt w:val="bullet"/>
+      <w:lvlText w:val="o"/>
+      <w:lvlJc w:val="left"/>
+      <w:pPr>
+        <w:ind w:left="5760" w:hanging="360"/>
+      </w:pPr>
+      <w:rPr>
+        <w:rFonts w:ascii="Courier New" w:hAnsi="Courier New" w:cs="Courier New" w:hint="default"/>
+      </w:rPr>
+    </w:lvl>
+    <w:lvl w:ilvl="8" w:tplc="04090005" w:tentative="1">
+      <w:start w:val="1"/>
+      <w:numFmt w:val="bullet"/>
+      <w:lvlText w:val=""/>
+      <w:lvlJc w:val="left"/>
+      <w:pPr>
+        <w:ind w:left="6480" w:hanging="360"/>
+      </w:pPr>
+      <w:rPr>
+        <w:rFonts w:ascii="Wingdings" w:hAnsi="Wingdings" w:hint="default"/>
+      </w:rPr>
+    </w:lvl>
+  </w:abstractNum>
   <w:num w:numId="1">
     <w:abstractNumId w:val="0"/>
+  </w:num>
+  <w:num w:numId="2">
+    <w:abstractNumId w:val="1"/>
   </w:num>
 </w:numbering>
 </file>

--- a/paper/Methodology.docx
+++ b/paper/Methodology.docx
@@ -2,6 +2,4915 @@
 <file path=word/document.xml><?xml version="1.0" encoding="utf-8"?>
 <w:document xmlns:wpc="http://schemas.microsoft.com/office/word/2010/wordprocessingCanvas" xmlns:cx="http://schemas.microsoft.com/office/drawing/2014/chartex" xmlns:cx1="http://schemas.microsoft.com/office/drawing/2015/9/8/chartex" xmlns:cx2="http://schemas.microsoft.com/office/drawing/2015/10/21/chartex" xmlns:cx3="http://schemas.microsoft.com/office/drawing/2016/5/9/chartex" xmlns:cx4="http://schemas.microsoft.com/office/drawing/2016/5/10/chartex" xmlns:cx5="http://schemas.microsoft.com/office/drawing/2016/5/11/chartex" xmlns:cx6="http://schemas.microsoft.com/office/drawing/2016/5/12/chartex" xmlns:cx7="http://schemas.microsoft.com/office/drawing/2016/5/13/chartex" xmlns:cx8="http://schemas.microsoft.com/office/drawing/2016/5/14/chartex" xmlns:mc="http://schemas.openxmlformats.org/markup-compatibility/2006" xmlns:aink="http://schemas.microsoft.com/office/drawing/2016/ink" xmlns:am3d="http://schemas.microsoft.com/office/drawing/2017/model3d" xmlns:o="urn:schemas-microsoft-com:office:office" xmlns:r="http://schemas.openxmlformats.org/officeDocument/2006/relationships" xmlns:m="http://schemas.openxmlformats.org/officeDocument/2006/math" xmlns:v="urn:schemas-microsoft-com:vml" xmlns:wp14="http://schemas.microsoft.com/office/word/2010/wordprocessingDrawing" xmlns:wp="http://schemas.openxmlformats.org/drawingml/2006/wordprocessingDrawing" xmlns:w10="urn:schemas-microsoft-com:office:word" xmlns:w="http://schemas.openxmlformats.org/wordprocessingml/2006/main" xmlns:w14="http://schemas.microsoft.com/office/word/2010/wordml" xmlns:w15="http://schemas.microsoft.com/office/word/2012/wordml" xmlns:w16cid="http://schemas.microsoft.com/office/word/2016/wordml/cid" xmlns:w16se="http://schemas.microsoft.com/office/word/2015/wordml/symex" xmlns:wpg="http://schemas.microsoft.com/office/word/2010/wordprocessingGroup" xmlns:wpi="http://schemas.microsoft.com/office/word/2010/wordprocessingInk" xmlns:wne="http://schemas.microsoft.com/office/word/2006/wordml" xmlns:wps="http://schemas.microsoft.com/office/word/2010/wordprocessingShape" mc:Ignorable="w14 w15 w16se w16cid wp14">
   <w:body>
+    <w:p/>
+    <w:p>
+      <w:pPr>
+        <w:pStyle w:val="Heading1"/>
+      </w:pPr>
+    </w:p>
+    <w:p>
+      <w:pPr>
+        <w:pStyle w:val="Heading1"/>
+      </w:pPr>
+      <w:r>
+        <w:t>3. Methodology</w:t>
+      </w:r>
+    </w:p>
+    <w:p>
+      <w:pPr>
+        <w:pStyle w:val="ListParagraph"/>
+      </w:pPr>
+    </w:p>
+    <w:p>
+      <w:pPr>
+        <w:pStyle w:val="ListParagraph"/>
+      </w:pPr>
+    </w:p>
+    <w:p>
+      <w:pPr>
+        <w:pStyle w:val="ListParagraph"/>
+      </w:pPr>
+      <w:r>
+        <w:t xml:space="preserve">This section firstly </w:t>
+      </w:r>
+      <w:r>
+        <w:t>introduces</w:t>
+      </w:r>
+      <w:r>
+        <w:t xml:space="preserve"> </w:t>
+      </w:r>
+      <w:r>
+        <w:t>how we obtain dataset</w:t>
+      </w:r>
+      <w:r>
+        <w:t xml:space="preserve">, then how we extract features, why we use clustering, how we construct images and how we construct convolutional neural network, </w:t>
+      </w:r>
+      <w:r>
+        <w:t>accordingly.</w:t>
+      </w:r>
+      <w:r>
+        <w:t xml:space="preserve"> </w:t>
+      </w:r>
+    </w:p>
+    <w:p>
+      <w:pPr>
+        <w:pStyle w:val="ListParagraph"/>
+      </w:pPr>
+    </w:p>
+    <w:p>
+      <w:pPr>
+        <w:pStyle w:val="Heading2"/>
+      </w:pPr>
+      <w:r>
+        <w:t>A</w:t>
+      </w:r>
+      <w:r>
+        <w:t>. Dataset</w:t>
+      </w:r>
+      <w:r>
+        <w:t xml:space="preserve"> and Feature E</w:t>
+      </w:r>
+      <w:r>
+        <w:t>xtraction</w:t>
+      </w:r>
+    </w:p>
+    <w:p>
+      <w:pPr>
+        <w:ind w:left="360"/>
+      </w:pPr>
+      <w:r>
+        <w:t xml:space="preserve">To forecast price or trend </w:t>
+      </w:r>
+      <w:r>
+        <w:t xml:space="preserve">for incoming days, price values </w:t>
+      </w:r>
+      <w:r>
+        <w:t>can</w:t>
+      </w:r>
+      <w:r>
+        <w:t xml:space="preserve"> be used trivially. Price values used in this research, are retrieved from google finance [1]. Google finance provides daily stock prices with several other features</w:t>
+      </w:r>
+      <w:r>
+        <w:t xml:space="preserve"> and f</w:t>
+      </w:r>
+      <w:r>
+        <w:t xml:space="preserve">ull signature of </w:t>
+      </w:r>
+      <w:r>
+        <w:t>given</w:t>
+      </w:r>
+      <w:r>
+        <w:t xml:space="preserve"> data is date, open, high, low, close, adjusted close</w:t>
+      </w:r>
+      <w:r>
+        <w:t>. In addition, they provide these features error-free i.e. adjusted in case of s</w:t>
+      </w:r>
+      <w:r>
+        <w:t>tock splits</w:t>
+      </w:r>
+      <w:r>
+        <w:t xml:space="preserve">, dividends or rights offerings. </w:t>
+      </w:r>
+    </w:p>
+    <w:p>
+      <w:pPr>
+        <w:ind w:left="360"/>
+      </w:pPr>
+      <w:r>
+        <w:t xml:space="preserve">Financial data have high volatility because of nature of stock market. To reduce this </w:t>
+      </w:r>
+      <w:r>
+        <w:t>volatility, exchange-traded fund (ETF) is used. ETFs are composition of commodity, bonds and index. Combining different type of indexes, bonds and commodities reveals the advantage of lower volatility while keeping the advantages of stock exchange. ETFs are bought and sold like regular stocks with higher liquidity and lower fees.</w:t>
+      </w:r>
+      <w:r>
+        <w:t xml:space="preserve"> </w:t>
+      </w:r>
+      <w:r>
+        <w:t>XLF, XLU, XLI</w:t>
+      </w:r>
+      <w:r>
+        <w:t>, SPY, XLP, EWG, XLB, XLK, XLV</w:t>
+      </w:r>
+      <w:r>
+        <w:t>, EWH, EWC, XLY, EWW, DIA, XLE, EWA, EWJ</w:t>
+      </w:r>
+      <w:r>
+        <w:t xml:space="preserve"> are the most essential ETFs in The New York Stock Exchange. Hence, these stated ETFs are used in this research. </w:t>
+      </w:r>
+      <w:r>
+        <w:t>After this point of paper, previously stated data will be named as raw data.</w:t>
+      </w:r>
+      <w:r>
+        <w:t xml:space="preserve"> </w:t>
+      </w:r>
+      <w:r>
+        <w:t>Simply, raw data is a simple form of historical finance data for any given ETFs.</w:t>
+      </w:r>
+    </w:p>
+    <w:p>
+      <w:pPr>
+        <w:ind w:left="360"/>
+      </w:pPr>
+      <w:r>
+        <w:t xml:space="preserve">There are two </w:t>
+      </w:r>
+      <w:r>
+        <w:t>types</w:t>
+      </w:r>
+      <w:r>
+        <w:t xml:space="preserve"> of methods used in finance to analyze financial data: fundamental analysis and technical analysis. </w:t>
+      </w:r>
+      <w:r>
+        <w:t>On one hand, fundamental analysis is interested in statements of companies and other individuals and other general concepts which is related to stock’ itself. This analysis requires domain expertise and interpretation like human-being does.</w:t>
+      </w:r>
+      <w:r>
+        <w:t xml:space="preserve"> Extraction features from fundamental analysis is in different field of machine learning approached e.g. natural language processing.</w:t>
+      </w:r>
+      <w:r>
+        <w:t xml:space="preserve"> On the other, technical analysis i</w:t>
+      </w:r>
+      <w:r>
+        <w:t xml:space="preserve">s interested in </w:t>
+      </w:r>
+      <w:r>
+        <w:t xml:space="preserve">features of stock e.g. close, volume without using domain expertise. </w:t>
+      </w:r>
+      <w:r>
+        <w:t>Latter</w:t>
+      </w:r>
+      <w:r>
+        <w:t xml:space="preserve"> analysis </w:t>
+      </w:r>
+      <w:r>
+        <w:t xml:space="preserve">can be interpreted as time series analysis and several time series analysis approaches can be used e.g. recurrent neural networks, long-short term memory, convolutional neural networks. In this research, we have used convolutional neural network. </w:t>
+      </w:r>
+    </w:p>
+    <w:p>
+      <w:pPr>
+        <w:ind w:left="360"/>
+        <w:rPr>
+          <w:rFonts w:cstheme="minorHAnsi"/>
+        </w:rPr>
+      </w:pPr>
+      <w:r>
+        <w:rPr>
+          <w:rFonts w:cstheme="minorHAnsi"/>
+        </w:rPr>
+        <w:t xml:space="preserve">To enrich dataset, several technical analysis methods are performed. </w:t>
+      </w:r>
+      <w:r>
+        <w:rPr>
+          <w:rFonts w:cstheme="minorHAnsi"/>
+        </w:rPr>
+        <w:t>We have used relative strength index(RSI), simple moving average(SMA), the</w:t>
+      </w:r>
+      <w:r>
+        <w:rPr>
+          <w:rFonts w:cstheme="minorHAnsi"/>
+        </w:rPr>
+        <w:t xml:space="preserve"> moving a</w:t>
+      </w:r>
+      <w:r>
+        <w:rPr>
+          <w:rFonts w:cstheme="minorHAnsi"/>
+        </w:rPr>
+        <w:t>vera</w:t>
+      </w:r>
+      <w:r>
+        <w:rPr>
+          <w:rFonts w:cstheme="minorHAnsi"/>
+        </w:rPr>
+        <w:t>ge convergence/d</w:t>
+      </w:r>
+      <w:r>
+        <w:rPr>
+          <w:rFonts w:cstheme="minorHAnsi"/>
+        </w:rPr>
+        <w:t xml:space="preserve">ivergence oscillator(MACD), the </w:t>
+      </w:r>
+      <w:r>
+        <w:rPr>
+          <w:rFonts w:cstheme="minorHAnsi"/>
+          <w:color w:val="000000"/>
+          <w:shd w:val="clear" w:color="auto" w:fill="FFFFFF"/>
+        </w:rPr>
+        <w:t>Williams percent r</w:t>
+      </w:r>
+      <w:r>
+        <w:rPr>
+          <w:rFonts w:cstheme="minorHAnsi"/>
+          <w:color w:val="000000"/>
+          <w:shd w:val="clear" w:color="auto" w:fill="FFFFFF"/>
+        </w:rPr>
+        <w:t xml:space="preserve">ange (Williams %R), </w:t>
+      </w:r>
+      <w:r>
+        <w:rPr>
+          <w:rFonts w:cstheme="minorHAnsi"/>
+          <w:color w:val="000000"/>
+          <w:shd w:val="clear" w:color="auto" w:fill="FFFFFF"/>
+        </w:rPr>
+        <w:t xml:space="preserve">the stochastic oscillator, the ultimate oscillator, the money flow index(MFI). </w:t>
+      </w:r>
+      <w:r>
+        <w:rPr>
+          <w:rFonts w:cstheme="minorHAnsi"/>
+          <w:color w:val="000000"/>
+          <w:shd w:val="clear" w:color="auto" w:fill="FFFFFF"/>
+        </w:rPr>
+        <w:t>Descriptions and formulas for each technical</w:t>
+      </w:r>
+      <w:r>
+        <w:rPr>
+          <w:rFonts w:cstheme="minorHAnsi"/>
+        </w:rPr>
+        <w:t xml:space="preserve"> analysis methods</w:t>
+      </w:r>
+      <w:r>
+        <w:rPr>
+          <w:rFonts w:cstheme="minorHAnsi"/>
+        </w:rPr>
+        <w:t xml:space="preserve"> used in research, are stated in table 1.</w:t>
+      </w:r>
+      <w:r>
+        <w:rPr>
+          <w:rFonts w:cstheme="minorHAnsi"/>
+        </w:rPr>
+        <w:t xml:space="preserve"> </w:t>
+      </w:r>
+    </w:p>
+    <w:p>
+      <w:pPr>
+        <w:ind w:left="360"/>
+        <w:rPr>
+          <w:rFonts w:cstheme="minorHAnsi"/>
+        </w:rPr>
+      </w:pPr>
+      <w:r>
+        <w:rPr>
+          <w:rFonts w:cstheme="minorHAnsi"/>
+        </w:rPr>
+        <w:t>Table.2</w:t>
+      </w:r>
+    </w:p>
+    <w:tbl>
+      <w:tblPr>
+        <w:tblStyle w:val="TableGrid"/>
+        <w:tblW w:w="0" w:type="auto"/>
+        <w:tblInd w:w="360" w:type="dxa"/>
+        <w:tblLook w:val="04A0" w:firstRow="1" w:lastRow="0" w:firstColumn="1" w:lastColumn="0" w:noHBand="0" w:noVBand="1"/>
+      </w:tblPr>
+      <w:tblGrid>
+        <w:gridCol w:w="3069"/>
+        <w:gridCol w:w="2992"/>
+        <w:gridCol w:w="2929"/>
+      </w:tblGrid>
+      <w:tr>
+        <w:tc>
+          <w:tcPr>
+            <w:tcW w:w="3116" w:type="dxa"/>
+          </w:tcPr>
+          <w:p>
+            <w:pPr>
+              <w:rPr>
+                <w:rFonts w:cstheme="minorHAnsi"/>
+              </w:rPr>
+            </w:pPr>
+            <w:r>
+              <w:rPr>
+                <w:rFonts w:cstheme="minorHAnsi"/>
+              </w:rPr>
+              <w:lastRenderedPageBreak/>
+              <w:t>Tanh((stationary(close)))</w:t>
+            </w:r>
+          </w:p>
+        </w:tc>
+        <w:tc>
+          <w:tcPr>
+            <w:tcW w:w="3117" w:type="dxa"/>
+          </w:tcPr>
+          <w:p>
+            <w:pPr>
+              <w:rPr>
+                <w:rFonts w:cstheme="minorHAnsi"/>
+              </w:rPr>
+            </w:pPr>
+            <w:r>
+              <w:rPr>
+                <w:rFonts w:cstheme="minorHAnsi"/>
+              </w:rPr>
+              <w:t>-</w:t>
+            </w:r>
+          </w:p>
+        </w:tc>
+        <w:tc>
+          <w:tcPr>
+            <w:tcW w:w="3117" w:type="dxa"/>
+          </w:tcPr>
+          <w:p>
+            <w:pPr>
+              <w:rPr>
+                <w:rFonts w:cstheme="minorHAnsi"/>
+              </w:rPr>
+            </w:pPr>
+            <w:r>
+              <w:rPr>
+                <w:rFonts w:cstheme="minorHAnsi"/>
+              </w:rPr>
+              <w:t>1</w:t>
+            </w:r>
+          </w:p>
+        </w:tc>
+      </w:tr>
+      <w:tr>
+        <w:tc>
+          <w:tcPr>
+            <w:tcW w:w="3116" w:type="dxa"/>
+          </w:tcPr>
+          <w:p>
+            <w:pPr>
+              <w:rPr>
+                <w:rFonts w:cstheme="minorHAnsi"/>
+              </w:rPr>
+            </w:pPr>
+            <w:r>
+              <w:rPr>
+                <w:rFonts w:cstheme="minorHAnsi"/>
+              </w:rPr>
+              <w:t>volume</w:t>
+            </w:r>
+          </w:p>
+        </w:tc>
+        <w:tc>
+          <w:tcPr>
+            <w:tcW w:w="3117" w:type="dxa"/>
+          </w:tcPr>
+          <w:p>
+            <w:pPr>
+              <w:rPr>
+                <w:rFonts w:cstheme="minorHAnsi"/>
+              </w:rPr>
+            </w:pPr>
+            <w:r>
+              <w:rPr>
+                <w:rFonts w:cstheme="minorHAnsi"/>
+              </w:rPr>
+              <w:t>-</w:t>
+            </w:r>
+          </w:p>
+        </w:tc>
+        <w:tc>
+          <w:tcPr>
+            <w:tcW w:w="3117" w:type="dxa"/>
+          </w:tcPr>
+          <w:p>
+            <w:pPr>
+              <w:rPr>
+                <w:rFonts w:cstheme="minorHAnsi"/>
+              </w:rPr>
+            </w:pPr>
+            <w:r>
+              <w:rPr>
+                <w:rFonts w:cstheme="minorHAnsi"/>
+              </w:rPr>
+              <w:t>1</w:t>
+            </w:r>
+          </w:p>
+        </w:tc>
+      </w:tr>
+      <w:tr>
+        <w:tc>
+          <w:tcPr>
+            <w:tcW w:w="3116" w:type="dxa"/>
+          </w:tcPr>
+          <w:p>
+            <w:pPr>
+              <w:rPr>
+                <w:rFonts w:cstheme="minorHAnsi"/>
+              </w:rPr>
+            </w:pPr>
+            <w:r>
+              <w:rPr>
+                <w:rFonts w:cstheme="minorHAnsi"/>
+              </w:rPr>
+              <w:t>RSI</w:t>
+            </w:r>
+          </w:p>
+        </w:tc>
+        <w:tc>
+          <w:tcPr>
+            <w:tcW w:w="3117" w:type="dxa"/>
+          </w:tcPr>
+          <w:p>
+            <w:pPr>
+              <w:rPr>
+                <w:rFonts w:cstheme="minorHAnsi"/>
+              </w:rPr>
+            </w:pPr>
+            <w:r>
+              <w:rPr>
+                <w:rFonts w:cstheme="minorHAnsi"/>
+              </w:rPr>
+              <w:t>15,20,25,30</w:t>
+            </w:r>
+          </w:p>
+        </w:tc>
+        <w:tc>
+          <w:tcPr>
+            <w:tcW w:w="3117" w:type="dxa"/>
+          </w:tcPr>
+          <w:p>
+            <w:pPr>
+              <w:rPr>
+                <w:rFonts w:cstheme="minorHAnsi"/>
+              </w:rPr>
+            </w:pPr>
+            <w:r>
+              <w:rPr>
+                <w:rFonts w:cstheme="minorHAnsi"/>
+              </w:rPr>
+              <w:t>4</w:t>
+            </w:r>
+          </w:p>
+        </w:tc>
+      </w:tr>
+      <w:tr>
+        <w:tc>
+          <w:tcPr>
+            <w:tcW w:w="3116" w:type="dxa"/>
+          </w:tcPr>
+          <w:p>
+            <w:pPr>
+              <w:rPr>
+                <w:rFonts w:cstheme="minorHAnsi"/>
+              </w:rPr>
+            </w:pPr>
+            <w:r>
+              <w:rPr>
+                <w:rFonts w:cstheme="minorHAnsi"/>
+              </w:rPr>
+              <w:t>SMA</w:t>
+            </w:r>
+          </w:p>
+        </w:tc>
+        <w:tc>
+          <w:tcPr>
+            <w:tcW w:w="3117" w:type="dxa"/>
+          </w:tcPr>
+          <w:p>
+            <w:pPr>
+              <w:rPr>
+                <w:rFonts w:cstheme="minorHAnsi"/>
+              </w:rPr>
+            </w:pPr>
+            <w:r>
+              <w:rPr>
+                <w:rFonts w:cstheme="minorHAnsi"/>
+              </w:rPr>
+              <w:t>15,20,25,30</w:t>
+            </w:r>
+          </w:p>
+        </w:tc>
+        <w:tc>
+          <w:tcPr>
+            <w:tcW w:w="3117" w:type="dxa"/>
+          </w:tcPr>
+          <w:p>
+            <w:pPr>
+              <w:rPr>
+                <w:rFonts w:cstheme="minorHAnsi"/>
+              </w:rPr>
+            </w:pPr>
+            <w:r>
+              <w:rPr>
+                <w:rFonts w:cstheme="minorHAnsi"/>
+              </w:rPr>
+              <w:t>4</w:t>
+            </w:r>
+          </w:p>
+        </w:tc>
+      </w:tr>
+      <w:tr>
+        <w:tc>
+          <w:tcPr>
+            <w:tcW w:w="3116" w:type="dxa"/>
+          </w:tcPr>
+          <w:p>
+            <w:pPr>
+              <w:rPr>
+                <w:rFonts w:cstheme="minorHAnsi"/>
+              </w:rPr>
+            </w:pPr>
+            <w:r>
+              <w:rPr>
+                <w:rFonts w:cstheme="minorHAnsi"/>
+              </w:rPr>
+              <w:t>MACD</w:t>
+            </w:r>
+          </w:p>
+        </w:tc>
+        <w:tc>
+          <w:tcPr>
+            <w:tcW w:w="3117" w:type="dxa"/>
+          </w:tcPr>
+          <w:p>
+            <w:pPr>
+              <w:rPr>
+                <w:rFonts w:cstheme="minorHAnsi"/>
+              </w:rPr>
+            </w:pPr>
+            <w:r>
+              <w:rPr>
+                <w:rFonts w:cstheme="minorHAnsi"/>
+              </w:rPr>
+              <w:t>26,12 – 28,14- 30,16</w:t>
+            </w:r>
+          </w:p>
+        </w:tc>
+        <w:tc>
+          <w:tcPr>
+            <w:tcW w:w="3117" w:type="dxa"/>
+          </w:tcPr>
+          <w:p>
+            <w:pPr>
+              <w:rPr>
+                <w:rFonts w:cstheme="minorHAnsi"/>
+              </w:rPr>
+            </w:pPr>
+            <w:r>
+              <w:rPr>
+                <w:rFonts w:cstheme="minorHAnsi"/>
+              </w:rPr>
+              <w:t>3</w:t>
+            </w:r>
+          </w:p>
+        </w:tc>
+      </w:tr>
+      <w:tr>
+        <w:tc>
+          <w:tcPr>
+            <w:tcW w:w="3116" w:type="dxa"/>
+          </w:tcPr>
+          <w:p>
+            <w:pPr>
+              <w:rPr>
+                <w:rFonts w:cstheme="minorHAnsi"/>
+              </w:rPr>
+            </w:pPr>
+            <w:proofErr w:type="spellStart"/>
+            <w:r>
+              <w:rPr>
+                <w:rFonts w:cstheme="minorHAnsi"/>
+              </w:rPr>
+              <w:t>MACD_trigger</w:t>
+            </w:r>
+            <w:proofErr w:type="spellEnd"/>
+          </w:p>
+        </w:tc>
+        <w:tc>
+          <w:tcPr>
+            <w:tcW w:w="3117" w:type="dxa"/>
+          </w:tcPr>
+          <w:p>
+            <w:pPr>
+              <w:rPr>
+                <w:rFonts w:cstheme="minorHAnsi"/>
+              </w:rPr>
+            </w:pPr>
+            <w:r>
+              <w:rPr>
+                <w:rFonts w:cstheme="minorHAnsi"/>
+              </w:rPr>
+              <w:t>9,26,12- 10,28,14- 11,30,16</w:t>
+            </w:r>
+          </w:p>
+        </w:tc>
+        <w:tc>
+          <w:tcPr>
+            <w:tcW w:w="3117" w:type="dxa"/>
+          </w:tcPr>
+          <w:p>
+            <w:pPr>
+              <w:rPr>
+                <w:rFonts w:cstheme="minorHAnsi"/>
+              </w:rPr>
+            </w:pPr>
+            <w:r>
+              <w:rPr>
+                <w:rFonts w:cstheme="minorHAnsi"/>
+              </w:rPr>
+              <w:t>3</w:t>
+            </w:r>
+          </w:p>
+        </w:tc>
+      </w:tr>
+      <w:tr>
+        <w:tc>
+          <w:tcPr>
+            <w:tcW w:w="3116" w:type="dxa"/>
+          </w:tcPr>
+          <w:p>
+            <w:pPr>
+              <w:rPr>
+                <w:rFonts w:cstheme="minorHAnsi"/>
+              </w:rPr>
+            </w:pPr>
+            <w:r>
+              <w:rPr>
+                <w:rFonts w:cstheme="minorHAnsi"/>
+              </w:rPr>
+              <w:t>William %R</w:t>
+            </w:r>
+          </w:p>
+        </w:tc>
+        <w:tc>
+          <w:tcPr>
+            <w:tcW w:w="3117" w:type="dxa"/>
+          </w:tcPr>
+          <w:p>
+            <w:pPr>
+              <w:rPr>
+                <w:rFonts w:cstheme="minorHAnsi"/>
+              </w:rPr>
+            </w:pPr>
+            <w:r>
+              <w:rPr>
+                <w:rFonts w:cstheme="minorHAnsi"/>
+              </w:rPr>
+              <w:t>14-18-22</w:t>
+            </w:r>
+          </w:p>
+        </w:tc>
+        <w:tc>
+          <w:tcPr>
+            <w:tcW w:w="3117" w:type="dxa"/>
+          </w:tcPr>
+          <w:p>
+            <w:pPr>
+              <w:rPr>
+                <w:rFonts w:cstheme="minorHAnsi"/>
+              </w:rPr>
+            </w:pPr>
+            <w:r>
+              <w:rPr>
+                <w:rFonts w:cstheme="minorHAnsi"/>
+              </w:rPr>
+              <w:t>3</w:t>
+            </w:r>
+          </w:p>
+        </w:tc>
+      </w:tr>
+      <w:tr>
+        <w:tc>
+          <w:tcPr>
+            <w:tcW w:w="3116" w:type="dxa"/>
+          </w:tcPr>
+          <w:p>
+            <w:pPr>
+              <w:rPr>
+                <w:rFonts w:cstheme="minorHAnsi"/>
+              </w:rPr>
+            </w:pPr>
+            <w:r>
+              <w:rPr>
+                <w:rFonts w:cstheme="minorHAnsi"/>
+              </w:rPr>
+              <w:t>Stochastic oscillator</w:t>
+            </w:r>
+          </w:p>
+        </w:tc>
+        <w:tc>
+          <w:tcPr>
+            <w:tcW w:w="3117" w:type="dxa"/>
+          </w:tcPr>
+          <w:p>
+            <w:pPr>
+              <w:rPr>
+                <w:rFonts w:cstheme="minorHAnsi"/>
+              </w:rPr>
+            </w:pPr>
+            <w:r>
+              <w:rPr>
+                <w:rFonts w:cstheme="minorHAnsi"/>
+              </w:rPr>
+              <w:t>14-18-22</w:t>
+            </w:r>
+          </w:p>
+        </w:tc>
+        <w:tc>
+          <w:tcPr>
+            <w:tcW w:w="3117" w:type="dxa"/>
+          </w:tcPr>
+          <w:p>
+            <w:pPr>
+              <w:rPr>
+                <w:rFonts w:cstheme="minorHAnsi"/>
+              </w:rPr>
+            </w:pPr>
+            <w:r>
+              <w:rPr>
+                <w:rFonts w:cstheme="minorHAnsi"/>
+              </w:rPr>
+              <w:t>3</w:t>
+            </w:r>
+          </w:p>
+        </w:tc>
+      </w:tr>
+      <w:tr>
+        <w:tc>
+          <w:tcPr>
+            <w:tcW w:w="3116" w:type="dxa"/>
+          </w:tcPr>
+          <w:p>
+            <w:pPr>
+              <w:rPr>
+                <w:rFonts w:cstheme="minorHAnsi"/>
+              </w:rPr>
+            </w:pPr>
+            <w:r>
+              <w:rPr>
+                <w:rFonts w:cstheme="minorHAnsi"/>
+              </w:rPr>
+              <w:t>Ultimate oscillator</w:t>
+            </w:r>
+          </w:p>
+        </w:tc>
+        <w:tc>
+          <w:tcPr>
+            <w:tcW w:w="3117" w:type="dxa"/>
+          </w:tcPr>
+          <w:p>
+            <w:pPr>
+              <w:rPr>
+                <w:rFonts w:cstheme="minorHAnsi"/>
+              </w:rPr>
+            </w:pPr>
+            <w:r>
+              <w:rPr>
+                <w:rFonts w:cstheme="minorHAnsi"/>
+              </w:rPr>
+              <w:t>7,14,28-8,16,22-9,18,36</w:t>
+            </w:r>
+          </w:p>
+        </w:tc>
+        <w:tc>
+          <w:tcPr>
+            <w:tcW w:w="3117" w:type="dxa"/>
+          </w:tcPr>
+          <w:p>
+            <w:pPr>
+              <w:rPr>
+                <w:rFonts w:cstheme="minorHAnsi"/>
+              </w:rPr>
+            </w:pPr>
+            <w:r>
+              <w:rPr>
+                <w:rFonts w:cstheme="minorHAnsi"/>
+              </w:rPr>
+              <w:t>3</w:t>
+            </w:r>
+          </w:p>
+        </w:tc>
+      </w:tr>
+      <w:tr>
+        <w:tc>
+          <w:tcPr>
+            <w:tcW w:w="3116" w:type="dxa"/>
+          </w:tcPr>
+          <w:p>
+            <w:pPr>
+              <w:rPr>
+                <w:rFonts w:cstheme="minorHAnsi"/>
+              </w:rPr>
+            </w:pPr>
+            <w:r>
+              <w:rPr>
+                <w:rFonts w:cstheme="minorHAnsi"/>
+              </w:rPr>
+              <w:t>MFI</w:t>
+            </w:r>
+          </w:p>
+        </w:tc>
+        <w:tc>
+          <w:tcPr>
+            <w:tcW w:w="3117" w:type="dxa"/>
+          </w:tcPr>
+          <w:p>
+            <w:pPr>
+              <w:rPr>
+                <w:rFonts w:cstheme="minorHAnsi"/>
+              </w:rPr>
+            </w:pPr>
+            <w:r>
+              <w:rPr>
+                <w:rFonts w:cstheme="minorHAnsi"/>
+              </w:rPr>
+              <w:t>14-18-22</w:t>
+            </w:r>
+          </w:p>
+        </w:tc>
+        <w:tc>
+          <w:tcPr>
+            <w:tcW w:w="3117" w:type="dxa"/>
+          </w:tcPr>
+          <w:p>
+            <w:pPr>
+              <w:rPr>
+                <w:rFonts w:cstheme="minorHAnsi"/>
+              </w:rPr>
+            </w:pPr>
+            <w:r>
+              <w:rPr>
+                <w:rFonts w:cstheme="minorHAnsi"/>
+              </w:rPr>
+              <w:t>3</w:t>
+            </w:r>
+          </w:p>
+        </w:tc>
+      </w:tr>
+    </w:tbl>
+    <w:p>
+      <w:pPr>
+        <w:ind w:left="360"/>
+        <w:rPr>
+          <w:rFonts w:cstheme="minorHAnsi"/>
+        </w:rPr>
+      </w:pPr>
+    </w:p>
+    <w:p>
+      <w:pPr>
+        <w:ind w:left="360"/>
+        <w:rPr>
+          <w:rFonts w:cstheme="minorHAnsi"/>
+          <w:color w:val="FF0000"/>
+        </w:rPr>
+      </w:pPr>
+    </w:p>
+    <w:p>
+      <w:pPr>
+        <w:ind w:left="360"/>
+        <w:jc w:val="center"/>
+        <w:rPr>
+          <w:rFonts w:cstheme="minorHAnsi"/>
+          <w:color w:val="FF0000"/>
+        </w:rPr>
+      </w:pPr>
+      <w:proofErr w:type="spellStart"/>
+      <w:r>
+        <w:rPr>
+          <w:rFonts w:cstheme="minorHAnsi"/>
+          <w:color w:val="FF0000"/>
+          <w:sz w:val="30"/>
+          <w:szCs w:val="30"/>
+        </w:rPr>
+        <w:t>Todo</w:t>
+      </w:r>
+      <w:proofErr w:type="spellEnd"/>
+      <w:r>
+        <w:rPr>
+          <w:rFonts w:cstheme="minorHAnsi"/>
+          <w:color w:val="FF0000"/>
+        </w:rPr>
+        <w:t>: insert table 1. Here</w:t>
+      </w:r>
+    </w:p>
+    <w:tbl>
+      <w:tblPr>
+        <w:tblStyle w:val="TableGrid"/>
+        <w:tblW w:w="0" w:type="auto"/>
+        <w:tblInd w:w="360" w:type="dxa"/>
+        <w:tblLook w:val="04A0" w:firstRow="1" w:lastRow="0" w:firstColumn="1" w:lastColumn="0" w:noHBand="0" w:noVBand="1"/>
+      </w:tblPr>
+      <w:tblGrid>
+        <w:gridCol w:w="3008"/>
+        <w:gridCol w:w="2982"/>
+        <w:gridCol w:w="3000"/>
+      </w:tblGrid>
+      <w:tr>
+        <w:tc>
+          <w:tcPr>
+            <w:tcW w:w="3116" w:type="dxa"/>
+          </w:tcPr>
+          <w:p>
+            <w:pPr>
+              <w:rPr>
+                <w:rFonts w:cstheme="minorHAnsi"/>
+                <w:color w:val="FF0000"/>
+              </w:rPr>
+            </w:pPr>
+            <w:r>
+              <w:rPr>
+                <w:rFonts w:cstheme="minorHAnsi"/>
+                <w:color w:val="FF0000"/>
+              </w:rPr>
+              <w:t>Name</w:t>
+            </w:r>
+          </w:p>
+        </w:tc>
+        <w:tc>
+          <w:tcPr>
+            <w:tcW w:w="3117" w:type="dxa"/>
+          </w:tcPr>
+          <w:p>
+            <w:pPr>
+              <w:rPr>
+                <w:rFonts w:cstheme="minorHAnsi"/>
+                <w:color w:val="FF0000"/>
+              </w:rPr>
+            </w:pPr>
+            <w:proofErr w:type="spellStart"/>
+            <w:r>
+              <w:rPr>
+                <w:rFonts w:cstheme="minorHAnsi"/>
+                <w:color w:val="FF0000"/>
+              </w:rPr>
+              <w:t>Desc</w:t>
+            </w:r>
+            <w:proofErr w:type="spellEnd"/>
+          </w:p>
+        </w:tc>
+        <w:tc>
+          <w:tcPr>
+            <w:tcW w:w="3117" w:type="dxa"/>
+          </w:tcPr>
+          <w:p>
+            <w:pPr>
+              <w:rPr>
+                <w:rFonts w:cstheme="minorHAnsi"/>
+                <w:color w:val="FF0000"/>
+              </w:rPr>
+            </w:pPr>
+            <w:r>
+              <w:rPr>
+                <w:rFonts w:cstheme="minorHAnsi"/>
+                <w:color w:val="FF0000"/>
+              </w:rPr>
+              <w:t>Formula</w:t>
+            </w:r>
+          </w:p>
+        </w:tc>
+      </w:tr>
+      <w:tr>
+        <w:tc>
+          <w:tcPr>
+            <w:tcW w:w="3116" w:type="dxa"/>
+          </w:tcPr>
+          <w:p>
+            <w:pPr>
+              <w:rPr>
+                <w:rFonts w:cstheme="minorHAnsi"/>
+                <w:color w:val="FF0000"/>
+              </w:rPr>
+            </w:pPr>
+            <w:r>
+              <w:rPr>
+                <w:rFonts w:cstheme="minorHAnsi"/>
+                <w:color w:val="FF0000"/>
+              </w:rPr>
+              <w:t>RSI</w:t>
+            </w:r>
+          </w:p>
+        </w:tc>
+        <w:tc>
+          <w:tcPr>
+            <w:tcW w:w="3117" w:type="dxa"/>
+          </w:tcPr>
+          <w:p>
+            <w:pPr>
+              <w:rPr>
+                <w:rFonts w:cstheme="minorHAnsi"/>
+                <w:color w:val="FF0000"/>
+              </w:rPr>
+            </w:pPr>
+          </w:p>
+        </w:tc>
+        <w:tc>
+          <w:tcPr>
+            <w:tcW w:w="3117" w:type="dxa"/>
+          </w:tcPr>
+          <w:p>
+            <w:pPr>
+              <w:rPr>
+                <w:rFonts w:cstheme="minorHAnsi"/>
+                <w:color w:val="FF0000"/>
+              </w:rPr>
+            </w:pPr>
+          </w:p>
+        </w:tc>
+      </w:tr>
+      <w:tr>
+        <w:tc>
+          <w:tcPr>
+            <w:tcW w:w="3116" w:type="dxa"/>
+          </w:tcPr>
+          <w:p>
+            <w:pPr>
+              <w:rPr>
+                <w:rFonts w:cstheme="minorHAnsi"/>
+                <w:color w:val="FF0000"/>
+              </w:rPr>
+            </w:pPr>
+            <w:r>
+              <w:rPr>
+                <w:rFonts w:cstheme="minorHAnsi"/>
+                <w:color w:val="FF0000"/>
+              </w:rPr>
+              <w:t>SMA</w:t>
+            </w:r>
+          </w:p>
+        </w:tc>
+        <w:tc>
+          <w:tcPr>
+            <w:tcW w:w="3117" w:type="dxa"/>
+          </w:tcPr>
+          <w:p>
+            <w:pPr>
+              <w:rPr>
+                <w:rFonts w:cstheme="minorHAnsi"/>
+                <w:color w:val="FF0000"/>
+              </w:rPr>
+            </w:pPr>
+          </w:p>
+        </w:tc>
+        <w:tc>
+          <w:tcPr>
+            <w:tcW w:w="3117" w:type="dxa"/>
+          </w:tcPr>
+          <w:p>
+            <w:pPr>
+              <w:rPr>
+                <w:rFonts w:cstheme="minorHAnsi"/>
+                <w:color w:val="FF0000"/>
+              </w:rPr>
+            </w:pPr>
+          </w:p>
+        </w:tc>
+      </w:tr>
+      <w:tr>
+        <w:tc>
+          <w:tcPr>
+            <w:tcW w:w="3116" w:type="dxa"/>
+          </w:tcPr>
+          <w:p>
+            <w:pPr>
+              <w:rPr>
+                <w:rFonts w:cstheme="minorHAnsi"/>
+                <w:color w:val="FF0000"/>
+              </w:rPr>
+            </w:pPr>
+            <w:r>
+              <w:rPr>
+                <w:rFonts w:cstheme="minorHAnsi"/>
+                <w:color w:val="FF0000"/>
+              </w:rPr>
+              <w:t>MACD</w:t>
+            </w:r>
+          </w:p>
+        </w:tc>
+        <w:tc>
+          <w:tcPr>
+            <w:tcW w:w="3117" w:type="dxa"/>
+          </w:tcPr>
+          <w:p>
+            <w:pPr>
+              <w:rPr>
+                <w:rFonts w:cstheme="minorHAnsi"/>
+                <w:color w:val="FF0000"/>
+              </w:rPr>
+            </w:pPr>
+          </w:p>
+        </w:tc>
+        <w:tc>
+          <w:tcPr>
+            <w:tcW w:w="3117" w:type="dxa"/>
+          </w:tcPr>
+          <w:p>
+            <w:pPr>
+              <w:rPr>
+                <w:rFonts w:cstheme="minorHAnsi"/>
+                <w:color w:val="FF0000"/>
+              </w:rPr>
+            </w:pPr>
+          </w:p>
+        </w:tc>
+      </w:tr>
+      <w:tr>
+        <w:tc>
+          <w:tcPr>
+            <w:tcW w:w="3116" w:type="dxa"/>
+          </w:tcPr>
+          <w:p>
+            <w:pPr>
+              <w:rPr>
+                <w:rFonts w:cstheme="minorHAnsi"/>
+                <w:color w:val="FF0000"/>
+              </w:rPr>
+            </w:pPr>
+            <w:r>
+              <w:rPr>
+                <w:rFonts w:cstheme="minorHAnsi"/>
+                <w:color w:val="FF0000"/>
+              </w:rPr>
+              <w:t>Williams %R</w:t>
+            </w:r>
+          </w:p>
+        </w:tc>
+        <w:tc>
+          <w:tcPr>
+            <w:tcW w:w="3117" w:type="dxa"/>
+          </w:tcPr>
+          <w:p>
+            <w:pPr>
+              <w:rPr>
+                <w:rFonts w:cstheme="minorHAnsi"/>
+                <w:color w:val="FF0000"/>
+              </w:rPr>
+            </w:pPr>
+          </w:p>
+        </w:tc>
+        <w:tc>
+          <w:tcPr>
+            <w:tcW w:w="3117" w:type="dxa"/>
+          </w:tcPr>
+          <w:p>
+            <w:pPr>
+              <w:rPr>
+                <w:rFonts w:cstheme="minorHAnsi"/>
+                <w:color w:val="FF0000"/>
+              </w:rPr>
+            </w:pPr>
+          </w:p>
+        </w:tc>
+      </w:tr>
+      <w:tr>
+        <w:tc>
+          <w:tcPr>
+            <w:tcW w:w="3116" w:type="dxa"/>
+          </w:tcPr>
+          <w:p>
+            <w:pPr>
+              <w:rPr>
+                <w:rFonts w:cstheme="minorHAnsi"/>
+                <w:color w:val="FF0000"/>
+              </w:rPr>
+            </w:pPr>
+            <w:r>
+              <w:rPr>
+                <w:rFonts w:cstheme="minorHAnsi"/>
+                <w:color w:val="FF0000"/>
+              </w:rPr>
+              <w:t>Stochastic Oscillator</w:t>
+            </w:r>
+          </w:p>
+        </w:tc>
+        <w:tc>
+          <w:tcPr>
+            <w:tcW w:w="3117" w:type="dxa"/>
+          </w:tcPr>
+          <w:p>
+            <w:pPr>
+              <w:rPr>
+                <w:rFonts w:cstheme="minorHAnsi"/>
+                <w:color w:val="FF0000"/>
+              </w:rPr>
+            </w:pPr>
+          </w:p>
+        </w:tc>
+        <w:tc>
+          <w:tcPr>
+            <w:tcW w:w="3117" w:type="dxa"/>
+          </w:tcPr>
+          <w:p>
+            <w:pPr>
+              <w:rPr>
+                <w:rFonts w:cstheme="minorHAnsi"/>
+                <w:color w:val="FF0000"/>
+              </w:rPr>
+            </w:pPr>
+          </w:p>
+        </w:tc>
+      </w:tr>
+      <w:tr>
+        <w:tc>
+          <w:tcPr>
+            <w:tcW w:w="3116" w:type="dxa"/>
+          </w:tcPr>
+          <w:p>
+            <w:pPr>
+              <w:rPr>
+                <w:rFonts w:cstheme="minorHAnsi"/>
+                <w:color w:val="FF0000"/>
+              </w:rPr>
+            </w:pPr>
+            <w:r>
+              <w:rPr>
+                <w:rFonts w:cstheme="minorHAnsi"/>
+                <w:color w:val="FF0000"/>
+              </w:rPr>
+              <w:t>Ultimate Oscillator</w:t>
+            </w:r>
+          </w:p>
+        </w:tc>
+        <w:tc>
+          <w:tcPr>
+            <w:tcW w:w="3117" w:type="dxa"/>
+          </w:tcPr>
+          <w:p>
+            <w:pPr>
+              <w:rPr>
+                <w:rFonts w:cstheme="minorHAnsi"/>
+                <w:color w:val="FF0000"/>
+              </w:rPr>
+            </w:pPr>
+          </w:p>
+        </w:tc>
+        <w:tc>
+          <w:tcPr>
+            <w:tcW w:w="3117" w:type="dxa"/>
+          </w:tcPr>
+          <w:p>
+            <w:pPr>
+              <w:rPr>
+                <w:rFonts w:cstheme="minorHAnsi"/>
+                <w:color w:val="FF0000"/>
+              </w:rPr>
+            </w:pPr>
+          </w:p>
+        </w:tc>
+      </w:tr>
+      <w:tr>
+        <w:tc>
+          <w:tcPr>
+            <w:tcW w:w="3116" w:type="dxa"/>
+          </w:tcPr>
+          <w:p>
+            <w:pPr>
+              <w:rPr>
+                <w:rFonts w:cstheme="minorHAnsi"/>
+                <w:color w:val="FF0000"/>
+              </w:rPr>
+            </w:pPr>
+            <w:r>
+              <w:rPr>
+                <w:rFonts w:cstheme="minorHAnsi"/>
+                <w:color w:val="FF0000"/>
+              </w:rPr>
+              <w:t>MFI</w:t>
+            </w:r>
+          </w:p>
+        </w:tc>
+        <w:tc>
+          <w:tcPr>
+            <w:tcW w:w="3117" w:type="dxa"/>
+          </w:tcPr>
+          <w:p>
+            <w:pPr>
+              <w:rPr>
+                <w:rFonts w:cstheme="minorHAnsi"/>
+                <w:color w:val="FF0000"/>
+              </w:rPr>
+            </w:pPr>
+          </w:p>
+        </w:tc>
+        <w:tc>
+          <w:tcPr>
+            <w:tcW w:w="3117" w:type="dxa"/>
+          </w:tcPr>
+          <w:p>
+            <w:pPr>
+              <w:rPr>
+                <w:rFonts w:cstheme="minorHAnsi"/>
+                <w:color w:val="FF0000"/>
+              </w:rPr>
+            </w:pPr>
+          </w:p>
+        </w:tc>
+      </w:tr>
+    </w:tbl>
+    <w:p>
+      <w:pPr>
+        <w:ind w:left="360"/>
+        <w:rPr>
+          <w:rFonts w:cstheme="minorHAnsi"/>
+          <w:color w:val="FF0000"/>
+        </w:rPr>
+      </w:pPr>
+    </w:p>
+    <w:p>
+      <w:pPr>
+        <w:ind w:left="360"/>
+        <w:rPr>
+          <w:lang w:val="tr-TR"/>
+        </w:rPr>
+      </w:pPr>
+    </w:p>
+    <w:p>
+      <w:pPr>
+        <w:ind w:left="360"/>
+        <w:rPr>
+          <w:lang w:val="tr-TR"/>
+        </w:rPr>
+      </w:pPr>
+      <w:r>
+        <w:rPr>
+          <w:lang w:val="tr-TR"/>
+        </w:rPr>
+        <w:t>RSI, SMA, MACD, Williams R, Stochastic Osilatör, Ultimate Osilatör ve MFI</w:t>
+      </w:r>
+    </w:p>
+    <w:p>
+      <w:pPr>
+        <w:pStyle w:val="HTMLPreformatted"/>
+        <w:pBdr>
+          <w:top w:val="single" w:sz="6" w:space="7" w:color="CCCCCC"/>
+          <w:left w:val="single" w:sz="6" w:space="7" w:color="CCCCCC"/>
+          <w:bottom w:val="single" w:sz="6" w:space="7" w:color="CCCCCC"/>
+          <w:right w:val="single" w:sz="6" w:space="7" w:color="CCCCCC"/>
+        </w:pBdr>
+        <w:shd w:val="clear" w:color="auto" w:fill="F5F5F5"/>
+        <w:wordWrap w:val="0"/>
+        <w:spacing w:after="150"/>
+        <w:rPr>
+          <w:color w:val="333333"/>
+        </w:rPr>
+      </w:pPr>
+      <w:r>
+        <w:rPr>
+          <w:color w:val="FF0000"/>
+          <w:lang w:val="tr-TR"/>
+        </w:rPr>
+        <w:t xml:space="preserve">RSI: </w:t>
+      </w:r>
+      <w:r>
+        <w:rPr>
+          <w:rFonts w:ascii="Arial" w:hAnsi="Arial" w:cs="Arial"/>
+          <w:color w:val="000000"/>
+          <w:shd w:val="clear" w:color="auto" w:fill="FFFFFF"/>
+        </w:rPr>
+        <w:t>The RSI provides a relative evaluation of the strength of a security's recent price performance, thus making it a momentum indicator. RSI values range from 0 to 100. The default time frame for comparing up periods to down periods is 14, as in 14 trading days.</w:t>
+      </w:r>
+      <w:r>
+        <w:rPr>
+          <w:rFonts w:ascii="Arial" w:hAnsi="Arial" w:cs="Arial"/>
+          <w:color w:val="000000"/>
+        </w:rPr>
+        <w:br/>
+      </w:r>
+      <w:r>
+        <w:rPr>
+          <w:rFonts w:ascii="Arial" w:hAnsi="Arial" w:cs="Arial"/>
+          <w:color w:val="000000"/>
+        </w:rPr>
+        <w:br/>
+      </w:r>
+      <w:r>
+        <w:rPr>
+          <w:color w:val="333333"/>
+        </w:rPr>
+        <w:br/>
+      </w:r>
+    </w:p>
+    <w:p>
+      <w:pPr>
+        <w:pStyle w:val="HTMLPreformatted"/>
+        <w:pBdr>
+          <w:top w:val="single" w:sz="6" w:space="7" w:color="CCCCCC"/>
+          <w:left w:val="single" w:sz="6" w:space="7" w:color="CCCCCC"/>
+          <w:bottom w:val="single" w:sz="6" w:space="7" w:color="CCCCCC"/>
+          <w:right w:val="single" w:sz="6" w:space="7" w:color="CCCCCC"/>
+        </w:pBdr>
+        <w:shd w:val="clear" w:color="auto" w:fill="F5F5F5"/>
+        <w:wordWrap w:val="0"/>
+        <w:spacing w:after="150"/>
+        <w:rPr>
+          <w:color w:val="333333"/>
+        </w:rPr>
+      </w:pPr>
+      <w:r>
+        <w:rPr>
+          <w:color w:val="333333"/>
+        </w:rPr>
+        <w:t xml:space="preserve">                  100</w:t>
+      </w:r>
+    </w:p>
+    <w:p>
+      <w:pPr>
+        <w:pStyle w:val="HTMLPreformatted"/>
+        <w:pBdr>
+          <w:top w:val="single" w:sz="6" w:space="7" w:color="CCCCCC"/>
+          <w:left w:val="single" w:sz="6" w:space="7" w:color="CCCCCC"/>
+          <w:bottom w:val="single" w:sz="6" w:space="7" w:color="CCCCCC"/>
+          <w:right w:val="single" w:sz="6" w:space="7" w:color="CCCCCC"/>
+        </w:pBdr>
+        <w:shd w:val="clear" w:color="auto" w:fill="F5F5F5"/>
+        <w:wordWrap w:val="0"/>
+        <w:spacing w:after="150"/>
+        <w:rPr>
+          <w:color w:val="333333"/>
+        </w:rPr>
+      </w:pPr>
+      <w:r>
+        <w:rPr>
+          <w:color w:val="333333"/>
+        </w:rPr>
+        <w:t xml:space="preserve">    RSI = 100 - --------</w:t>
+      </w:r>
+    </w:p>
+    <w:p>
+      <w:pPr>
+        <w:pStyle w:val="HTMLPreformatted"/>
+        <w:pBdr>
+          <w:top w:val="single" w:sz="6" w:space="7" w:color="CCCCCC"/>
+          <w:left w:val="single" w:sz="6" w:space="7" w:color="CCCCCC"/>
+          <w:bottom w:val="single" w:sz="6" w:space="7" w:color="CCCCCC"/>
+          <w:right w:val="single" w:sz="6" w:space="7" w:color="CCCCCC"/>
+        </w:pBdr>
+        <w:shd w:val="clear" w:color="auto" w:fill="F5F5F5"/>
+        <w:wordWrap w:val="0"/>
+        <w:spacing w:after="150"/>
+        <w:rPr>
+          <w:color w:val="333333"/>
+        </w:rPr>
+      </w:pPr>
+      <w:r>
+        <w:rPr>
+          <w:color w:val="333333"/>
+        </w:rPr>
+        <w:t xml:space="preserve">                 1 + RS</w:t>
+      </w:r>
+    </w:p>
+    <w:p>
+      <w:pPr>
+        <w:pStyle w:val="HTMLPreformatted"/>
+        <w:pBdr>
+          <w:top w:val="single" w:sz="6" w:space="7" w:color="CCCCCC"/>
+          <w:left w:val="single" w:sz="6" w:space="7" w:color="CCCCCC"/>
+          <w:bottom w:val="single" w:sz="6" w:space="7" w:color="CCCCCC"/>
+          <w:right w:val="single" w:sz="6" w:space="7" w:color="CCCCCC"/>
+        </w:pBdr>
+        <w:shd w:val="clear" w:color="auto" w:fill="F5F5F5"/>
+        <w:wordWrap w:val="0"/>
+        <w:spacing w:after="150"/>
+        <w:rPr>
+          <w:color w:val="333333"/>
+        </w:rPr>
+      </w:pPr>
+    </w:p>
+    <w:p>
+      <w:pPr>
+        <w:pStyle w:val="HTMLPreformatted"/>
+        <w:pBdr>
+          <w:top w:val="single" w:sz="6" w:space="7" w:color="CCCCCC"/>
+          <w:left w:val="single" w:sz="6" w:space="7" w:color="CCCCCC"/>
+          <w:bottom w:val="single" w:sz="6" w:space="7" w:color="CCCCCC"/>
+          <w:right w:val="single" w:sz="6" w:space="7" w:color="CCCCCC"/>
+        </w:pBdr>
+        <w:shd w:val="clear" w:color="auto" w:fill="F5F5F5"/>
+        <w:wordWrap w:val="0"/>
+        <w:spacing w:after="150"/>
+        <w:rPr>
+          <w:color w:val="333333"/>
+        </w:rPr>
+      </w:pPr>
+      <w:r>
+        <w:rPr>
+          <w:color w:val="333333"/>
+        </w:rPr>
+        <w:t xml:space="preserve">    RS = Average Gain / Average Loss</w:t>
+      </w:r>
+    </w:p>
+    <w:p>
+      <w:pPr>
+        <w:pStyle w:val="NormalWeb"/>
+        <w:ind w:left="360"/>
+        <w:rPr>
+          <w:rFonts w:ascii="Arial" w:hAnsi="Arial" w:cs="Arial"/>
+          <w:color w:val="000000"/>
+          <w:sz w:val="20"/>
+          <w:szCs w:val="20"/>
+        </w:rPr>
+      </w:pPr>
+    </w:p>
+    <w:p>
+      <w:pPr>
+        <w:spacing w:before="100" w:beforeAutospacing="1" w:after="100" w:afterAutospacing="1" w:line="240" w:lineRule="auto"/>
+        <w:ind w:left="360"/>
+        <w:rPr>
+          <w:rFonts w:ascii="Arial" w:eastAsia="Times New Roman" w:hAnsi="Arial" w:cs="Arial"/>
+          <w:color w:val="000000"/>
+          <w:sz w:val="20"/>
+          <w:szCs w:val="20"/>
+        </w:rPr>
+      </w:pPr>
+      <w:r>
+        <w:rPr>
+          <w:rFonts w:ascii="Arial" w:eastAsia="Times New Roman" w:hAnsi="Arial" w:cs="Arial"/>
+          <w:color w:val="000000"/>
+          <w:sz w:val="20"/>
+          <w:szCs w:val="20"/>
+        </w:rPr>
+        <w:t>Where RS = Average gain of up periods during the specified time frame / Average loss of down periods during the specified time frame/</w:t>
+      </w:r>
+    </w:p>
+    <w:p>
+      <w:pPr>
+        <w:spacing w:before="100" w:beforeAutospacing="1" w:after="100" w:afterAutospacing="1" w:line="240" w:lineRule="auto"/>
+        <w:ind w:left="360"/>
+        <w:rPr>
+          <w:rFonts w:ascii="Arial" w:hAnsi="Arial" w:cs="Arial"/>
+          <w:color w:val="000000"/>
+          <w:shd w:val="clear" w:color="auto" w:fill="FFFFFF"/>
+        </w:rPr>
+      </w:pPr>
+      <w:r>
+        <w:rPr>
+          <w:rFonts w:ascii="Arial" w:eastAsia="Times New Roman" w:hAnsi="Arial" w:cs="Arial"/>
+          <w:color w:val="FF0000"/>
+          <w:sz w:val="20"/>
+          <w:szCs w:val="20"/>
+        </w:rPr>
+        <w:lastRenderedPageBreak/>
+        <w:t>SMA:</w:t>
+      </w:r>
+      <w:r>
+        <w:rPr>
+          <w:rFonts w:ascii="Arial" w:hAnsi="Arial" w:cs="Arial"/>
+          <w:color w:val="FF0000"/>
+          <w:shd w:val="clear" w:color="auto" w:fill="FFFFFF"/>
+        </w:rPr>
+        <w:t xml:space="preserve"> </w:t>
+      </w:r>
+      <w:r>
+        <w:rPr>
+          <w:rFonts w:ascii="Arial" w:hAnsi="Arial" w:cs="Arial"/>
+          <w:color w:val="000000"/>
+          <w:shd w:val="clear" w:color="auto" w:fill="FFFFFF"/>
+        </w:rPr>
+        <w:t>A simple moving average (SMA) is an arithmetic </w:t>
+      </w:r>
+      <w:hyperlink r:id="rId5" w:history="1">
+        <w:r>
+          <w:rPr>
+            <w:rStyle w:val="Hyperlink"/>
+            <w:rFonts w:ascii="Arial" w:hAnsi="Arial" w:cs="Arial"/>
+            <w:color w:val="005B9D"/>
+          </w:rPr>
+          <w:t>moving average</w:t>
+        </w:r>
+      </w:hyperlink>
+      <w:r>
+        <w:rPr>
+          <w:rFonts w:ascii="Arial" w:hAnsi="Arial" w:cs="Arial"/>
+          <w:color w:val="000000"/>
+          <w:shd w:val="clear" w:color="auto" w:fill="FFFFFF"/>
+        </w:rPr>
+        <w:t> calculated by adding the </w:t>
+      </w:r>
+      <w:hyperlink r:id="rId6" w:history="1">
+        <w:r>
+          <w:rPr>
+            <w:rStyle w:val="Hyperlink"/>
+            <w:rFonts w:ascii="Arial" w:hAnsi="Arial" w:cs="Arial"/>
+            <w:color w:val="005B9D"/>
+          </w:rPr>
+          <w:t>closing price</w:t>
+        </w:r>
+      </w:hyperlink>
+      <w:r>
+        <w:rPr>
+          <w:rFonts w:ascii="Arial" w:hAnsi="Arial" w:cs="Arial"/>
+          <w:color w:val="000000"/>
+          <w:shd w:val="clear" w:color="auto" w:fill="FFFFFF"/>
+        </w:rPr>
+        <w:t> of the security for a number of time periods and then dividing this total by the number of time periods.</w:t>
+      </w:r>
+    </w:p>
+    <w:p>
+      <w:pPr>
+        <w:pStyle w:val="HTMLPreformatted"/>
+        <w:pBdr>
+          <w:top w:val="single" w:sz="6" w:space="7" w:color="CCCCCC"/>
+          <w:left w:val="single" w:sz="6" w:space="7" w:color="CCCCCC"/>
+          <w:bottom w:val="single" w:sz="6" w:space="7" w:color="CCCCCC"/>
+          <w:right w:val="single" w:sz="6" w:space="7" w:color="CCCCCC"/>
+        </w:pBdr>
+        <w:shd w:val="clear" w:color="auto" w:fill="F5F5F5"/>
+        <w:wordWrap w:val="0"/>
+        <w:spacing w:after="150"/>
+        <w:rPr>
+          <w:rFonts w:ascii="Consolas" w:hAnsi="Consolas"/>
+          <w:color w:val="333333"/>
+        </w:rPr>
+      </w:pPr>
+      <w:r>
+        <w:rPr>
+          <w:rFonts w:ascii="Consolas" w:hAnsi="Consolas"/>
+          <w:color w:val="333333"/>
+        </w:rPr>
+        <w:t>Daily Closing Prices: 11,12,13,14,15,16,17</w:t>
+      </w:r>
+    </w:p>
+    <w:p>
+      <w:pPr>
+        <w:pStyle w:val="HTMLPreformatted"/>
+        <w:pBdr>
+          <w:top w:val="single" w:sz="6" w:space="7" w:color="CCCCCC"/>
+          <w:left w:val="single" w:sz="6" w:space="7" w:color="CCCCCC"/>
+          <w:bottom w:val="single" w:sz="6" w:space="7" w:color="CCCCCC"/>
+          <w:right w:val="single" w:sz="6" w:space="7" w:color="CCCCCC"/>
+        </w:pBdr>
+        <w:shd w:val="clear" w:color="auto" w:fill="F5F5F5"/>
+        <w:wordWrap w:val="0"/>
+        <w:spacing w:after="150"/>
+        <w:rPr>
+          <w:rFonts w:ascii="Consolas" w:hAnsi="Consolas"/>
+          <w:color w:val="333333"/>
+        </w:rPr>
+      </w:pPr>
+    </w:p>
+    <w:p>
+      <w:pPr>
+        <w:pStyle w:val="HTMLPreformatted"/>
+        <w:pBdr>
+          <w:top w:val="single" w:sz="6" w:space="7" w:color="CCCCCC"/>
+          <w:left w:val="single" w:sz="6" w:space="7" w:color="CCCCCC"/>
+          <w:bottom w:val="single" w:sz="6" w:space="7" w:color="CCCCCC"/>
+          <w:right w:val="single" w:sz="6" w:space="7" w:color="CCCCCC"/>
+        </w:pBdr>
+        <w:shd w:val="clear" w:color="auto" w:fill="F5F5F5"/>
+        <w:wordWrap w:val="0"/>
+        <w:spacing w:after="150"/>
+        <w:rPr>
+          <w:rFonts w:ascii="Consolas" w:hAnsi="Consolas"/>
+          <w:color w:val="333333"/>
+        </w:rPr>
+      </w:pPr>
+      <w:r>
+        <w:rPr>
+          <w:rFonts w:ascii="Consolas" w:hAnsi="Consolas"/>
+          <w:color w:val="333333"/>
+        </w:rPr>
+        <w:t>First day of 5-day SMA: (11 + 12 + 13 + 14 + 15) / 5 = 13</w:t>
+      </w:r>
+    </w:p>
+    <w:p>
+      <w:pPr>
+        <w:pStyle w:val="HTMLPreformatted"/>
+        <w:pBdr>
+          <w:top w:val="single" w:sz="6" w:space="7" w:color="CCCCCC"/>
+          <w:left w:val="single" w:sz="6" w:space="7" w:color="CCCCCC"/>
+          <w:bottom w:val="single" w:sz="6" w:space="7" w:color="CCCCCC"/>
+          <w:right w:val="single" w:sz="6" w:space="7" w:color="CCCCCC"/>
+        </w:pBdr>
+        <w:shd w:val="clear" w:color="auto" w:fill="F5F5F5"/>
+        <w:wordWrap w:val="0"/>
+        <w:spacing w:after="150"/>
+        <w:rPr>
+          <w:rFonts w:ascii="Consolas" w:hAnsi="Consolas"/>
+          <w:color w:val="333333"/>
+        </w:rPr>
+      </w:pPr>
+    </w:p>
+    <w:p>
+      <w:pPr>
+        <w:pStyle w:val="HTMLPreformatted"/>
+        <w:pBdr>
+          <w:top w:val="single" w:sz="6" w:space="7" w:color="CCCCCC"/>
+          <w:left w:val="single" w:sz="6" w:space="7" w:color="CCCCCC"/>
+          <w:bottom w:val="single" w:sz="6" w:space="7" w:color="CCCCCC"/>
+          <w:right w:val="single" w:sz="6" w:space="7" w:color="CCCCCC"/>
+        </w:pBdr>
+        <w:shd w:val="clear" w:color="auto" w:fill="F5F5F5"/>
+        <w:wordWrap w:val="0"/>
+        <w:spacing w:after="150"/>
+        <w:rPr>
+          <w:rFonts w:ascii="Consolas" w:hAnsi="Consolas"/>
+          <w:color w:val="333333"/>
+        </w:rPr>
+      </w:pPr>
+      <w:r>
+        <w:rPr>
+          <w:rFonts w:ascii="Consolas" w:hAnsi="Consolas"/>
+          <w:color w:val="333333"/>
+        </w:rPr>
+        <w:t>Second day of 5-day SMA: (12 + 13 + 14 + 15 + 16) / 5 = 14</w:t>
+      </w:r>
+    </w:p>
+    <w:p>
+      <w:pPr>
+        <w:pStyle w:val="HTMLPreformatted"/>
+        <w:pBdr>
+          <w:top w:val="single" w:sz="6" w:space="7" w:color="CCCCCC"/>
+          <w:left w:val="single" w:sz="6" w:space="7" w:color="CCCCCC"/>
+          <w:bottom w:val="single" w:sz="6" w:space="7" w:color="CCCCCC"/>
+          <w:right w:val="single" w:sz="6" w:space="7" w:color="CCCCCC"/>
+        </w:pBdr>
+        <w:shd w:val="clear" w:color="auto" w:fill="F5F5F5"/>
+        <w:wordWrap w:val="0"/>
+        <w:spacing w:after="150"/>
+        <w:rPr>
+          <w:rFonts w:ascii="Consolas" w:hAnsi="Consolas"/>
+          <w:color w:val="333333"/>
+        </w:rPr>
+      </w:pPr>
+    </w:p>
+    <w:p>
+      <w:pPr>
+        <w:pStyle w:val="HTMLPreformatted"/>
+        <w:pBdr>
+          <w:top w:val="single" w:sz="6" w:space="7" w:color="CCCCCC"/>
+          <w:left w:val="single" w:sz="6" w:space="7" w:color="CCCCCC"/>
+          <w:bottom w:val="single" w:sz="6" w:space="7" w:color="CCCCCC"/>
+          <w:right w:val="single" w:sz="6" w:space="7" w:color="CCCCCC"/>
+        </w:pBdr>
+        <w:shd w:val="clear" w:color="auto" w:fill="F5F5F5"/>
+        <w:wordWrap w:val="0"/>
+        <w:spacing w:after="150"/>
+        <w:rPr>
+          <w:rFonts w:ascii="Consolas" w:hAnsi="Consolas"/>
+          <w:color w:val="333333"/>
+        </w:rPr>
+      </w:pPr>
+      <w:r>
+        <w:rPr>
+          <w:rFonts w:ascii="Consolas" w:hAnsi="Consolas"/>
+          <w:color w:val="333333"/>
+        </w:rPr>
+        <w:t>Third day of 5-day SMA: (13 + 14 + 15 + 16 + 17) / 5 = 15</w:t>
+      </w:r>
+    </w:p>
+    <w:p>
+      <w:pPr>
+        <w:spacing w:before="100" w:beforeAutospacing="1" w:after="100" w:afterAutospacing="1" w:line="240" w:lineRule="auto"/>
+        <w:ind w:left="360"/>
+        <w:rPr>
+          <w:rFonts w:ascii="Arial" w:hAnsi="Arial" w:cs="Arial"/>
+          <w:color w:val="000000"/>
+          <w:shd w:val="clear" w:color="auto" w:fill="FFFFFF"/>
+        </w:rPr>
+      </w:pPr>
+      <w:r>
+        <w:rPr>
+          <w:rFonts w:ascii="Arial" w:hAnsi="Arial" w:cs="Arial"/>
+          <w:color w:val="000000"/>
+        </w:rPr>
+        <w:br/>
+      </w:r>
+      <w:r>
+        <w:rPr>
+          <w:rFonts w:ascii="Arial" w:eastAsia="Times New Roman" w:hAnsi="Arial" w:cs="Arial"/>
+          <w:color w:val="FF0000"/>
+          <w:sz w:val="20"/>
+          <w:szCs w:val="20"/>
+        </w:rPr>
+        <w:t xml:space="preserve">EMA: </w:t>
+      </w:r>
+      <w:r>
+        <w:rPr>
+          <w:rFonts w:ascii="Arial" w:hAnsi="Arial" w:cs="Arial"/>
+          <w:color w:val="000000"/>
+          <w:shd w:val="clear" w:color="auto" w:fill="FFFFFF"/>
+        </w:rPr>
+        <w:t>An exponential moving average (EMA) is a type of </w:t>
+      </w:r>
+      <w:hyperlink r:id="rId7" w:history="1">
+        <w:r>
+          <w:rPr>
+            <w:rStyle w:val="Hyperlink"/>
+            <w:rFonts w:ascii="Arial" w:hAnsi="Arial" w:cs="Arial"/>
+            <w:color w:val="005B9D"/>
+          </w:rPr>
+          <w:t>moving average</w:t>
+        </w:r>
+      </w:hyperlink>
+      <w:r>
+        <w:rPr>
+          <w:rFonts w:ascii="Arial" w:hAnsi="Arial" w:cs="Arial"/>
+          <w:color w:val="000000"/>
+          <w:shd w:val="clear" w:color="auto" w:fill="FFFFFF"/>
+        </w:rPr>
+        <w:t xml:space="preserve"> that is </w:t>
+      </w:r>
+      <w:proofErr w:type="gramStart"/>
+      <w:r>
+        <w:rPr>
+          <w:rFonts w:ascii="Arial" w:hAnsi="Arial" w:cs="Arial"/>
+          <w:color w:val="000000"/>
+          <w:shd w:val="clear" w:color="auto" w:fill="FFFFFF"/>
+        </w:rPr>
+        <w:t>similar to</w:t>
+      </w:r>
+      <w:proofErr w:type="gramEnd"/>
+      <w:r>
+        <w:rPr>
+          <w:rFonts w:ascii="Arial" w:hAnsi="Arial" w:cs="Arial"/>
+          <w:color w:val="000000"/>
+          <w:shd w:val="clear" w:color="auto" w:fill="FFFFFF"/>
+        </w:rPr>
+        <w:t xml:space="preserve"> a simple moving average, except that more weight is given to the latest data. It's also known as the exponentially </w:t>
+      </w:r>
+      <w:hyperlink r:id="rId8" w:history="1">
+        <w:r>
+          <w:rPr>
+            <w:rStyle w:val="Hyperlink"/>
+            <w:rFonts w:ascii="Arial" w:hAnsi="Arial" w:cs="Arial"/>
+            <w:color w:val="005B9D"/>
+          </w:rPr>
+          <w:t>weighted</w:t>
+        </w:r>
+      </w:hyperlink>
+      <w:r>
+        <w:rPr>
+          <w:rFonts w:ascii="Arial" w:hAnsi="Arial" w:cs="Arial"/>
+          <w:color w:val="000000"/>
+          <w:shd w:val="clear" w:color="auto" w:fill="FFFFFF"/>
+        </w:rPr>
+        <w:t> moving average. This type of moving average reacts faster to recent </w:t>
+      </w:r>
+      <w:hyperlink r:id="rId9" w:history="1">
+        <w:r>
+          <w:rPr>
+            <w:rStyle w:val="Hyperlink"/>
+            <w:rFonts w:ascii="Arial" w:hAnsi="Arial" w:cs="Arial"/>
+            <w:color w:val="005B9D"/>
+          </w:rPr>
+          <w:t>price changes</w:t>
+        </w:r>
+      </w:hyperlink>
+      <w:r>
+        <w:rPr>
+          <w:rFonts w:ascii="Arial" w:hAnsi="Arial" w:cs="Arial"/>
+          <w:color w:val="000000"/>
+          <w:shd w:val="clear" w:color="auto" w:fill="FFFFFF"/>
+        </w:rPr>
+        <w:t> than a </w:t>
+      </w:r>
+      <w:hyperlink r:id="rId10" w:history="1">
+        <w:r>
+          <w:rPr>
+            <w:rStyle w:val="Hyperlink"/>
+            <w:rFonts w:ascii="Arial" w:hAnsi="Arial" w:cs="Arial"/>
+            <w:color w:val="005B9D"/>
+          </w:rPr>
+          <w:t>simple moving average</w:t>
+        </w:r>
+      </w:hyperlink>
+      <w:r>
+        <w:rPr>
+          <w:rFonts w:ascii="Arial" w:hAnsi="Arial" w:cs="Arial"/>
+          <w:color w:val="000000"/>
+          <w:shd w:val="clear" w:color="auto" w:fill="FFFFFF"/>
+        </w:rPr>
+        <w:t>.</w:t>
+      </w:r>
+    </w:p>
+    <w:p>
+      <w:pPr>
+        <w:pStyle w:val="HTMLPreformatted"/>
+        <w:pBdr>
+          <w:top w:val="single" w:sz="6" w:space="7" w:color="CCCCCC"/>
+          <w:left w:val="single" w:sz="6" w:space="7" w:color="CCCCCC"/>
+          <w:bottom w:val="single" w:sz="6" w:space="7" w:color="CCCCCC"/>
+          <w:right w:val="single" w:sz="6" w:space="7" w:color="CCCCCC"/>
+        </w:pBdr>
+        <w:shd w:val="clear" w:color="auto" w:fill="F5F5F5"/>
+        <w:wordWrap w:val="0"/>
+        <w:spacing w:after="150"/>
+        <w:rPr>
+          <w:rFonts w:ascii="Consolas" w:hAnsi="Consolas"/>
+          <w:color w:val="333333"/>
+        </w:rPr>
+      </w:pPr>
+      <w:r>
+        <w:rPr>
+          <w:rFonts w:ascii="Consolas" w:hAnsi="Consolas"/>
+          <w:color w:val="333333"/>
+        </w:rPr>
+        <w:t xml:space="preserve">Initial SMA: 10-period sum / 10 </w:t>
+      </w:r>
+    </w:p>
+    <w:p>
+      <w:pPr>
+        <w:pStyle w:val="HTMLPreformatted"/>
+        <w:pBdr>
+          <w:top w:val="single" w:sz="6" w:space="7" w:color="CCCCCC"/>
+          <w:left w:val="single" w:sz="6" w:space="7" w:color="CCCCCC"/>
+          <w:bottom w:val="single" w:sz="6" w:space="7" w:color="CCCCCC"/>
+          <w:right w:val="single" w:sz="6" w:space="7" w:color="CCCCCC"/>
+        </w:pBdr>
+        <w:shd w:val="clear" w:color="auto" w:fill="F5F5F5"/>
+        <w:wordWrap w:val="0"/>
+        <w:spacing w:after="150"/>
+        <w:rPr>
+          <w:rFonts w:ascii="Consolas" w:hAnsi="Consolas"/>
+          <w:color w:val="333333"/>
+        </w:rPr>
+      </w:pPr>
+    </w:p>
+    <w:p>
+      <w:pPr>
+        <w:pStyle w:val="HTMLPreformatted"/>
+        <w:pBdr>
+          <w:top w:val="single" w:sz="6" w:space="7" w:color="CCCCCC"/>
+          <w:left w:val="single" w:sz="6" w:space="7" w:color="CCCCCC"/>
+          <w:bottom w:val="single" w:sz="6" w:space="7" w:color="CCCCCC"/>
+          <w:right w:val="single" w:sz="6" w:space="7" w:color="CCCCCC"/>
+        </w:pBdr>
+        <w:shd w:val="clear" w:color="auto" w:fill="F5F5F5"/>
+        <w:wordWrap w:val="0"/>
+        <w:spacing w:after="150"/>
+        <w:rPr>
+          <w:rFonts w:ascii="Consolas" w:hAnsi="Consolas"/>
+          <w:color w:val="333333"/>
+        </w:rPr>
+      </w:pPr>
+      <w:r>
+        <w:rPr>
+          <w:rFonts w:ascii="Consolas" w:hAnsi="Consolas"/>
+          <w:color w:val="333333"/>
+        </w:rPr>
+        <w:t>Multiplier: (2 / (Time periods + 1</w:t>
+      </w:r>
+      <w:proofErr w:type="gramStart"/>
+      <w:r>
+        <w:rPr>
+          <w:rFonts w:ascii="Consolas" w:hAnsi="Consolas"/>
+          <w:color w:val="333333"/>
+        </w:rPr>
+        <w:t>) )</w:t>
+      </w:r>
+      <w:proofErr w:type="gramEnd"/>
+      <w:r>
+        <w:rPr>
+          <w:rFonts w:ascii="Consolas" w:hAnsi="Consolas"/>
+          <w:color w:val="333333"/>
+        </w:rPr>
+        <w:t xml:space="preserve"> = (2 / (10 + 1) ) = 0.1818 (18.18%)</w:t>
+      </w:r>
+    </w:p>
+    <w:p>
+      <w:pPr>
+        <w:pStyle w:val="HTMLPreformatted"/>
+        <w:pBdr>
+          <w:top w:val="single" w:sz="6" w:space="7" w:color="CCCCCC"/>
+          <w:left w:val="single" w:sz="6" w:space="7" w:color="CCCCCC"/>
+          <w:bottom w:val="single" w:sz="6" w:space="7" w:color="CCCCCC"/>
+          <w:right w:val="single" w:sz="6" w:space="7" w:color="CCCCCC"/>
+        </w:pBdr>
+        <w:shd w:val="clear" w:color="auto" w:fill="F5F5F5"/>
+        <w:wordWrap w:val="0"/>
+        <w:spacing w:after="150"/>
+        <w:rPr>
+          <w:rFonts w:ascii="Consolas" w:hAnsi="Consolas"/>
+          <w:color w:val="333333"/>
+        </w:rPr>
+      </w:pPr>
+    </w:p>
+    <w:p>
+      <w:pPr>
+        <w:pStyle w:val="HTMLPreformatted"/>
+        <w:pBdr>
+          <w:top w:val="single" w:sz="6" w:space="7" w:color="CCCCCC"/>
+          <w:left w:val="single" w:sz="6" w:space="7" w:color="CCCCCC"/>
+          <w:bottom w:val="single" w:sz="6" w:space="7" w:color="CCCCCC"/>
+          <w:right w:val="single" w:sz="6" w:space="7" w:color="CCCCCC"/>
+        </w:pBdr>
+        <w:shd w:val="clear" w:color="auto" w:fill="F5F5F5"/>
+        <w:wordWrap w:val="0"/>
+        <w:spacing w:after="150"/>
+        <w:rPr>
+          <w:rFonts w:ascii="Consolas" w:hAnsi="Consolas"/>
+          <w:color w:val="333333"/>
+        </w:rPr>
+      </w:pPr>
+      <w:r>
+        <w:rPr>
+          <w:rFonts w:ascii="Consolas" w:hAnsi="Consolas"/>
+          <w:color w:val="333333"/>
+        </w:rPr>
+        <w:t xml:space="preserve">EMA: {Close - </w:t>
+      </w:r>
+      <w:proofErr w:type="gramStart"/>
+      <w:r>
+        <w:rPr>
+          <w:rFonts w:ascii="Consolas" w:hAnsi="Consolas"/>
+          <w:color w:val="333333"/>
+        </w:rPr>
+        <w:t>EMA(</w:t>
+      </w:r>
+      <w:proofErr w:type="gramEnd"/>
+      <w:r>
+        <w:rPr>
+          <w:rFonts w:ascii="Consolas" w:hAnsi="Consolas"/>
+          <w:color w:val="333333"/>
+        </w:rPr>
+        <w:t xml:space="preserve">previous day)} x multiplier + EMA(previous day). </w:t>
+      </w:r>
+    </w:p>
+    <w:p>
+      <w:pPr>
+        <w:spacing w:before="100" w:beforeAutospacing="1" w:after="100" w:afterAutospacing="1" w:line="240" w:lineRule="auto"/>
+        <w:ind w:left="360"/>
+        <w:rPr>
+          <w:rFonts w:ascii="Arial" w:eastAsia="Times New Roman" w:hAnsi="Arial" w:cs="Arial"/>
+          <w:color w:val="000000"/>
+          <w:sz w:val="20"/>
+          <w:szCs w:val="20"/>
+        </w:rPr>
+      </w:pPr>
+      <w:r>
+        <w:rPr>
+          <w:rFonts w:ascii="Arial" w:hAnsi="Arial" w:cs="Arial"/>
+          <w:color w:val="000000"/>
+        </w:rPr>
+        <w:br/>
+      </w:r>
+    </w:p>
+    <w:p>
+      <w:pPr>
+        <w:spacing w:before="100" w:beforeAutospacing="1" w:after="100" w:afterAutospacing="1" w:line="240" w:lineRule="auto"/>
+        <w:ind w:left="360"/>
+        <w:rPr>
+          <w:rFonts w:ascii="Arial" w:eastAsia="Times New Roman" w:hAnsi="Arial" w:cs="Arial"/>
+          <w:color w:val="000000"/>
+          <w:sz w:val="20"/>
+          <w:szCs w:val="20"/>
+        </w:rPr>
+      </w:pPr>
+      <w:r>
+        <w:rPr>
+          <w:rFonts w:ascii="Arial" w:eastAsia="Times New Roman" w:hAnsi="Arial" w:cs="Arial"/>
+          <w:color w:val="FF0000"/>
+          <w:sz w:val="20"/>
+          <w:szCs w:val="20"/>
+        </w:rPr>
+        <w:t>MACD:</w:t>
+      </w:r>
+      <w:r>
+        <w:rPr>
+          <w:rFonts w:ascii="Georgia" w:hAnsi="Georgia"/>
+          <w:color w:val="FF0000"/>
+          <w:shd w:val="clear" w:color="auto" w:fill="FFFFFF"/>
+        </w:rPr>
+        <w:t xml:space="preserve"> </w:t>
+      </w:r>
+      <w:r>
+        <w:rPr>
+          <w:rFonts w:ascii="Georgia" w:hAnsi="Georgia"/>
+          <w:color w:val="FF0000"/>
+          <w:shd w:val="clear" w:color="auto" w:fill="FFFFFF"/>
+        </w:rPr>
+        <w:t> </w:t>
+      </w:r>
+      <w:r>
+        <w:rPr>
+          <w:rFonts w:ascii="Georgia" w:hAnsi="Georgia"/>
+          <w:color w:val="22313F"/>
+          <w:shd w:val="clear" w:color="auto" w:fill="FFFFFF"/>
+        </w:rPr>
+        <w:t>the Moving Average Convergence/Divergence oscillator (MACD) is one of the simplest and most effective momentum indicators available</w:t>
+      </w:r>
+    </w:p>
+    <w:p>
+      <w:pPr>
+        <w:pBdr>
+          <w:top w:val="single" w:sz="6" w:space="7" w:color="CCCCCC"/>
+          <w:left w:val="single" w:sz="6" w:space="7" w:color="CCCCCC"/>
+          <w:bottom w:val="single" w:sz="6" w:space="7" w:color="CCCCCC"/>
+          <w:right w:val="single" w:sz="6" w:space="7" w:color="CCCCCC"/>
+        </w:pBdr>
+        <w:shd w:val="clear" w:color="auto" w:fill="F5F5F5"/>
+        <w:tabs>
+          <w:tab w:val="left" w:pos="916"/>
+          <w:tab w:val="left" w:pos="1832"/>
+          <w:tab w:val="left" w:pos="2748"/>
+          <w:tab w:val="left" w:pos="3664"/>
+          <w:tab w:val="left" w:pos="4580"/>
+          <w:tab w:val="left" w:pos="5496"/>
+          <w:tab w:val="left" w:pos="6412"/>
+          <w:tab w:val="left" w:pos="7328"/>
+          <w:tab w:val="left" w:pos="8244"/>
+          <w:tab w:val="left" w:pos="9160"/>
+          <w:tab w:val="left" w:pos="10076"/>
+          <w:tab w:val="left" w:pos="10992"/>
+          <w:tab w:val="left" w:pos="11908"/>
+          <w:tab w:val="left" w:pos="12824"/>
+          <w:tab w:val="left" w:pos="13740"/>
+          <w:tab w:val="left" w:pos="14656"/>
+        </w:tabs>
+        <w:wordWrap w:val="0"/>
+        <w:spacing w:after="150" w:line="240" w:lineRule="auto"/>
+        <w:rPr>
+          <w:rFonts w:ascii="Courier New" w:eastAsia="Times New Roman" w:hAnsi="Courier New" w:cs="Courier New"/>
+          <w:color w:val="333333"/>
+          <w:sz w:val="20"/>
+          <w:szCs w:val="20"/>
+        </w:rPr>
+      </w:pPr>
+      <w:r>
+        <w:rPr>
+          <w:rFonts w:ascii="Courier New" w:eastAsia="Times New Roman" w:hAnsi="Courier New" w:cs="Courier New"/>
+          <w:color w:val="333333"/>
+          <w:sz w:val="20"/>
+          <w:szCs w:val="20"/>
+        </w:rPr>
+        <w:t>MACD Line: (12-day EMA - 26-day EMA)</w:t>
+      </w:r>
+    </w:p>
+    <w:p>
+      <w:pPr>
+        <w:pBdr>
+          <w:top w:val="single" w:sz="6" w:space="7" w:color="CCCCCC"/>
+          <w:left w:val="single" w:sz="6" w:space="7" w:color="CCCCCC"/>
+          <w:bottom w:val="single" w:sz="6" w:space="7" w:color="CCCCCC"/>
+          <w:right w:val="single" w:sz="6" w:space="7" w:color="CCCCCC"/>
+        </w:pBdr>
+        <w:shd w:val="clear" w:color="auto" w:fill="F5F5F5"/>
+        <w:tabs>
+          <w:tab w:val="left" w:pos="916"/>
+          <w:tab w:val="left" w:pos="1832"/>
+          <w:tab w:val="left" w:pos="2748"/>
+          <w:tab w:val="left" w:pos="3664"/>
+          <w:tab w:val="left" w:pos="4580"/>
+          <w:tab w:val="left" w:pos="5496"/>
+          <w:tab w:val="left" w:pos="6412"/>
+          <w:tab w:val="left" w:pos="7328"/>
+          <w:tab w:val="left" w:pos="8244"/>
+          <w:tab w:val="left" w:pos="9160"/>
+          <w:tab w:val="left" w:pos="10076"/>
+          <w:tab w:val="left" w:pos="10992"/>
+          <w:tab w:val="left" w:pos="11908"/>
+          <w:tab w:val="left" w:pos="12824"/>
+          <w:tab w:val="left" w:pos="13740"/>
+          <w:tab w:val="left" w:pos="14656"/>
+        </w:tabs>
+        <w:wordWrap w:val="0"/>
+        <w:spacing w:after="150" w:line="240" w:lineRule="auto"/>
+        <w:rPr>
+          <w:rFonts w:ascii="Courier New" w:eastAsia="Times New Roman" w:hAnsi="Courier New" w:cs="Courier New"/>
+          <w:color w:val="333333"/>
+          <w:sz w:val="20"/>
+          <w:szCs w:val="20"/>
+        </w:rPr>
+      </w:pPr>
+    </w:p>
+    <w:p>
+      <w:pPr>
+        <w:pBdr>
+          <w:top w:val="single" w:sz="6" w:space="7" w:color="CCCCCC"/>
+          <w:left w:val="single" w:sz="6" w:space="7" w:color="CCCCCC"/>
+          <w:bottom w:val="single" w:sz="6" w:space="7" w:color="CCCCCC"/>
+          <w:right w:val="single" w:sz="6" w:space="7" w:color="CCCCCC"/>
+        </w:pBdr>
+        <w:shd w:val="clear" w:color="auto" w:fill="F5F5F5"/>
+        <w:tabs>
+          <w:tab w:val="left" w:pos="916"/>
+          <w:tab w:val="left" w:pos="1832"/>
+          <w:tab w:val="left" w:pos="2748"/>
+          <w:tab w:val="left" w:pos="3664"/>
+          <w:tab w:val="left" w:pos="4580"/>
+          <w:tab w:val="left" w:pos="5496"/>
+          <w:tab w:val="left" w:pos="6412"/>
+          <w:tab w:val="left" w:pos="7328"/>
+          <w:tab w:val="left" w:pos="8244"/>
+          <w:tab w:val="left" w:pos="9160"/>
+          <w:tab w:val="left" w:pos="10076"/>
+          <w:tab w:val="left" w:pos="10992"/>
+          <w:tab w:val="left" w:pos="11908"/>
+          <w:tab w:val="left" w:pos="12824"/>
+          <w:tab w:val="left" w:pos="13740"/>
+          <w:tab w:val="left" w:pos="14656"/>
+        </w:tabs>
+        <w:wordWrap w:val="0"/>
+        <w:spacing w:after="150" w:line="240" w:lineRule="auto"/>
+        <w:rPr>
+          <w:rFonts w:ascii="Courier New" w:eastAsia="Times New Roman" w:hAnsi="Courier New" w:cs="Courier New"/>
+          <w:color w:val="333333"/>
+          <w:sz w:val="20"/>
+          <w:szCs w:val="20"/>
+        </w:rPr>
+      </w:pPr>
+      <w:r>
+        <w:rPr>
+          <w:rFonts w:ascii="Courier New" w:eastAsia="Times New Roman" w:hAnsi="Courier New" w:cs="Courier New"/>
+          <w:color w:val="333333"/>
+          <w:sz w:val="20"/>
+          <w:szCs w:val="20"/>
+        </w:rPr>
+        <w:t>Signal Line: 9-day EMA of MACD Line</w:t>
+      </w:r>
+    </w:p>
+    <w:p>
+      <w:pPr>
+        <w:pBdr>
+          <w:top w:val="single" w:sz="6" w:space="7" w:color="CCCCCC"/>
+          <w:left w:val="single" w:sz="6" w:space="7" w:color="CCCCCC"/>
+          <w:bottom w:val="single" w:sz="6" w:space="7" w:color="CCCCCC"/>
+          <w:right w:val="single" w:sz="6" w:space="7" w:color="CCCCCC"/>
+        </w:pBdr>
+        <w:shd w:val="clear" w:color="auto" w:fill="F5F5F5"/>
+        <w:tabs>
+          <w:tab w:val="left" w:pos="916"/>
+          <w:tab w:val="left" w:pos="1832"/>
+          <w:tab w:val="left" w:pos="2748"/>
+          <w:tab w:val="left" w:pos="3664"/>
+          <w:tab w:val="left" w:pos="4580"/>
+          <w:tab w:val="left" w:pos="5496"/>
+          <w:tab w:val="left" w:pos="6412"/>
+          <w:tab w:val="left" w:pos="7328"/>
+          <w:tab w:val="left" w:pos="8244"/>
+          <w:tab w:val="left" w:pos="9160"/>
+          <w:tab w:val="left" w:pos="10076"/>
+          <w:tab w:val="left" w:pos="10992"/>
+          <w:tab w:val="left" w:pos="11908"/>
+          <w:tab w:val="left" w:pos="12824"/>
+          <w:tab w:val="left" w:pos="13740"/>
+          <w:tab w:val="left" w:pos="14656"/>
+        </w:tabs>
+        <w:wordWrap w:val="0"/>
+        <w:spacing w:after="150" w:line="240" w:lineRule="auto"/>
+        <w:rPr>
+          <w:rFonts w:ascii="Courier New" w:eastAsia="Times New Roman" w:hAnsi="Courier New" w:cs="Courier New"/>
+          <w:color w:val="333333"/>
+          <w:sz w:val="20"/>
+          <w:szCs w:val="20"/>
+        </w:rPr>
+      </w:pPr>
+    </w:p>
+    <w:p>
+      <w:pPr>
+        <w:pBdr>
+          <w:top w:val="single" w:sz="6" w:space="7" w:color="CCCCCC"/>
+          <w:left w:val="single" w:sz="6" w:space="7" w:color="CCCCCC"/>
+          <w:bottom w:val="single" w:sz="6" w:space="7" w:color="CCCCCC"/>
+          <w:right w:val="single" w:sz="6" w:space="7" w:color="CCCCCC"/>
+        </w:pBdr>
+        <w:shd w:val="clear" w:color="auto" w:fill="F5F5F5"/>
+        <w:tabs>
+          <w:tab w:val="left" w:pos="916"/>
+          <w:tab w:val="left" w:pos="1832"/>
+          <w:tab w:val="left" w:pos="2748"/>
+          <w:tab w:val="left" w:pos="3664"/>
+          <w:tab w:val="left" w:pos="4580"/>
+          <w:tab w:val="left" w:pos="5496"/>
+          <w:tab w:val="left" w:pos="6412"/>
+          <w:tab w:val="left" w:pos="7328"/>
+          <w:tab w:val="left" w:pos="8244"/>
+          <w:tab w:val="left" w:pos="9160"/>
+          <w:tab w:val="left" w:pos="10076"/>
+          <w:tab w:val="left" w:pos="10992"/>
+          <w:tab w:val="left" w:pos="11908"/>
+          <w:tab w:val="left" w:pos="12824"/>
+          <w:tab w:val="left" w:pos="13740"/>
+          <w:tab w:val="left" w:pos="14656"/>
+        </w:tabs>
+        <w:wordWrap w:val="0"/>
+        <w:spacing w:after="150" w:line="240" w:lineRule="auto"/>
+        <w:rPr>
+          <w:rFonts w:ascii="Courier New" w:eastAsia="Times New Roman" w:hAnsi="Courier New" w:cs="Courier New"/>
+          <w:color w:val="333333"/>
+          <w:sz w:val="20"/>
+          <w:szCs w:val="20"/>
+        </w:rPr>
+      </w:pPr>
+      <w:r>
+        <w:rPr>
+          <w:rFonts w:ascii="Courier New" w:eastAsia="Times New Roman" w:hAnsi="Courier New" w:cs="Courier New"/>
+          <w:color w:val="333333"/>
+          <w:sz w:val="20"/>
+          <w:szCs w:val="20"/>
+        </w:rPr>
+        <w:t>MACD Histogram: MACD Line - Signal Line</w:t>
+      </w:r>
+    </w:p>
+    <w:p>
+      <w:pPr>
+        <w:spacing w:before="100" w:beforeAutospacing="1" w:after="100" w:afterAutospacing="1" w:line="240" w:lineRule="auto"/>
+        <w:ind w:left="360"/>
+        <w:rPr>
+          <w:rFonts w:ascii="Arial" w:eastAsia="Times New Roman" w:hAnsi="Arial" w:cs="Arial"/>
+          <w:color w:val="000000"/>
+          <w:sz w:val="20"/>
+          <w:szCs w:val="20"/>
+        </w:rPr>
+      </w:pPr>
+    </w:p>
+    <w:p>
+      <w:pPr>
+        <w:spacing w:before="100" w:beforeAutospacing="1" w:after="100" w:afterAutospacing="1" w:line="240" w:lineRule="auto"/>
+        <w:ind w:left="360"/>
+        <w:rPr>
+          <w:rFonts w:ascii="Arial" w:hAnsi="Arial" w:cs="Arial"/>
+          <w:color w:val="000000"/>
+        </w:rPr>
+      </w:pPr>
+      <w:r>
+        <w:rPr>
+          <w:rFonts w:ascii="Arial" w:eastAsia="Times New Roman" w:hAnsi="Arial" w:cs="Arial"/>
+          <w:color w:val="FF0000"/>
+          <w:sz w:val="20"/>
+          <w:szCs w:val="20"/>
+        </w:rPr>
+        <w:t>Williams R:</w:t>
+      </w:r>
+      <w:r>
+        <w:rPr>
+          <w:rFonts w:ascii="Arial" w:hAnsi="Arial" w:cs="Arial"/>
+          <w:color w:val="000000"/>
+          <w:shd w:val="clear" w:color="auto" w:fill="FFFFFF"/>
+        </w:rPr>
+        <w:t xml:space="preserve"> </w:t>
+      </w:r>
+      <w:r>
+        <w:rPr>
+          <w:rFonts w:ascii="Arial" w:hAnsi="Arial" w:cs="Arial"/>
+          <w:color w:val="000000"/>
+          <w:shd w:val="clear" w:color="auto" w:fill="FFFFFF"/>
+        </w:rPr>
+        <w:t>Williams %R, sometimes referred to as the Williams Percent Range, is a </w:t>
+      </w:r>
+      <w:hyperlink r:id="rId11" w:history="1">
+        <w:r>
+          <w:rPr>
+            <w:rStyle w:val="Hyperlink"/>
+            <w:rFonts w:ascii="Arial" w:hAnsi="Arial" w:cs="Arial"/>
+            <w:color w:val="005B9D"/>
+          </w:rPr>
+          <w:t>momentum</w:t>
+        </w:r>
+      </w:hyperlink>
+      <w:r>
+        <w:rPr>
+          <w:rFonts w:ascii="Arial" w:hAnsi="Arial" w:cs="Arial"/>
+          <w:color w:val="000000"/>
+          <w:shd w:val="clear" w:color="auto" w:fill="FFFFFF"/>
+        </w:rPr>
+        <w:t> indicator that measures </w:t>
+      </w:r>
+      <w:hyperlink r:id="rId12" w:history="1">
+        <w:r>
+          <w:rPr>
+            <w:rStyle w:val="Hyperlink"/>
+            <w:rFonts w:ascii="Arial" w:hAnsi="Arial" w:cs="Arial"/>
+            <w:color w:val="005B9D"/>
+          </w:rPr>
+          <w:t>overbought</w:t>
+        </w:r>
+      </w:hyperlink>
+      <w:r>
+        <w:rPr>
+          <w:rFonts w:ascii="Arial" w:hAnsi="Arial" w:cs="Arial"/>
+          <w:color w:val="000000"/>
+          <w:shd w:val="clear" w:color="auto" w:fill="FFFFFF"/>
+        </w:rPr>
+        <w:t> and </w:t>
+      </w:r>
+      <w:hyperlink r:id="rId13" w:history="1">
+        <w:r>
+          <w:rPr>
+            <w:rStyle w:val="Hyperlink"/>
+            <w:rFonts w:ascii="Arial" w:hAnsi="Arial" w:cs="Arial"/>
+            <w:color w:val="005B9D"/>
+          </w:rPr>
+          <w:t>oversold</w:t>
+        </w:r>
+      </w:hyperlink>
+      <w:r>
+        <w:rPr>
+          <w:rFonts w:ascii="Arial" w:hAnsi="Arial" w:cs="Arial"/>
+          <w:color w:val="000000"/>
+          <w:shd w:val="clear" w:color="auto" w:fill="FFFFFF"/>
+        </w:rPr>
+        <w:t xml:space="preserve"> levels, comparable to </w:t>
+      </w:r>
+      <w:r>
+        <w:rPr>
+          <w:rFonts w:ascii="Arial" w:hAnsi="Arial" w:cs="Arial"/>
+          <w:color w:val="000000"/>
+          <w:shd w:val="clear" w:color="auto" w:fill="FFFFFF"/>
+        </w:rPr>
+        <w:lastRenderedPageBreak/>
+        <w:t>a </w:t>
+      </w:r>
+      <w:hyperlink r:id="rId14" w:history="1">
+        <w:r>
+          <w:rPr>
+            <w:rStyle w:val="Hyperlink"/>
+            <w:rFonts w:ascii="Arial" w:hAnsi="Arial" w:cs="Arial"/>
+            <w:color w:val="005B9D"/>
+          </w:rPr>
+          <w:t>stochastic oscillator</w:t>
+        </w:r>
+      </w:hyperlink>
+      <w:r>
+        <w:rPr>
+          <w:rFonts w:ascii="Arial" w:hAnsi="Arial" w:cs="Arial"/>
+          <w:color w:val="000000"/>
+          <w:shd w:val="clear" w:color="auto" w:fill="FFFFFF"/>
+        </w:rPr>
+        <w:t>. The Williams %R is used to establish entry and </w:t>
+      </w:r>
+      <w:hyperlink r:id="rId15" w:history="1">
+        <w:r>
+          <w:rPr>
+            <w:rStyle w:val="Hyperlink"/>
+            <w:rFonts w:ascii="Arial" w:hAnsi="Arial" w:cs="Arial"/>
+            <w:color w:val="005B9D"/>
+          </w:rPr>
+          <w:t>exit points</w:t>
+        </w:r>
+      </w:hyperlink>
+      <w:r>
+        <w:rPr>
+          <w:rFonts w:ascii="Arial" w:hAnsi="Arial" w:cs="Arial"/>
+          <w:color w:val="000000"/>
+          <w:shd w:val="clear" w:color="auto" w:fill="FFFFFF"/>
+        </w:rPr>
+        <w:t xml:space="preserve"> in the market. It compares the close of a stock to the high-low range over </w:t>
+      </w:r>
+      <w:proofErr w:type="gramStart"/>
+      <w:r>
+        <w:rPr>
+          <w:rFonts w:ascii="Arial" w:hAnsi="Arial" w:cs="Arial"/>
+          <w:color w:val="000000"/>
+          <w:shd w:val="clear" w:color="auto" w:fill="FFFFFF"/>
+        </w:rPr>
+        <w:t>a period of time</w:t>
+      </w:r>
+      <w:proofErr w:type="gramEnd"/>
+      <w:r>
+        <w:rPr>
+          <w:rFonts w:ascii="Arial" w:hAnsi="Arial" w:cs="Arial"/>
+          <w:color w:val="000000"/>
+          <w:shd w:val="clear" w:color="auto" w:fill="FFFFFF"/>
+        </w:rPr>
+        <w:t>, typically 14 days.</w:t>
+      </w:r>
+    </w:p>
+    <w:p>
+      <w:pPr>
+        <w:spacing w:before="100" w:beforeAutospacing="1" w:after="100" w:afterAutospacing="1" w:line="240" w:lineRule="auto"/>
+        <w:ind w:left="360"/>
+        <w:rPr>
+          <w:rFonts w:ascii="Arial" w:eastAsia="Times New Roman" w:hAnsi="Arial" w:cs="Arial"/>
+          <w:color w:val="000000"/>
+          <w:sz w:val="20"/>
+          <w:szCs w:val="20"/>
+        </w:rPr>
+      </w:pPr>
+      <w:r>
+        <w:rPr>
+          <w:rFonts w:ascii="Arial" w:hAnsi="Arial" w:cs="Arial"/>
+          <w:color w:val="000000"/>
+          <w:shd w:val="clear" w:color="auto" w:fill="FFFFFF"/>
+        </w:rPr>
+        <w:t>The Williams %R, often shortened to simply %R, is a </w:t>
+      </w:r>
+      <w:hyperlink r:id="rId16" w:history="1">
+        <w:r>
+          <w:rPr>
+            <w:rStyle w:val="Hyperlink"/>
+            <w:rFonts w:ascii="Arial" w:hAnsi="Arial" w:cs="Arial"/>
+            <w:color w:val="005B9D"/>
+          </w:rPr>
+          <w:t>technical analysis</w:t>
+        </w:r>
+      </w:hyperlink>
+      <w:r>
+        <w:rPr>
+          <w:rFonts w:ascii="Arial" w:hAnsi="Arial" w:cs="Arial"/>
+          <w:color w:val="000000"/>
+          <w:shd w:val="clear" w:color="auto" w:fill="FFFFFF"/>
+        </w:rPr>
+        <w:t> oscillator. This indicator shows the present closing level of a commodity or stock in relation to the high and the low over a given number of days. This analytical tool was developed by Larry Williams, a publisher and a promoter of trading materials.</w:t>
+      </w:r>
+      <w:r>
+        <w:rPr>
+          <w:rFonts w:ascii="Arial" w:hAnsi="Arial" w:cs="Arial"/>
+          <w:color w:val="000000"/>
+        </w:rPr>
+        <w:br/>
+      </w:r>
+    </w:p>
+    <w:p>
+      <w:pPr>
+        <w:pStyle w:val="HTMLPreformatted"/>
+        <w:pBdr>
+          <w:top w:val="single" w:sz="6" w:space="7" w:color="CCCCCC"/>
+          <w:left w:val="single" w:sz="6" w:space="7" w:color="CCCCCC"/>
+          <w:bottom w:val="single" w:sz="6" w:space="7" w:color="CCCCCC"/>
+          <w:right w:val="single" w:sz="6" w:space="7" w:color="CCCCCC"/>
+        </w:pBdr>
+        <w:shd w:val="clear" w:color="auto" w:fill="F5F5F5"/>
+        <w:wordWrap w:val="0"/>
+        <w:spacing w:after="150"/>
+        <w:rPr>
+          <w:color w:val="333333"/>
+        </w:rPr>
+      </w:pPr>
+      <w:r>
+        <w:rPr>
+          <w:color w:val="333333"/>
+        </w:rPr>
+        <w:t>%R = (Highest High - Close)</w:t>
+      </w:r>
+      <w:proofErr w:type="gramStart"/>
+      <w:r>
+        <w:rPr>
+          <w:color w:val="333333"/>
+        </w:rPr>
+        <w:t>/(</w:t>
+      </w:r>
+      <w:proofErr w:type="gramEnd"/>
+      <w:r>
+        <w:rPr>
+          <w:color w:val="333333"/>
+        </w:rPr>
+        <w:t>Highest High - Lowest Low) * -100</w:t>
+      </w:r>
+    </w:p>
+    <w:p>
+      <w:pPr>
+        <w:pStyle w:val="HTMLPreformatted"/>
+        <w:pBdr>
+          <w:top w:val="single" w:sz="6" w:space="7" w:color="CCCCCC"/>
+          <w:left w:val="single" w:sz="6" w:space="7" w:color="CCCCCC"/>
+          <w:bottom w:val="single" w:sz="6" w:space="7" w:color="CCCCCC"/>
+          <w:right w:val="single" w:sz="6" w:space="7" w:color="CCCCCC"/>
+        </w:pBdr>
+        <w:shd w:val="clear" w:color="auto" w:fill="F5F5F5"/>
+        <w:wordWrap w:val="0"/>
+        <w:spacing w:after="150"/>
+        <w:rPr>
+          <w:color w:val="333333"/>
+        </w:rPr>
+      </w:pPr>
+    </w:p>
+    <w:p>
+      <w:pPr>
+        <w:pStyle w:val="HTMLPreformatted"/>
+        <w:pBdr>
+          <w:top w:val="single" w:sz="6" w:space="7" w:color="CCCCCC"/>
+          <w:left w:val="single" w:sz="6" w:space="7" w:color="CCCCCC"/>
+          <w:bottom w:val="single" w:sz="6" w:space="7" w:color="CCCCCC"/>
+          <w:right w:val="single" w:sz="6" w:space="7" w:color="CCCCCC"/>
+        </w:pBdr>
+        <w:shd w:val="clear" w:color="auto" w:fill="F5F5F5"/>
+        <w:wordWrap w:val="0"/>
+        <w:spacing w:after="150"/>
+        <w:rPr>
+          <w:color w:val="333333"/>
+        </w:rPr>
+      </w:pPr>
+      <w:r>
+        <w:rPr>
+          <w:color w:val="333333"/>
+        </w:rPr>
+        <w:t>Lowest Low = lowest low for the look-back period</w:t>
+      </w:r>
+    </w:p>
+    <w:p>
+      <w:pPr>
+        <w:pStyle w:val="HTMLPreformatted"/>
+        <w:pBdr>
+          <w:top w:val="single" w:sz="6" w:space="7" w:color="CCCCCC"/>
+          <w:left w:val="single" w:sz="6" w:space="7" w:color="CCCCCC"/>
+          <w:bottom w:val="single" w:sz="6" w:space="7" w:color="CCCCCC"/>
+          <w:right w:val="single" w:sz="6" w:space="7" w:color="CCCCCC"/>
+        </w:pBdr>
+        <w:shd w:val="clear" w:color="auto" w:fill="F5F5F5"/>
+        <w:wordWrap w:val="0"/>
+        <w:spacing w:after="150"/>
+        <w:rPr>
+          <w:color w:val="333333"/>
+        </w:rPr>
+      </w:pPr>
+      <w:r>
+        <w:rPr>
+          <w:color w:val="333333"/>
+        </w:rPr>
+        <w:t>Highest High = highest high for the look-back period</w:t>
+      </w:r>
+    </w:p>
+    <w:p>
+      <w:pPr>
+        <w:pStyle w:val="HTMLPreformatted"/>
+        <w:pBdr>
+          <w:top w:val="single" w:sz="6" w:space="7" w:color="CCCCCC"/>
+          <w:left w:val="single" w:sz="6" w:space="7" w:color="CCCCCC"/>
+          <w:bottom w:val="single" w:sz="6" w:space="7" w:color="CCCCCC"/>
+          <w:right w:val="single" w:sz="6" w:space="7" w:color="CCCCCC"/>
+        </w:pBdr>
+        <w:shd w:val="clear" w:color="auto" w:fill="F5F5F5"/>
+        <w:wordWrap w:val="0"/>
+        <w:spacing w:after="150"/>
+        <w:rPr>
+          <w:color w:val="333333"/>
+        </w:rPr>
+      </w:pPr>
+      <w:r>
+        <w:rPr>
+          <w:color w:val="333333"/>
+        </w:rPr>
+        <w:t>%R is multiplied by -100 correct the inversion and move the decimal.</w:t>
+      </w:r>
+    </w:p>
+    <w:p>
+      <w:pPr>
+        <w:spacing w:before="100" w:beforeAutospacing="1" w:after="100" w:afterAutospacing="1" w:line="240" w:lineRule="auto"/>
+        <w:ind w:left="360"/>
+        <w:rPr>
+          <w:rFonts w:ascii="Arial" w:eastAsia="Times New Roman" w:hAnsi="Arial" w:cs="Arial"/>
+          <w:color w:val="FF0000"/>
+          <w:sz w:val="20"/>
+          <w:szCs w:val="20"/>
+        </w:rPr>
+      </w:pPr>
+      <w:r>
+        <w:rPr>
+          <w:rFonts w:ascii="Arial" w:eastAsia="Times New Roman" w:hAnsi="Arial" w:cs="Arial"/>
+          <w:color w:val="FF0000"/>
+          <w:sz w:val="20"/>
+          <w:szCs w:val="20"/>
+        </w:rPr>
+        <w:t xml:space="preserve"> </w:t>
+      </w:r>
+      <w:r>
+        <w:rPr>
+          <w:rFonts w:ascii="Arial" w:eastAsia="Times New Roman" w:hAnsi="Arial" w:cs="Arial"/>
+          <w:color w:val="FF0000"/>
+          <w:sz w:val="20"/>
+          <w:szCs w:val="20"/>
+        </w:rPr>
+        <w:t xml:space="preserve">Stochastic oscillator: </w:t>
+      </w:r>
+      <w:r>
+        <w:rPr>
+          <w:rFonts w:ascii="Arial" w:hAnsi="Arial" w:cs="Arial"/>
+          <w:color w:val="000000"/>
+          <w:shd w:val="clear" w:color="auto" w:fill="FFFFFF"/>
+        </w:rPr>
+        <w:t>The stochastic oscillator is a momentum indicator comparing the </w:t>
+      </w:r>
+      <w:hyperlink r:id="rId17" w:history="1">
+        <w:r>
+          <w:rPr>
+            <w:rStyle w:val="Hyperlink"/>
+            <w:rFonts w:ascii="Arial" w:hAnsi="Arial" w:cs="Arial"/>
+            <w:color w:val="005B9D"/>
+          </w:rPr>
+          <w:t>closing price</w:t>
+        </w:r>
+      </w:hyperlink>
+      <w:r>
+        <w:rPr>
+          <w:rFonts w:ascii="Arial" w:hAnsi="Arial" w:cs="Arial"/>
+          <w:color w:val="000000"/>
+          <w:shd w:val="clear" w:color="auto" w:fill="FFFFFF"/>
+        </w:rPr>
+        <w:t xml:space="preserve"> of a security to the range of its prices over a certain </w:t>
+      </w:r>
+      <w:proofErr w:type="gramStart"/>
+      <w:r>
+        <w:rPr>
+          <w:rFonts w:ascii="Arial" w:hAnsi="Arial" w:cs="Arial"/>
+          <w:color w:val="000000"/>
+          <w:shd w:val="clear" w:color="auto" w:fill="FFFFFF"/>
+        </w:rPr>
+        <w:t>period of time</w:t>
+      </w:r>
+      <w:proofErr w:type="gramEnd"/>
+      <w:r>
+        <w:rPr>
+          <w:rFonts w:ascii="Arial" w:hAnsi="Arial" w:cs="Arial"/>
+          <w:color w:val="000000"/>
+          <w:shd w:val="clear" w:color="auto" w:fill="FFFFFF"/>
+        </w:rPr>
+        <w:t xml:space="preserve">. The sensitivity of the oscillator to market movements is reducible by adjusting that </w:t>
+      </w:r>
+      <w:proofErr w:type="gramStart"/>
+      <w:r>
+        <w:rPr>
+          <w:rFonts w:ascii="Arial" w:hAnsi="Arial" w:cs="Arial"/>
+          <w:color w:val="000000"/>
+          <w:shd w:val="clear" w:color="auto" w:fill="FFFFFF"/>
+        </w:rPr>
+        <w:t>time period</w:t>
+      </w:r>
+      <w:proofErr w:type="gramEnd"/>
+      <w:r>
+        <w:rPr>
+          <w:rFonts w:ascii="Arial" w:hAnsi="Arial" w:cs="Arial"/>
+          <w:color w:val="000000"/>
+          <w:shd w:val="clear" w:color="auto" w:fill="FFFFFF"/>
+        </w:rPr>
+        <w:t xml:space="preserve"> or by taking a </w:t>
+      </w:r>
+      <w:hyperlink r:id="rId18" w:history="1">
+        <w:r>
+          <w:rPr>
+            <w:rStyle w:val="Hyperlink"/>
+            <w:rFonts w:ascii="Arial" w:hAnsi="Arial" w:cs="Arial"/>
+            <w:color w:val="005B9D"/>
+          </w:rPr>
+          <w:t>moving average</w:t>
+        </w:r>
+      </w:hyperlink>
+      <w:r>
+        <w:rPr>
+          <w:rFonts w:ascii="Arial" w:hAnsi="Arial" w:cs="Arial"/>
+          <w:color w:val="000000"/>
+          <w:shd w:val="clear" w:color="auto" w:fill="FFFFFF"/>
+        </w:rPr>
+        <w:t> of the result.</w:t>
+      </w:r>
+      <w:r>
+        <w:rPr>
+          <w:rFonts w:ascii="Arial" w:eastAsia="Times New Roman" w:hAnsi="Arial" w:cs="Arial"/>
+          <w:color w:val="FF0000"/>
+          <w:sz w:val="20"/>
+          <w:szCs w:val="20"/>
+        </w:rPr>
+        <w:t xml:space="preserve"> </w:t>
+      </w:r>
+    </w:p>
+    <w:p>
+      <w:pPr>
+        <w:pStyle w:val="HTMLPreformatted"/>
+        <w:pBdr>
+          <w:top w:val="single" w:sz="6" w:space="7" w:color="CCCCCC"/>
+          <w:left w:val="single" w:sz="6" w:space="7" w:color="CCCCCC"/>
+          <w:bottom w:val="single" w:sz="6" w:space="7" w:color="CCCCCC"/>
+          <w:right w:val="single" w:sz="6" w:space="7" w:color="CCCCCC"/>
+        </w:pBdr>
+        <w:shd w:val="clear" w:color="auto" w:fill="F5F5F5"/>
+        <w:wordWrap w:val="0"/>
+        <w:spacing w:after="150"/>
+        <w:rPr>
+          <w:color w:val="333333"/>
+        </w:rPr>
+      </w:pPr>
+      <w:r>
+        <w:rPr>
+          <w:color w:val="333333"/>
+        </w:rPr>
+        <w:t>%K = (Current Close - Lowest Low)</w:t>
+      </w:r>
+      <w:proofErr w:type="gramStart"/>
+      <w:r>
+        <w:rPr>
+          <w:color w:val="333333"/>
+        </w:rPr>
+        <w:t>/(</w:t>
+      </w:r>
+      <w:proofErr w:type="gramEnd"/>
+      <w:r>
+        <w:rPr>
+          <w:color w:val="333333"/>
+        </w:rPr>
+        <w:t>Highest High - Lowest Low) * 100</w:t>
+      </w:r>
+    </w:p>
+    <w:p>
+      <w:pPr>
+        <w:pStyle w:val="HTMLPreformatted"/>
+        <w:pBdr>
+          <w:top w:val="single" w:sz="6" w:space="7" w:color="CCCCCC"/>
+          <w:left w:val="single" w:sz="6" w:space="7" w:color="CCCCCC"/>
+          <w:bottom w:val="single" w:sz="6" w:space="7" w:color="CCCCCC"/>
+          <w:right w:val="single" w:sz="6" w:space="7" w:color="CCCCCC"/>
+        </w:pBdr>
+        <w:shd w:val="clear" w:color="auto" w:fill="F5F5F5"/>
+        <w:wordWrap w:val="0"/>
+        <w:spacing w:after="150"/>
+        <w:rPr>
+          <w:color w:val="333333"/>
+        </w:rPr>
+      </w:pPr>
+      <w:r>
+        <w:rPr>
+          <w:color w:val="333333"/>
+        </w:rPr>
+        <w:t>%D = 3-day SMA of %K</w:t>
+      </w:r>
+    </w:p>
+    <w:p>
+      <w:pPr>
+        <w:pStyle w:val="HTMLPreformatted"/>
+        <w:pBdr>
+          <w:top w:val="single" w:sz="6" w:space="7" w:color="CCCCCC"/>
+          <w:left w:val="single" w:sz="6" w:space="7" w:color="CCCCCC"/>
+          <w:bottom w:val="single" w:sz="6" w:space="7" w:color="CCCCCC"/>
+          <w:right w:val="single" w:sz="6" w:space="7" w:color="CCCCCC"/>
+        </w:pBdr>
+        <w:shd w:val="clear" w:color="auto" w:fill="F5F5F5"/>
+        <w:wordWrap w:val="0"/>
+        <w:spacing w:after="150"/>
+        <w:rPr>
+          <w:color w:val="333333"/>
+        </w:rPr>
+      </w:pPr>
+    </w:p>
+    <w:p>
+      <w:pPr>
+        <w:pStyle w:val="HTMLPreformatted"/>
+        <w:pBdr>
+          <w:top w:val="single" w:sz="6" w:space="7" w:color="CCCCCC"/>
+          <w:left w:val="single" w:sz="6" w:space="7" w:color="CCCCCC"/>
+          <w:bottom w:val="single" w:sz="6" w:space="7" w:color="CCCCCC"/>
+          <w:right w:val="single" w:sz="6" w:space="7" w:color="CCCCCC"/>
+        </w:pBdr>
+        <w:shd w:val="clear" w:color="auto" w:fill="F5F5F5"/>
+        <w:wordWrap w:val="0"/>
+        <w:spacing w:after="150"/>
+        <w:rPr>
+          <w:color w:val="333333"/>
+        </w:rPr>
+      </w:pPr>
+      <w:r>
+        <w:rPr>
+          <w:color w:val="333333"/>
+        </w:rPr>
+        <w:t>Lowest Low = lowest low for the look-back period</w:t>
+      </w:r>
+    </w:p>
+    <w:p>
+      <w:pPr>
+        <w:pStyle w:val="HTMLPreformatted"/>
+        <w:pBdr>
+          <w:top w:val="single" w:sz="6" w:space="7" w:color="CCCCCC"/>
+          <w:left w:val="single" w:sz="6" w:space="7" w:color="CCCCCC"/>
+          <w:bottom w:val="single" w:sz="6" w:space="7" w:color="CCCCCC"/>
+          <w:right w:val="single" w:sz="6" w:space="7" w:color="CCCCCC"/>
+        </w:pBdr>
+        <w:shd w:val="clear" w:color="auto" w:fill="F5F5F5"/>
+        <w:wordWrap w:val="0"/>
+        <w:spacing w:after="150"/>
+        <w:rPr>
+          <w:color w:val="333333"/>
+        </w:rPr>
+      </w:pPr>
+      <w:r>
+        <w:rPr>
+          <w:color w:val="333333"/>
+        </w:rPr>
+        <w:t>Highest High = highest high for the look-back period</w:t>
+      </w:r>
+    </w:p>
+    <w:p>
+      <w:pPr>
+        <w:pStyle w:val="HTMLPreformatted"/>
+        <w:pBdr>
+          <w:top w:val="single" w:sz="6" w:space="7" w:color="CCCCCC"/>
+          <w:left w:val="single" w:sz="6" w:space="7" w:color="CCCCCC"/>
+          <w:bottom w:val="single" w:sz="6" w:space="7" w:color="CCCCCC"/>
+          <w:right w:val="single" w:sz="6" w:space="7" w:color="CCCCCC"/>
+        </w:pBdr>
+        <w:shd w:val="clear" w:color="auto" w:fill="F5F5F5"/>
+        <w:wordWrap w:val="0"/>
+        <w:spacing w:after="150"/>
+        <w:rPr>
+          <w:color w:val="333333"/>
+        </w:rPr>
+      </w:pPr>
+      <w:r>
+        <w:rPr>
+          <w:color w:val="333333"/>
+        </w:rPr>
+        <w:t>%K is multiplied by 100 to move the decimal point two places</w:t>
+      </w:r>
+    </w:p>
+    <w:p>
+      <w:pPr>
+        <w:spacing w:before="100" w:beforeAutospacing="1" w:after="100" w:afterAutospacing="1" w:line="240" w:lineRule="auto"/>
+        <w:ind w:left="360"/>
+        <w:rPr>
+          <w:rFonts w:ascii="Arial" w:hAnsi="Arial" w:cs="Arial"/>
+          <w:color w:val="000000"/>
+          <w:shd w:val="clear" w:color="auto" w:fill="FFFFFF"/>
+        </w:rPr>
+      </w:pPr>
+      <w:r>
+        <w:rPr>
+          <w:rFonts w:ascii="Arial" w:eastAsia="Times New Roman" w:hAnsi="Arial" w:cs="Arial"/>
+          <w:color w:val="FF0000"/>
+          <w:sz w:val="20"/>
+          <w:szCs w:val="20"/>
+        </w:rPr>
+        <w:t xml:space="preserve"> </w:t>
+      </w:r>
+      <w:r>
+        <w:rPr>
+          <w:rFonts w:ascii="Arial" w:eastAsia="Times New Roman" w:hAnsi="Arial" w:cs="Arial"/>
+          <w:color w:val="FF0000"/>
+          <w:sz w:val="20"/>
+          <w:szCs w:val="20"/>
+        </w:rPr>
+        <w:t xml:space="preserve">Money Flow Index(MFI): </w:t>
+      </w:r>
+      <w:r>
+        <w:rPr>
+          <w:rFonts w:ascii="Arial" w:hAnsi="Arial" w:cs="Arial"/>
+          <w:color w:val="000000"/>
+          <w:shd w:val="clear" w:color="auto" w:fill="FFFFFF"/>
+        </w:rPr>
+        <w:t>The </w:t>
+      </w:r>
+      <w:hyperlink r:id="rId19" w:history="1">
+        <w:r>
+          <w:rPr>
+            <w:rStyle w:val="Hyperlink"/>
+            <w:rFonts w:ascii="Arial" w:hAnsi="Arial" w:cs="Arial"/>
+            <w:color w:val="005B9D"/>
+          </w:rPr>
+          <w:t>money flow</w:t>
+        </w:r>
+      </w:hyperlink>
+      <w:r>
+        <w:rPr>
+          <w:rFonts w:ascii="Arial" w:hAnsi="Arial" w:cs="Arial"/>
+          <w:color w:val="000000"/>
+          <w:shd w:val="clear" w:color="auto" w:fill="FFFFFF"/>
+        </w:rPr>
+        <w:t xml:space="preserve"> index (MFI) is a momentum indicator that measures the inflow and outflow of money into a security over a specific </w:t>
+      </w:r>
+      <w:proofErr w:type="gramStart"/>
+      <w:r>
+        <w:rPr>
+          <w:rFonts w:ascii="Arial" w:hAnsi="Arial" w:cs="Arial"/>
+          <w:color w:val="000000"/>
+          <w:shd w:val="clear" w:color="auto" w:fill="FFFFFF"/>
+        </w:rPr>
+        <w:t>period of time</w:t>
+      </w:r>
+      <w:proofErr w:type="gramEnd"/>
+      <w:r>
+        <w:rPr>
+          <w:rFonts w:ascii="Arial" w:hAnsi="Arial" w:cs="Arial"/>
+          <w:color w:val="000000"/>
+          <w:shd w:val="clear" w:color="auto" w:fill="FFFFFF"/>
+        </w:rPr>
+        <w:t>. The MFI uses a stock's price and volume to measure trading pressure. Because the MFI adds trading volume to the </w:t>
+      </w:r>
+      <w:hyperlink r:id="rId20" w:history="1">
+        <w:r>
+          <w:rPr>
+            <w:rStyle w:val="Hyperlink"/>
+            <w:rFonts w:ascii="Arial" w:hAnsi="Arial" w:cs="Arial"/>
+            <w:color w:val="005B9D"/>
+          </w:rPr>
+          <w:t>relative strength index</w:t>
+        </w:r>
+      </w:hyperlink>
+      <w:r>
+        <w:rPr>
+          <w:rFonts w:ascii="Arial" w:hAnsi="Arial" w:cs="Arial"/>
+          <w:color w:val="000000"/>
+          <w:shd w:val="clear" w:color="auto" w:fill="FFFFFF"/>
+        </w:rPr>
+        <w:t> (RSI), it's sometimes referred to as volume-weighted RSI.</w:t>
+      </w:r>
+    </w:p>
+    <w:p>
+      <w:pPr>
+        <w:pStyle w:val="HTMLPreformatted"/>
+        <w:pBdr>
+          <w:top w:val="single" w:sz="6" w:space="7" w:color="CCCCCC"/>
+          <w:left w:val="single" w:sz="6" w:space="7" w:color="CCCCCC"/>
+          <w:bottom w:val="single" w:sz="6" w:space="7" w:color="CCCCCC"/>
+          <w:right w:val="single" w:sz="6" w:space="7" w:color="CCCCCC"/>
+        </w:pBdr>
+        <w:shd w:val="clear" w:color="auto" w:fill="F5F5F5"/>
+        <w:wordWrap w:val="0"/>
+        <w:spacing w:after="150"/>
+        <w:rPr>
+          <w:color w:val="333333"/>
+        </w:rPr>
+      </w:pPr>
+      <w:r>
+        <w:rPr>
+          <w:color w:val="333333"/>
+        </w:rPr>
+        <w:t>* 1. Typical Price = (High + Low + Close)/3</w:t>
+      </w:r>
+    </w:p>
+    <w:p>
+      <w:pPr>
+        <w:pStyle w:val="HTMLPreformatted"/>
+        <w:pBdr>
+          <w:top w:val="single" w:sz="6" w:space="7" w:color="CCCCCC"/>
+          <w:left w:val="single" w:sz="6" w:space="7" w:color="CCCCCC"/>
+          <w:bottom w:val="single" w:sz="6" w:space="7" w:color="CCCCCC"/>
+          <w:right w:val="single" w:sz="6" w:space="7" w:color="CCCCCC"/>
+        </w:pBdr>
+        <w:shd w:val="clear" w:color="auto" w:fill="F5F5F5"/>
+        <w:wordWrap w:val="0"/>
+        <w:spacing w:after="150"/>
+        <w:rPr>
+          <w:color w:val="333333"/>
+        </w:rPr>
+      </w:pPr>
+      <w:r>
+        <w:rPr>
+          <w:color w:val="333333"/>
+        </w:rPr>
+        <w:t xml:space="preserve">  * 2. Raw Money Flow = Typical Price </w:t>
+      </w:r>
+      <w:proofErr w:type="gramStart"/>
+      <w:r>
+        <w:rPr>
+          <w:color w:val="333333"/>
+        </w:rPr>
+        <w:t>x</w:t>
+      </w:r>
+      <w:proofErr w:type="gramEnd"/>
+      <w:r>
+        <w:rPr>
+          <w:color w:val="333333"/>
+        </w:rPr>
+        <w:t xml:space="preserve"> Volume</w:t>
+      </w:r>
+    </w:p>
+    <w:p>
+      <w:pPr>
+        <w:pStyle w:val="HTMLPreformatted"/>
+        <w:pBdr>
+          <w:top w:val="single" w:sz="6" w:space="7" w:color="CCCCCC"/>
+          <w:left w:val="single" w:sz="6" w:space="7" w:color="CCCCCC"/>
+          <w:bottom w:val="single" w:sz="6" w:space="7" w:color="CCCCCC"/>
+          <w:right w:val="single" w:sz="6" w:space="7" w:color="CCCCCC"/>
+        </w:pBdr>
+        <w:shd w:val="clear" w:color="auto" w:fill="F5F5F5"/>
+        <w:wordWrap w:val="0"/>
+        <w:spacing w:after="150"/>
+        <w:rPr>
+          <w:color w:val="333333"/>
+        </w:rPr>
+      </w:pPr>
+      <w:r>
+        <w:rPr>
+          <w:color w:val="333333"/>
+        </w:rPr>
+        <w:t xml:space="preserve">  * 3. Money Flow Ratio = (14-period Positive Money Flow)</w:t>
+      </w:r>
+      <w:proofErr w:type="gramStart"/>
+      <w:r>
+        <w:rPr>
+          <w:color w:val="333333"/>
+        </w:rPr>
+        <w:t>/(</w:t>
+      </w:r>
+      <w:proofErr w:type="gramEnd"/>
+      <w:r>
+        <w:rPr>
+          <w:color w:val="333333"/>
+        </w:rPr>
+        <w:t>14-period Negative Money Flow)</w:t>
+      </w:r>
+    </w:p>
+    <w:p>
+      <w:pPr>
+        <w:pStyle w:val="HTMLPreformatted"/>
+        <w:pBdr>
+          <w:top w:val="single" w:sz="6" w:space="7" w:color="CCCCCC"/>
+          <w:left w:val="single" w:sz="6" w:space="7" w:color="CCCCCC"/>
+          <w:bottom w:val="single" w:sz="6" w:space="7" w:color="CCCCCC"/>
+          <w:right w:val="single" w:sz="6" w:space="7" w:color="CCCCCC"/>
+        </w:pBdr>
+        <w:shd w:val="clear" w:color="auto" w:fill="F5F5F5"/>
+        <w:wordWrap w:val="0"/>
+        <w:spacing w:after="150"/>
+        <w:rPr>
+          <w:color w:val="333333"/>
+        </w:rPr>
+      </w:pPr>
+      <w:r>
+        <w:rPr>
+          <w:color w:val="333333"/>
+        </w:rPr>
+        <w:t xml:space="preserve">  * 4. Money Flow Index = 100 - 100</w:t>
+      </w:r>
+      <w:proofErr w:type="gramStart"/>
+      <w:r>
+        <w:rPr>
+          <w:color w:val="333333"/>
+        </w:rPr>
+        <w:t>/(</w:t>
+      </w:r>
+      <w:proofErr w:type="gramEnd"/>
+      <w:r>
+        <w:rPr>
+          <w:color w:val="333333"/>
+        </w:rPr>
+        <w:t>1 + Money Flow Ratio)</w:t>
+      </w:r>
+    </w:p>
+    <w:p>
+      <w:pPr>
+        <w:spacing w:before="100" w:beforeAutospacing="1" w:after="100" w:afterAutospacing="1" w:line="240" w:lineRule="auto"/>
+        <w:ind w:left="360"/>
+        <w:rPr>
+          <w:rFonts w:ascii="Arial" w:hAnsi="Arial" w:cs="Arial"/>
+          <w:color w:val="FF0000"/>
+        </w:rPr>
+      </w:pPr>
+      <w:r>
+        <w:rPr>
+          <w:rFonts w:ascii="Arial" w:hAnsi="Arial" w:cs="Arial"/>
+          <w:color w:val="FF0000"/>
+        </w:rPr>
+        <w:lastRenderedPageBreak/>
+        <w:t>Ultimate Oscillator:</w:t>
+      </w:r>
+      <w:r>
+        <w:rPr>
+          <w:rFonts w:ascii="Arial" w:hAnsi="Arial" w:cs="Arial"/>
+          <w:color w:val="FF0000"/>
+        </w:rPr>
+        <w:t xml:space="preserve"> </w:t>
+      </w:r>
+      <w:proofErr w:type="gramStart"/>
+      <w:r>
+        <w:rPr>
+          <w:rFonts w:ascii="Georgia" w:hAnsi="Georgia"/>
+          <w:color w:val="22313F"/>
+          <w:shd w:val="clear" w:color="auto" w:fill="FFFFFF"/>
+        </w:rPr>
+        <w:t>the</w:t>
+      </w:r>
+      <w:proofErr w:type="gramEnd"/>
+      <w:r>
+        <w:rPr>
+          <w:rFonts w:ascii="Georgia" w:hAnsi="Georgia"/>
+          <w:color w:val="22313F"/>
+          <w:shd w:val="clear" w:color="auto" w:fill="FFFFFF"/>
+        </w:rPr>
+        <w:t xml:space="preserve"> Ultimate Oscillator is a momentum oscillator designed to capture momentum across three different timeframes. The multiple timeframe objective seeks to avoid the pitfalls of other oscillators. Many </w:t>
+      </w:r>
+      <w:hyperlink r:id="rId21" w:anchor="momentum_oscillators" w:tooltip="chart_school:technical_indicators:introduction_to_technical_indicators_and_oscillators" w:history="1">
+        <w:r>
+          <w:rPr>
+            <w:rStyle w:val="Hyperlink"/>
+            <w:rFonts w:ascii="Georgia" w:hAnsi="Georgia"/>
+            <w:color w:val="1A6690"/>
+            <w:bdr w:val="single" w:sz="2" w:space="0" w:color="1A6690" w:frame="1"/>
+            <w:shd w:val="clear" w:color="auto" w:fill="FFFFFF"/>
+          </w:rPr>
+          <w:t xml:space="preserve">momentum </w:t>
+        </w:r>
+        <w:proofErr w:type="spellStart"/>
+        <w:r>
+          <w:rPr>
+            <w:rStyle w:val="Hyperlink"/>
+            <w:rFonts w:ascii="Georgia" w:hAnsi="Georgia"/>
+            <w:color w:val="1A6690"/>
+            <w:bdr w:val="single" w:sz="2" w:space="0" w:color="1A6690" w:frame="1"/>
+            <w:shd w:val="clear" w:color="auto" w:fill="FFFFFF"/>
+          </w:rPr>
+          <w:t>oscillators</w:t>
+        </w:r>
+      </w:hyperlink>
+      <w:r>
+        <w:rPr>
+          <w:rFonts w:ascii="Georgia" w:hAnsi="Georgia"/>
+          <w:color w:val="22313F"/>
+          <w:shd w:val="clear" w:color="auto" w:fill="FFFFFF"/>
+        </w:rPr>
+        <w:t>surge</w:t>
+      </w:r>
+      <w:proofErr w:type="spellEnd"/>
+      <w:r>
+        <w:rPr>
+          <w:rFonts w:ascii="Georgia" w:hAnsi="Georgia"/>
+          <w:color w:val="22313F"/>
+          <w:shd w:val="clear" w:color="auto" w:fill="FFFFFF"/>
+        </w:rPr>
+        <w:t xml:space="preserve"> at the beginning of a strong advance and then form a bearish divergence as the advance continues. This is because they are stuck with one timeframe. The Ultimate Oscillator attempts to correct this fault by incorporating longer timeframes into the basic formula. Williams identified a buy signal a based on a bullish divergence and a sell signal based on a bearish divergence.</w:t>
+      </w:r>
+    </w:p>
+    <w:p>
+      <w:pPr>
+        <w:pStyle w:val="HTMLPreformatted"/>
+        <w:pBdr>
+          <w:top w:val="single" w:sz="6" w:space="7" w:color="CCCCCC"/>
+          <w:left w:val="single" w:sz="6" w:space="7" w:color="CCCCCC"/>
+          <w:bottom w:val="single" w:sz="6" w:space="7" w:color="CCCCCC"/>
+          <w:right w:val="single" w:sz="6" w:space="7" w:color="CCCCCC"/>
+        </w:pBdr>
+        <w:shd w:val="clear" w:color="auto" w:fill="F5F5F5"/>
+        <w:wordWrap w:val="0"/>
+        <w:spacing w:after="150"/>
+        <w:rPr>
+          <w:color w:val="333333"/>
+        </w:rPr>
+      </w:pPr>
+      <w:r>
+        <w:rPr>
+          <w:color w:val="333333"/>
+        </w:rPr>
+        <w:t xml:space="preserve">BP = Close - </w:t>
+      </w:r>
+      <w:proofErr w:type="gramStart"/>
+      <w:r>
+        <w:rPr>
+          <w:color w:val="333333"/>
+        </w:rPr>
+        <w:t>Minimum(</w:t>
+      </w:r>
+      <w:proofErr w:type="gramEnd"/>
+      <w:r>
+        <w:rPr>
+          <w:color w:val="333333"/>
+        </w:rPr>
+        <w:t>Low or Prior Close).</w:t>
+      </w:r>
+    </w:p>
+    <w:p>
+      <w:pPr>
+        <w:pStyle w:val="HTMLPreformatted"/>
+        <w:pBdr>
+          <w:top w:val="single" w:sz="6" w:space="7" w:color="CCCCCC"/>
+          <w:left w:val="single" w:sz="6" w:space="7" w:color="CCCCCC"/>
+          <w:bottom w:val="single" w:sz="6" w:space="7" w:color="CCCCCC"/>
+          <w:right w:val="single" w:sz="6" w:space="7" w:color="CCCCCC"/>
+        </w:pBdr>
+        <w:shd w:val="clear" w:color="auto" w:fill="F5F5F5"/>
+        <w:wordWrap w:val="0"/>
+        <w:spacing w:after="150"/>
+        <w:rPr>
+          <w:color w:val="333333"/>
+        </w:rPr>
+      </w:pPr>
+      <w:r>
+        <w:rPr>
+          <w:color w:val="333333"/>
+        </w:rPr>
+        <w:t xml:space="preserve"> </w:t>
+      </w:r>
+    </w:p>
+    <w:p>
+      <w:pPr>
+        <w:pStyle w:val="HTMLPreformatted"/>
+        <w:pBdr>
+          <w:top w:val="single" w:sz="6" w:space="7" w:color="CCCCCC"/>
+          <w:left w:val="single" w:sz="6" w:space="7" w:color="CCCCCC"/>
+          <w:bottom w:val="single" w:sz="6" w:space="7" w:color="CCCCCC"/>
+          <w:right w:val="single" w:sz="6" w:space="7" w:color="CCCCCC"/>
+        </w:pBdr>
+        <w:shd w:val="clear" w:color="auto" w:fill="F5F5F5"/>
+        <w:wordWrap w:val="0"/>
+        <w:spacing w:after="150"/>
+        <w:rPr>
+          <w:color w:val="333333"/>
+        </w:rPr>
+      </w:pPr>
+      <w:r>
+        <w:rPr>
+          <w:color w:val="333333"/>
+        </w:rPr>
+        <w:t xml:space="preserve">TR = </w:t>
+      </w:r>
+      <w:proofErr w:type="gramStart"/>
+      <w:r>
+        <w:rPr>
+          <w:color w:val="333333"/>
+        </w:rPr>
+        <w:t>Maximum(</w:t>
+      </w:r>
+      <w:proofErr w:type="gramEnd"/>
+      <w:r>
+        <w:rPr>
+          <w:color w:val="333333"/>
+        </w:rPr>
+        <w:t>High or Prior Close)  -  Minimum(Low or Prior Close)</w:t>
+      </w:r>
+    </w:p>
+    <w:p>
+      <w:pPr>
+        <w:pStyle w:val="HTMLPreformatted"/>
+        <w:pBdr>
+          <w:top w:val="single" w:sz="6" w:space="7" w:color="CCCCCC"/>
+          <w:left w:val="single" w:sz="6" w:space="7" w:color="CCCCCC"/>
+          <w:bottom w:val="single" w:sz="6" w:space="7" w:color="CCCCCC"/>
+          <w:right w:val="single" w:sz="6" w:space="7" w:color="CCCCCC"/>
+        </w:pBdr>
+        <w:shd w:val="clear" w:color="auto" w:fill="F5F5F5"/>
+        <w:wordWrap w:val="0"/>
+        <w:spacing w:after="150"/>
+        <w:rPr>
+          <w:color w:val="333333"/>
+        </w:rPr>
+      </w:pPr>
+    </w:p>
+    <w:p>
+      <w:pPr>
+        <w:pStyle w:val="HTMLPreformatted"/>
+        <w:pBdr>
+          <w:top w:val="single" w:sz="6" w:space="7" w:color="CCCCCC"/>
+          <w:left w:val="single" w:sz="6" w:space="7" w:color="CCCCCC"/>
+          <w:bottom w:val="single" w:sz="6" w:space="7" w:color="CCCCCC"/>
+          <w:right w:val="single" w:sz="6" w:space="7" w:color="CCCCCC"/>
+        </w:pBdr>
+        <w:shd w:val="clear" w:color="auto" w:fill="F5F5F5"/>
+        <w:wordWrap w:val="0"/>
+        <w:spacing w:after="150"/>
+        <w:rPr>
+          <w:color w:val="333333"/>
+        </w:rPr>
+      </w:pPr>
+      <w:r>
+        <w:rPr>
+          <w:color w:val="333333"/>
+        </w:rPr>
+        <w:t>Average7 = (7-period BP Sum) / (7-period TR Sum)</w:t>
+      </w:r>
+    </w:p>
+    <w:p>
+      <w:pPr>
+        <w:pStyle w:val="HTMLPreformatted"/>
+        <w:pBdr>
+          <w:top w:val="single" w:sz="6" w:space="7" w:color="CCCCCC"/>
+          <w:left w:val="single" w:sz="6" w:space="7" w:color="CCCCCC"/>
+          <w:bottom w:val="single" w:sz="6" w:space="7" w:color="CCCCCC"/>
+          <w:right w:val="single" w:sz="6" w:space="7" w:color="CCCCCC"/>
+        </w:pBdr>
+        <w:shd w:val="clear" w:color="auto" w:fill="F5F5F5"/>
+        <w:wordWrap w:val="0"/>
+        <w:spacing w:after="150"/>
+        <w:rPr>
+          <w:color w:val="333333"/>
+        </w:rPr>
+      </w:pPr>
+      <w:r>
+        <w:rPr>
+          <w:color w:val="333333"/>
+        </w:rPr>
+        <w:t>Average14 = (14-period BP Sum) / (14-period TR Sum)</w:t>
+      </w:r>
+    </w:p>
+    <w:p>
+      <w:pPr>
+        <w:pStyle w:val="HTMLPreformatted"/>
+        <w:pBdr>
+          <w:top w:val="single" w:sz="6" w:space="7" w:color="CCCCCC"/>
+          <w:left w:val="single" w:sz="6" w:space="7" w:color="CCCCCC"/>
+          <w:bottom w:val="single" w:sz="6" w:space="7" w:color="CCCCCC"/>
+          <w:right w:val="single" w:sz="6" w:space="7" w:color="CCCCCC"/>
+        </w:pBdr>
+        <w:shd w:val="clear" w:color="auto" w:fill="F5F5F5"/>
+        <w:wordWrap w:val="0"/>
+        <w:spacing w:after="150"/>
+        <w:rPr>
+          <w:color w:val="333333"/>
+        </w:rPr>
+      </w:pPr>
+      <w:r>
+        <w:rPr>
+          <w:color w:val="333333"/>
+        </w:rPr>
+        <w:t>Average28 = (28-period BP Sum) / (28-period TR Sum)</w:t>
+      </w:r>
+    </w:p>
+    <w:p>
+      <w:pPr>
+        <w:pStyle w:val="HTMLPreformatted"/>
+        <w:pBdr>
+          <w:top w:val="single" w:sz="6" w:space="7" w:color="CCCCCC"/>
+          <w:left w:val="single" w:sz="6" w:space="7" w:color="CCCCCC"/>
+          <w:bottom w:val="single" w:sz="6" w:space="7" w:color="CCCCCC"/>
+          <w:right w:val="single" w:sz="6" w:space="7" w:color="CCCCCC"/>
+        </w:pBdr>
+        <w:shd w:val="clear" w:color="auto" w:fill="F5F5F5"/>
+        <w:wordWrap w:val="0"/>
+        <w:spacing w:after="150"/>
+        <w:rPr>
+          <w:color w:val="333333"/>
+        </w:rPr>
+      </w:pPr>
+    </w:p>
+    <w:p>
+      <w:pPr>
+        <w:pStyle w:val="HTMLPreformatted"/>
+        <w:pBdr>
+          <w:top w:val="single" w:sz="6" w:space="7" w:color="CCCCCC"/>
+          <w:left w:val="single" w:sz="6" w:space="7" w:color="CCCCCC"/>
+          <w:bottom w:val="single" w:sz="6" w:space="7" w:color="CCCCCC"/>
+          <w:right w:val="single" w:sz="6" w:space="7" w:color="CCCCCC"/>
+        </w:pBdr>
+        <w:shd w:val="clear" w:color="auto" w:fill="F5F5F5"/>
+        <w:wordWrap w:val="0"/>
+        <w:spacing w:after="150"/>
+        <w:rPr>
+          <w:color w:val="333333"/>
+        </w:rPr>
+      </w:pPr>
+      <w:r>
+        <w:rPr>
+          <w:color w:val="333333"/>
+        </w:rPr>
+        <w:t>UO = 100 x [(4 x Average</w:t>
+      </w:r>
+      <w:proofErr w:type="gramStart"/>
+      <w:r>
+        <w:rPr>
+          <w:color w:val="333333"/>
+        </w:rPr>
+        <w:t>7)+(</w:t>
+      </w:r>
+      <w:proofErr w:type="gramEnd"/>
+      <w:r>
+        <w:rPr>
+          <w:color w:val="333333"/>
+        </w:rPr>
+        <w:t>2 x Average14)+Average28]/(4+2+1)</w:t>
+      </w:r>
+    </w:p>
+    <w:p>
+      <w:pPr>
+        <w:pStyle w:val="ListParagraph"/>
+      </w:pPr>
+    </w:p>
+    <w:p>
+      <w:pPr>
+        <w:pStyle w:val="ListParagraph"/>
+      </w:pPr>
+    </w:p>
+    <w:p>
+      <w:pPr>
+        <w:ind w:left="360"/>
+      </w:pPr>
+    </w:p>
+    <w:p>
+      <w:pPr>
+        <w:pStyle w:val="ListParagraph"/>
+      </w:pPr>
+    </w:p>
+    <w:p>
+      <w:r>
+        <w:t>Generally, price values are consistently increasing over long period of time</w:t>
+      </w:r>
+      <w:r>
+        <w:t>. More specifically</w:t>
+      </w:r>
+      <w:r>
+        <w:t>, mean of price values are increasing over time.</w:t>
+      </w:r>
+      <w:r>
+        <w:t xml:space="preserve"> That’</w:t>
+      </w:r>
+      <w:r>
+        <w:t xml:space="preserve">s why buy and hold strategy wins when compared to other sophisticated methods. This property comes with one big problem that statistical </w:t>
+      </w:r>
+      <w:r>
+        <w:t>properties</w:t>
+      </w:r>
+      <w:r>
+        <w:t xml:space="preserve"> such as mean and variance are not applicable</w:t>
+      </w:r>
+      <w:r>
+        <w:t xml:space="preserve">. To be able to use mean and variances again, these properties should be made constant over time i.e. stationarized. To make price time series stationary, first difference method is used. Simply, price values of every </w:t>
+      </w:r>
+      <w:r>
+        <w:t xml:space="preserve">next </w:t>
+      </w:r>
+      <w:r>
+        <w:t xml:space="preserve">day are subtracted from </w:t>
+      </w:r>
+      <w:r>
+        <w:t xml:space="preserve">the day before and at the end mean around zero-point is obtained. Fig.1 shows nonstationary - and stationary price values over time.  </w:t>
+      </w:r>
+    </w:p>
+    <w:p>
+      <w:r>
+        <w:rPr>
+          <w:noProof/>
+        </w:rPr>
+        <w:lastRenderedPageBreak/>
+        <w:drawing>
+          <wp:inline distT="0" distB="0" distL="0" distR="0" wp14:anchorId="1DA4EB08" wp14:editId="5AD951F8">
+            <wp:extent cx="3095625" cy="2902148"/>
+            <wp:effectExtent l="0" t="0" r="0" b="0"/>
+            <wp:docPr id="1" name="Picture 1" descr="C:\Users\Ugur Gudelek\AppData\Local\Microsoft\Windows\INetCache\Content.Word\Real vs first diff.png"/>
+            <wp:cNvGraphicFramePr>
+              <a:graphicFrameLocks xmlns:a="http://schemas.openxmlformats.org/drawingml/2006/main" noChangeAspect="1"/>
+            </wp:cNvGraphicFramePr>
+            <a:graphic xmlns:a="http://schemas.openxmlformats.org/drawingml/2006/main">
+              <a:graphicData uri="http://schemas.openxmlformats.org/drawingml/2006/picture">
+                <pic:pic xmlns:pic="http://schemas.openxmlformats.org/drawingml/2006/picture">
+                  <pic:nvPicPr>
+                    <pic:cNvPr id="0" name="Picture 1" descr="C:\Users\Ugur Gudelek\AppData\Local\Microsoft\Windows\INetCache\Content.Word\Real vs first diff.png"/>
+                    <pic:cNvPicPr>
+                      <a:picLocks noChangeAspect="1" noChangeArrowheads="1"/>
+                    </pic:cNvPicPr>
+                  </pic:nvPicPr>
+                  <pic:blipFill>
+                    <a:blip r:embed="rId22">
+                      <a:extLst>
+                        <a:ext uri="{28A0092B-C50C-407E-A947-70E740481C1C}">
+                          <a14:useLocalDpi xmlns:a14="http://schemas.microsoft.com/office/drawing/2010/main" val="0"/>
+                        </a:ext>
+                      </a:extLst>
+                    </a:blip>
+                    <a:srcRect/>
+                    <a:stretch>
+                      <a:fillRect/>
+                    </a:stretch>
+                  </pic:blipFill>
+                  <pic:spPr bwMode="auto">
+                    <a:xfrm>
+                      <a:off x="0" y="0"/>
+                      <a:ext cx="3115066" cy="2920374"/>
+                    </a:xfrm>
+                    <a:prstGeom prst="rect">
+                      <a:avLst/>
+                    </a:prstGeom>
+                    <a:noFill/>
+                    <a:ln>
+                      <a:noFill/>
+                    </a:ln>
+                  </pic:spPr>
+                </pic:pic>
+              </a:graphicData>
+            </a:graphic>
+          </wp:inline>
+        </w:drawing>
+      </w:r>
+    </w:p>
+    <w:p>
+      <w:r>
+        <w:t>After updating new weights in models, we want to make sure that weights are in same range as it before.</w:t>
+      </w:r>
+      <w:r>
+        <w:t xml:space="preserve"> Therefore, stationary price values are normalized with </w:t>
+      </w:r>
+      <w:r>
+        <w:t>hyperbolic tangent</w:t>
+      </w:r>
+      <w:r>
+        <w:t xml:space="preserve"> function</w:t>
+      </w:r>
+      <w:r>
+        <w:t xml:space="preserve"> (tanh) (1)</w:t>
+      </w:r>
+      <w:r>
+        <w:t xml:space="preserve">. Tanh function is narrowed down </w:t>
+      </w:r>
+      <w:r>
+        <w:t xml:space="preserve">any given value between -1 and 1 in Fig. 2. </w:t>
+      </w:r>
+      <w:r>
+        <w:t xml:space="preserve"> </w:t>
+      </w:r>
+    </w:p>
+    <w:p>
+      <w:r>
+        <w:t xml:space="preserve"> </w:t>
+      </w:r>
+    </w:p>
+    <w:p/>
+    <w:p>
+      <w:pPr>
+        <w:spacing w:before="100" w:beforeAutospacing="1" w:after="100" w:afterAutospacing="1" w:line="240" w:lineRule="auto"/>
+        <w:ind w:left="360"/>
+        <w:rPr>
+          <w:rFonts w:ascii="Arial" w:hAnsi="Arial" w:cs="Arial"/>
+          <w:color w:val="000000"/>
+        </w:rPr>
+      </w:pPr>
+      <w:r>
+        <w:rPr>
+          <w:rFonts w:ascii="Arial" w:eastAsia="Times New Roman" w:hAnsi="Arial" w:cs="Arial"/>
+          <w:color w:val="000000"/>
+          <w:sz w:val="24"/>
+          <w:szCs w:val="24"/>
+        </w:rPr>
+        <w:br/>
+      </w:r>
+      <w:r>
+        <w:rPr>
+          <w:rFonts w:ascii="Arial" w:eastAsia="Times New Roman" w:hAnsi="Arial" w:cs="Arial"/>
+          <w:color w:val="000000"/>
+          <w:sz w:val="24"/>
+          <w:szCs w:val="24"/>
+        </w:rPr>
+        <w:br/>
+      </w:r>
+    </w:p>
+    <w:p>
+      <w:pPr>
+        <w:rPr>
+          <w:rFonts w:ascii="Arial" w:hAnsi="Arial" w:cs="Arial"/>
+          <w:color w:val="000000"/>
+        </w:rPr>
+      </w:pPr>
+      <w:r>
+        <w:rPr>
+          <w:rFonts w:ascii="Arial" w:hAnsi="Arial" w:cs="Arial"/>
+          <w:color w:val="000000"/>
+        </w:rPr>
+        <w:br w:type="page"/>
+      </w:r>
+    </w:p>
+    <w:p>
+      <w:pPr>
+        <w:spacing w:before="100" w:beforeAutospacing="1" w:after="100" w:afterAutospacing="1" w:line="240" w:lineRule="auto"/>
+        <w:ind w:left="360"/>
+        <w:rPr>
+          <w:rFonts w:ascii="Arial" w:hAnsi="Arial" w:cs="Arial"/>
+          <w:color w:val="000000"/>
+        </w:rPr>
+      </w:pPr>
+    </w:p>
+    <w:p>
+      <w:pPr>
+        <w:pStyle w:val="Heading2"/>
+      </w:pPr>
+      <w:r>
+        <w:t>B</w:t>
+      </w:r>
+      <w:r>
+        <w:t>. CNN</w:t>
+      </w:r>
+    </w:p>
+    <w:p>
+      <w:pPr>
+        <w:rPr>
+          <w:noProof/>
+        </w:rPr>
+      </w:pPr>
+      <w:r>
+        <w:t>Convolutional neural network(CNN)</w:t>
+      </w:r>
+      <w:r>
+        <w:t xml:space="preserve"> is under a family of neural network (NN) which has several </w:t>
+      </w:r>
+      <w:r>
+        <w:t>variations</w:t>
+      </w:r>
+      <w:r>
+        <w:t xml:space="preserve"> of multilayer perceptron. CNN consists of an input layer, several hidden layers and an output layer like any other NN does. Input layer is a representation of identity function (5). Output layer which makes decisions, passes previously calculated weights through linear function</w:t>
+      </w:r>
+      <w:r>
+        <w:t xml:space="preserve"> </w:t>
+      </w:r>
+      <w:r>
+        <w:t>(6). The hidden layers are either convolutional, pooling, dropout or fully connected.</w:t>
+      </w:r>
+      <w:r>
+        <w:t xml:space="preserve"> Layers have activation functions at the end and activation functions (7,8,9), such as sigmoid, tanh, RELU, apply additional functionality e.g. normalization Weights of CNN are filters and convolve given inputs. Convolution is a process which sums the </w:t>
+      </w:r>
+      <w:r>
+        <w:t xml:space="preserve">pointwise </w:t>
+      </w:r>
+      <w:r>
+        <w:t xml:space="preserve">multiplications of </w:t>
+      </w:r>
+      <w:r>
+        <w:t xml:space="preserve">given two functions in certain window. Pooling combines every element in certain window and outputs one result. For example, max pooling outputs the maximum element for given window. Dropout </w:t>
+      </w:r>
+      <w:r>
+        <w:rPr>
+          <w:color w:val="FF0000"/>
+        </w:rPr>
+        <w:t>(cite here)</w:t>
+      </w:r>
+      <w:r>
+        <w:rPr>
+          <w:color w:val="FF0000"/>
+        </w:rPr>
+        <w:t xml:space="preserve"> </w:t>
+      </w:r>
+      <w:r>
+        <w:t>selects several neurons, which can vote, to reduce overfitting.  Fully connected layers connect every neuron in the previous layer to every neuron in the next layer.</w:t>
+      </w:r>
+      <w:r>
+        <w:rPr>
+          <w:noProof/>
+        </w:rPr>
+        <w:t xml:space="preserve"> </w:t>
+      </w:r>
+      <w:r>
+        <w:rPr>
+          <w:noProof/>
+        </w:rPr>
+        <w:t xml:space="preserve">In Fig.5 CNN network provided. To update the weights of filter, </w:t>
+      </w:r>
+      <w:r>
+        <w:rPr>
+          <w:noProof/>
+        </w:rPr>
+        <w:t>An Adaptive Learning Rate Method</w:t>
+      </w:r>
+      <w:r>
+        <w:rPr>
+          <w:noProof/>
+        </w:rPr>
+        <w:t xml:space="preserve">(ADADELTA) </w:t>
+      </w:r>
+      <w:r>
+        <w:rPr>
+          <w:noProof/>
+          <w:color w:val="FF0000"/>
+        </w:rPr>
+        <w:t>[cite here]</w:t>
+      </w:r>
+      <w:r>
+        <w:rPr>
+          <w:noProof/>
+          <w:color w:val="FF0000"/>
+        </w:rPr>
+        <w:t xml:space="preserve"> </w:t>
+      </w:r>
+      <w:r>
+        <w:rPr>
+          <w:noProof/>
+        </w:rPr>
+        <w:t>is used.</w:t>
+      </w:r>
+    </w:p>
+    <w:tbl>
+      <w:tblPr>
+        <w:tblStyle w:val="TableGrid"/>
+        <w:tblW w:w="0" w:type="auto"/>
+        <w:tblLook w:val="04A0" w:firstRow="1" w:lastRow="0" w:firstColumn="1" w:lastColumn="0" w:noHBand="0" w:noVBand="1"/>
+      </w:tblPr>
+      <w:tblGrid>
+        <w:gridCol w:w="2448"/>
+        <w:gridCol w:w="2342"/>
+        <w:gridCol w:w="2247"/>
+      </w:tblGrid>
+      <w:tr>
+        <w:tc>
+          <w:tcPr>
+            <w:tcW w:w="2448" w:type="dxa"/>
+          </w:tcPr>
+          <w:p>
+            <w:pPr>
+              <w:rPr>
+                <w:noProof/>
+              </w:rPr>
+            </w:pPr>
+            <w:r>
+              <w:rPr>
+                <w:noProof/>
+              </w:rPr>
+              <w:t>Input</w:t>
+            </w:r>
+          </w:p>
+        </w:tc>
+        <w:tc>
+          <w:tcPr>
+            <w:tcW w:w="2342" w:type="dxa"/>
+          </w:tcPr>
+          <w:p>
+            <w:pPr>
+              <w:rPr>
+                <w:noProof/>
+              </w:rPr>
+            </w:pPr>
+          </w:p>
+        </w:tc>
+        <w:tc>
+          <w:tcPr>
+            <w:tcW w:w="2247" w:type="dxa"/>
+          </w:tcPr>
+          <w:p>
+            <w:pPr>
+              <w:rPr>
+                <w:noProof/>
+              </w:rPr>
+            </w:pPr>
+          </w:p>
+        </w:tc>
+      </w:tr>
+      <w:tr>
+        <w:tc>
+          <w:tcPr>
+            <w:tcW w:w="2448" w:type="dxa"/>
+          </w:tcPr>
+          <w:p>
+            <w:pPr>
+              <w:rPr>
+                <w:noProof/>
+              </w:rPr>
+            </w:pPr>
+            <w:r>
+              <w:rPr>
+                <w:noProof/>
+              </w:rPr>
+              <w:t>Conv2d</w:t>
+            </w:r>
+          </w:p>
+        </w:tc>
+        <w:tc>
+          <w:tcPr>
+            <w:tcW w:w="2342" w:type="dxa"/>
+          </w:tcPr>
+          <w:p>
+            <w:pPr>
+              <w:rPr>
+                <w:noProof/>
+              </w:rPr>
+            </w:pPr>
+            <w:r>
+              <w:rPr>
+                <w:noProof/>
+              </w:rPr>
+              <w:t xml:space="preserve">3x3 </w:t>
+            </w:r>
+            <w:r>
+              <w:rPr>
+                <w:noProof/>
+              </w:rPr>
+              <w:t>32</w:t>
+            </w:r>
+            <w:r>
+              <w:rPr>
+                <w:noProof/>
+              </w:rPr>
+              <w:t xml:space="preserve"> filter</w:t>
+            </w:r>
+          </w:p>
+        </w:tc>
+        <w:tc>
+          <w:tcPr>
+            <w:tcW w:w="2247" w:type="dxa"/>
+          </w:tcPr>
+          <w:p>
+            <w:pPr>
+              <w:rPr>
+                <w:noProof/>
+              </w:rPr>
+            </w:pPr>
+            <w:r>
+              <w:rPr>
+                <w:noProof/>
+              </w:rPr>
+              <w:t>RELU</w:t>
+            </w:r>
+          </w:p>
+        </w:tc>
+      </w:tr>
+      <w:tr>
+        <w:tc>
+          <w:tcPr>
+            <w:tcW w:w="2448" w:type="dxa"/>
+          </w:tcPr>
+          <w:p>
+            <w:pPr>
+              <w:rPr>
+                <w:noProof/>
+              </w:rPr>
+            </w:pPr>
+            <w:r>
+              <w:rPr>
+                <w:noProof/>
+              </w:rPr>
+              <w:t>Conv2d</w:t>
+            </w:r>
+          </w:p>
+        </w:tc>
+        <w:tc>
+          <w:tcPr>
+            <w:tcW w:w="2342" w:type="dxa"/>
+          </w:tcPr>
+          <w:p>
+            <w:pPr>
+              <w:rPr>
+                <w:noProof/>
+              </w:rPr>
+            </w:pPr>
+            <w:r>
+              <w:rPr>
+                <w:noProof/>
+              </w:rPr>
+              <w:t>3x3 64 filter</w:t>
+            </w:r>
+          </w:p>
+        </w:tc>
+        <w:tc>
+          <w:tcPr>
+            <w:tcW w:w="2247" w:type="dxa"/>
+          </w:tcPr>
+          <w:p>
+            <w:pPr>
+              <w:rPr>
+                <w:noProof/>
+              </w:rPr>
+            </w:pPr>
+            <w:r>
+              <w:rPr>
+                <w:noProof/>
+              </w:rPr>
+              <w:t>RELU</w:t>
+            </w:r>
+          </w:p>
+        </w:tc>
+      </w:tr>
+      <w:tr>
+        <w:tc>
+          <w:tcPr>
+            <w:tcW w:w="2448" w:type="dxa"/>
+          </w:tcPr>
+          <w:p>
+            <w:pPr>
+              <w:rPr>
+                <w:noProof/>
+              </w:rPr>
+            </w:pPr>
+            <w:r>
+              <w:rPr>
+                <w:noProof/>
+              </w:rPr>
+              <w:t>MaxPooling</w:t>
+            </w:r>
+          </w:p>
+        </w:tc>
+        <w:tc>
+          <w:tcPr>
+            <w:tcW w:w="2342" w:type="dxa"/>
+          </w:tcPr>
+          <w:p>
+            <w:pPr>
+              <w:rPr>
+                <w:noProof/>
+              </w:rPr>
+            </w:pPr>
+            <w:r>
+              <w:rPr>
+                <w:noProof/>
+              </w:rPr>
+              <w:t>2x2 pool size</w:t>
+            </w:r>
+          </w:p>
+        </w:tc>
+        <w:tc>
+          <w:tcPr>
+            <w:tcW w:w="2247" w:type="dxa"/>
+          </w:tcPr>
+          <w:p>
+            <w:pPr>
+              <w:rPr>
+                <w:noProof/>
+              </w:rPr>
+            </w:pPr>
+          </w:p>
+        </w:tc>
+      </w:tr>
+      <w:tr>
+        <w:tc>
+          <w:tcPr>
+            <w:tcW w:w="2448" w:type="dxa"/>
+          </w:tcPr>
+          <w:p>
+            <w:pPr>
+              <w:rPr>
+                <w:noProof/>
+              </w:rPr>
+            </w:pPr>
+            <w:r>
+              <w:rPr>
+                <w:noProof/>
+              </w:rPr>
+              <w:t>Dropout</w:t>
+            </w:r>
+          </w:p>
+        </w:tc>
+        <w:tc>
+          <w:tcPr>
+            <w:tcW w:w="2342" w:type="dxa"/>
+          </w:tcPr>
+          <w:p>
+            <w:pPr>
+              <w:rPr>
+                <w:noProof/>
+              </w:rPr>
+            </w:pPr>
+            <w:r>
+              <w:rPr>
+                <w:noProof/>
+              </w:rPr>
+              <w:t>0.25 dropout</w:t>
+            </w:r>
+          </w:p>
+        </w:tc>
+        <w:tc>
+          <w:tcPr>
+            <w:tcW w:w="2247" w:type="dxa"/>
+          </w:tcPr>
+          <w:p>
+            <w:pPr>
+              <w:rPr>
+                <w:noProof/>
+              </w:rPr>
+            </w:pPr>
+          </w:p>
+        </w:tc>
+      </w:tr>
+      <w:tr>
+        <w:tc>
+          <w:tcPr>
+            <w:tcW w:w="2448" w:type="dxa"/>
+          </w:tcPr>
+          <w:p>
+            <w:pPr>
+              <w:rPr>
+                <w:noProof/>
+              </w:rPr>
+            </w:pPr>
+            <w:r>
+              <w:rPr>
+                <w:noProof/>
+              </w:rPr>
+              <w:t>Fully connected</w:t>
+            </w:r>
+          </w:p>
+        </w:tc>
+        <w:tc>
+          <w:tcPr>
+            <w:tcW w:w="2342" w:type="dxa"/>
+          </w:tcPr>
+          <w:p>
+            <w:pPr>
+              <w:rPr>
+                <w:noProof/>
+              </w:rPr>
+            </w:pPr>
+            <w:r>
+              <w:rPr>
+                <w:noProof/>
+              </w:rPr>
+              <w:t>128 neuron</w:t>
+            </w:r>
+          </w:p>
+        </w:tc>
+        <w:tc>
+          <w:tcPr>
+            <w:tcW w:w="2247" w:type="dxa"/>
+          </w:tcPr>
+          <w:p>
+            <w:pPr>
+              <w:rPr>
+                <w:noProof/>
+              </w:rPr>
+            </w:pPr>
+            <w:r>
+              <w:rPr>
+                <w:noProof/>
+              </w:rPr>
+              <w:t>RELU</w:t>
+            </w:r>
+          </w:p>
+        </w:tc>
+      </w:tr>
+      <w:tr>
+        <w:tc>
+          <w:tcPr>
+            <w:tcW w:w="2448" w:type="dxa"/>
+          </w:tcPr>
+          <w:p>
+            <w:pPr>
+              <w:rPr>
+                <w:noProof/>
+              </w:rPr>
+            </w:pPr>
+            <w:r>
+              <w:rPr>
+                <w:noProof/>
+              </w:rPr>
+              <w:t>Dropout</w:t>
+            </w:r>
+          </w:p>
+        </w:tc>
+        <w:tc>
+          <w:tcPr>
+            <w:tcW w:w="2342" w:type="dxa"/>
+          </w:tcPr>
+          <w:p>
+            <w:pPr>
+              <w:rPr>
+                <w:noProof/>
+              </w:rPr>
+            </w:pPr>
+            <w:r>
+              <w:rPr>
+                <w:noProof/>
+              </w:rPr>
+              <w:t>0.5 dropout</w:t>
+            </w:r>
+          </w:p>
+        </w:tc>
+        <w:tc>
+          <w:tcPr>
+            <w:tcW w:w="2247" w:type="dxa"/>
+          </w:tcPr>
+          <w:p>
+            <w:pPr>
+              <w:rPr>
+                <w:noProof/>
+              </w:rPr>
+            </w:pPr>
+          </w:p>
+        </w:tc>
+      </w:tr>
+      <w:tr>
+        <w:tc>
+          <w:tcPr>
+            <w:tcW w:w="2448" w:type="dxa"/>
+          </w:tcPr>
+          <w:p>
+            <w:pPr>
+              <w:rPr>
+                <w:noProof/>
+              </w:rPr>
+            </w:pPr>
+            <w:r>
+              <w:rPr>
+                <w:noProof/>
+              </w:rPr>
+              <w:t>Output</w:t>
+            </w:r>
+          </w:p>
+        </w:tc>
+        <w:tc>
+          <w:tcPr>
+            <w:tcW w:w="2342" w:type="dxa"/>
+          </w:tcPr>
+          <w:p>
+            <w:pPr>
+              <w:rPr>
+                <w:noProof/>
+              </w:rPr>
+            </w:pPr>
+          </w:p>
+        </w:tc>
+        <w:tc>
+          <w:tcPr>
+            <w:tcW w:w="2247" w:type="dxa"/>
+          </w:tcPr>
+          <w:p>
+            <w:pPr>
+              <w:rPr>
+                <w:noProof/>
+              </w:rPr>
+            </w:pPr>
+          </w:p>
+        </w:tc>
+      </w:tr>
+    </w:tbl>
+    <w:p>
+      <w:pPr>
+        <w:rPr>
+          <w:noProof/>
+        </w:rPr>
+      </w:pPr>
+    </w:p>
+    <w:p>
+      <w:pPr>
+        <w:rPr>
+          <w:noProof/>
+        </w:rPr>
+      </w:pPr>
+      <w:r>
+        <w:rPr>
+          <w:noProof/>
+          <w:color w:val="FF0000"/>
+        </w:rPr>
+        <w:drawing>
+          <wp:inline distT="0" distB="0" distL="0" distR="0">
+            <wp:extent cx="5943600" cy="1485900"/>
+            <wp:effectExtent l="0" t="0" r="0" b="0"/>
+            <wp:docPr id="12" name="Picture 12" descr="C:\Users\Ugur Gudelek\AppData\Local\Microsoft\Windows\INetCache\Content.Word\linear_regr_function.png"/>
+            <wp:cNvGraphicFramePr>
+              <a:graphicFrameLocks xmlns:a="http://schemas.openxmlformats.org/drawingml/2006/main" noChangeAspect="1"/>
+            </wp:cNvGraphicFramePr>
+            <a:graphic xmlns:a="http://schemas.openxmlformats.org/drawingml/2006/main">
+              <a:graphicData uri="http://schemas.openxmlformats.org/drawingml/2006/picture">
+                <pic:pic xmlns:pic="http://schemas.openxmlformats.org/drawingml/2006/picture">
+                  <pic:nvPicPr>
+                    <pic:cNvPr id="0" name="Picture 12" descr="C:\Users\Ugur Gudelek\AppData\Local\Microsoft\Windows\INetCache\Content.Word\linear_regr_function.png"/>
+                    <pic:cNvPicPr>
+                      <a:picLocks noChangeAspect="1" noChangeArrowheads="1"/>
+                    </pic:cNvPicPr>
+                  </pic:nvPicPr>
+                  <pic:blipFill>
+                    <a:blip r:embed="rId23">
+                      <a:extLst>
+                        <a:ext uri="{28A0092B-C50C-407E-A947-70E740481C1C}">
+                          <a14:useLocalDpi xmlns:a14="http://schemas.microsoft.com/office/drawing/2010/main" val="0"/>
+                        </a:ext>
+                      </a:extLst>
+                    </a:blip>
+                    <a:srcRect/>
+                    <a:stretch>
+                      <a:fillRect/>
+                    </a:stretch>
+                  </pic:blipFill>
+                  <pic:spPr bwMode="auto">
+                    <a:xfrm>
+                      <a:off x="0" y="0"/>
+                      <a:ext cx="5943600" cy="1485900"/>
+                    </a:xfrm>
+                    <a:prstGeom prst="rect">
+                      <a:avLst/>
+                    </a:prstGeom>
+                    <a:noFill/>
+                    <a:ln>
+                      <a:noFill/>
+                    </a:ln>
+                  </pic:spPr>
+                </pic:pic>
+              </a:graphicData>
+            </a:graphic>
+          </wp:inline>
+        </w:drawing>
+      </w:r>
+    </w:p>
+    <w:p>
+      <w:pPr>
+        <w:rPr>
+          <w:noProof/>
+        </w:rPr>
+      </w:pPr>
+      <w:r>
+        <w:rPr>
+          <w:noProof/>
+        </w:rPr>
+        <w:lastRenderedPageBreak/>
+        <w:drawing>
+          <wp:inline distT="0" distB="0" distL="0" distR="0" wp14:anchorId="3FB2AE91" wp14:editId="44DFB9CE">
+            <wp:extent cx="2657475" cy="1724025"/>
+            <wp:effectExtent l="0" t="0" r="9525" b="9525"/>
+            <wp:docPr id="3" name="Picture 3" descr="C:\Users\Ugur Gudelek\AppData\Local\Microsoft\Windows\INetCache\Content.Word\tanh.png"/>
+            <wp:cNvGraphicFramePr>
+              <a:graphicFrameLocks xmlns:a="http://schemas.openxmlformats.org/drawingml/2006/main" noChangeAspect="1"/>
+            </wp:cNvGraphicFramePr>
+            <a:graphic xmlns:a="http://schemas.openxmlformats.org/drawingml/2006/main">
+              <a:graphicData uri="http://schemas.openxmlformats.org/drawingml/2006/picture">
+                <pic:pic xmlns:pic="http://schemas.openxmlformats.org/drawingml/2006/picture">
+                  <pic:nvPicPr>
+                    <pic:cNvPr id="0" name="Picture 3" descr="C:\Users\Ugur Gudelek\AppData\Local\Microsoft\Windows\INetCache\Content.Word\tanh.png"/>
+                    <pic:cNvPicPr>
+                      <a:picLocks noChangeAspect="1" noChangeArrowheads="1"/>
+                    </pic:cNvPicPr>
+                  </pic:nvPicPr>
+                  <pic:blipFill>
+                    <a:blip r:embed="rId24">
+                      <a:extLst>
+                        <a:ext uri="{28A0092B-C50C-407E-A947-70E740481C1C}">
+                          <a14:useLocalDpi xmlns:a14="http://schemas.microsoft.com/office/drawing/2010/main" val="0"/>
+                        </a:ext>
+                      </a:extLst>
+                    </a:blip>
+                    <a:srcRect/>
+                    <a:stretch>
+                      <a:fillRect/>
+                    </a:stretch>
+                  </pic:blipFill>
+                  <pic:spPr bwMode="auto">
+                    <a:xfrm>
+                      <a:off x="0" y="0"/>
+                      <a:ext cx="2657475" cy="1724025"/>
+                    </a:xfrm>
+                    <a:prstGeom prst="rect">
+                      <a:avLst/>
+                    </a:prstGeom>
+                    <a:noFill/>
+                    <a:ln>
+                      <a:noFill/>
+                    </a:ln>
+                  </pic:spPr>
+                </pic:pic>
+              </a:graphicData>
+            </a:graphic>
+          </wp:inline>
+        </w:drawing>
+      </w:r>
+      <w:bookmarkStart w:id="0" w:name="_GoBack"/>
+      <w:bookmarkEnd w:id="0"/>
+      <w:r>
+        <w:rPr>
+          <w:noProof/>
+        </w:rPr>
+        <w:drawing>
+          <wp:inline distT="0" distB="0" distL="0" distR="0" wp14:anchorId="401572F6" wp14:editId="11E8252E">
+            <wp:extent cx="4467225" cy="628650"/>
+            <wp:effectExtent l="0" t="0" r="9525" b="0"/>
+            <wp:docPr id="2" name="Picture 2" descr="C:\Users\Ugur Gudelek\AppData\Local\Microsoft\Windows\INetCache\Content.Word\tanh_eqn.png"/>
+            <wp:cNvGraphicFramePr>
+              <a:graphicFrameLocks xmlns:a="http://schemas.openxmlformats.org/drawingml/2006/main" noChangeAspect="1"/>
+            </wp:cNvGraphicFramePr>
+            <a:graphic xmlns:a="http://schemas.openxmlformats.org/drawingml/2006/main">
+              <a:graphicData uri="http://schemas.openxmlformats.org/drawingml/2006/picture">
+                <pic:pic xmlns:pic="http://schemas.openxmlformats.org/drawingml/2006/picture">
+                  <pic:nvPicPr>
+                    <pic:cNvPr id="0" name="Picture 2" descr="C:\Users\Ugur Gudelek\AppData\Local\Microsoft\Windows\INetCache\Content.Word\tanh_eqn.png"/>
+                    <pic:cNvPicPr>
+                      <a:picLocks noChangeAspect="1" noChangeArrowheads="1"/>
+                    </pic:cNvPicPr>
+                  </pic:nvPicPr>
+                  <pic:blipFill>
+                    <a:blip r:embed="rId25">
+                      <a:extLst>
+                        <a:ext uri="{28A0092B-C50C-407E-A947-70E740481C1C}">
+                          <a14:useLocalDpi xmlns:a14="http://schemas.microsoft.com/office/drawing/2010/main" val="0"/>
+                        </a:ext>
+                      </a:extLst>
+                    </a:blip>
+                    <a:srcRect/>
+                    <a:stretch>
+                      <a:fillRect/>
+                    </a:stretch>
+                  </pic:blipFill>
+                  <pic:spPr bwMode="auto">
+                    <a:xfrm>
+                      <a:off x="0" y="0"/>
+                      <a:ext cx="4467225" cy="628650"/>
+                    </a:xfrm>
+                    <a:prstGeom prst="rect">
+                      <a:avLst/>
+                    </a:prstGeom>
+                    <a:noFill/>
+                    <a:ln>
+                      <a:noFill/>
+                    </a:ln>
+                  </pic:spPr>
+                </pic:pic>
+              </a:graphicData>
+            </a:graphic>
+          </wp:inline>
+        </w:drawing>
+      </w:r>
+    </w:p>
+    <w:p>
+      <w:pPr>
+        <w:rPr>
+          <w:noProof/>
+        </w:rPr>
+      </w:pPr>
+    </w:p>
+    <w:p>
+      <w:r>
+        <w:rPr>
+          <w:noProof/>
+        </w:rPr>
+        <w:drawing>
+          <wp:inline distT="0" distB="0" distL="0" distR="0">
+            <wp:extent cx="3286125" cy="1619250"/>
+            <wp:effectExtent l="0" t="0" r="9525" b="0"/>
+            <wp:docPr id="9" name="Picture 9" descr="C:\Users\Ugur Gudelek\AppData\Local\Microsoft\Windows\INetCache\Content.Word\sigmoid.png"/>
+            <wp:cNvGraphicFramePr>
+              <a:graphicFrameLocks xmlns:a="http://schemas.openxmlformats.org/drawingml/2006/main" noChangeAspect="1"/>
+            </wp:cNvGraphicFramePr>
+            <a:graphic xmlns:a="http://schemas.openxmlformats.org/drawingml/2006/main">
+              <a:graphicData uri="http://schemas.openxmlformats.org/drawingml/2006/picture">
+                <pic:pic xmlns:pic="http://schemas.openxmlformats.org/drawingml/2006/picture">
+                  <pic:nvPicPr>
+                    <pic:cNvPr id="0" name="Picture 9" descr="C:\Users\Ugur Gudelek\AppData\Local\Microsoft\Windows\INetCache\Content.Word\sigmoid.png"/>
+                    <pic:cNvPicPr>
+                      <a:picLocks noChangeAspect="1" noChangeArrowheads="1"/>
+                    </pic:cNvPicPr>
+                  </pic:nvPicPr>
+                  <pic:blipFill>
+                    <a:blip r:embed="rId26">
+                      <a:extLst>
+                        <a:ext uri="{28A0092B-C50C-407E-A947-70E740481C1C}">
+                          <a14:useLocalDpi xmlns:a14="http://schemas.microsoft.com/office/drawing/2010/main" val="0"/>
+                        </a:ext>
+                      </a:extLst>
+                    </a:blip>
+                    <a:srcRect/>
+                    <a:stretch>
+                      <a:fillRect/>
+                    </a:stretch>
+                  </pic:blipFill>
+                  <pic:spPr bwMode="auto">
+                    <a:xfrm>
+                      <a:off x="0" y="0"/>
+                      <a:ext cx="3286125" cy="1619250"/>
+                    </a:xfrm>
+                    <a:prstGeom prst="rect">
+                      <a:avLst/>
+                    </a:prstGeom>
+                    <a:noFill/>
+                    <a:ln>
+                      <a:noFill/>
+                    </a:ln>
+                  </pic:spPr>
+                </pic:pic>
+              </a:graphicData>
+            </a:graphic>
+          </wp:inline>
+        </w:drawing>
+      </w:r>
+      <w:r>
+        <w:rPr>
+          <w:noProof/>
+        </w:rPr>
+        <w:drawing>
+          <wp:inline distT="0" distB="0" distL="0" distR="0">
+            <wp:extent cx="2524125" cy="2132221"/>
+            <wp:effectExtent l="0" t="0" r="0" b="1905"/>
+            <wp:docPr id="10" name="Picture 10" descr="C:\Users\Ugur Gudelek\AppData\Local\Microsoft\Windows\INetCache\Content.Word\relu.png"/>
+            <wp:cNvGraphicFramePr>
+              <a:graphicFrameLocks xmlns:a="http://schemas.openxmlformats.org/drawingml/2006/main" noChangeAspect="1"/>
+            </wp:cNvGraphicFramePr>
+            <a:graphic xmlns:a="http://schemas.openxmlformats.org/drawingml/2006/main">
+              <a:graphicData uri="http://schemas.openxmlformats.org/drawingml/2006/picture">
+                <pic:pic xmlns:pic="http://schemas.openxmlformats.org/drawingml/2006/picture">
+                  <pic:nvPicPr>
+                    <pic:cNvPr id="0" name="Picture 10" descr="C:\Users\Ugur Gudelek\AppData\Local\Microsoft\Windows\INetCache\Content.Word\relu.png"/>
+                    <pic:cNvPicPr>
+                      <a:picLocks noChangeAspect="1" noChangeArrowheads="1"/>
+                    </pic:cNvPicPr>
+                  </pic:nvPicPr>
+                  <pic:blipFill>
+                    <a:blip r:embed="rId27">
+                      <a:extLst>
+                        <a:ext uri="{28A0092B-C50C-407E-A947-70E740481C1C}">
+                          <a14:useLocalDpi xmlns:a14="http://schemas.microsoft.com/office/drawing/2010/main" val="0"/>
+                        </a:ext>
+                      </a:extLst>
+                    </a:blip>
+                    <a:srcRect/>
+                    <a:stretch>
+                      <a:fillRect/>
+                    </a:stretch>
+                  </pic:blipFill>
+                  <pic:spPr bwMode="auto">
+                    <a:xfrm>
+                      <a:off x="0" y="0"/>
+                      <a:ext cx="2533791" cy="2140386"/>
+                    </a:xfrm>
+                    <a:prstGeom prst="rect">
+                      <a:avLst/>
+                    </a:prstGeom>
+                    <a:noFill/>
+                    <a:ln>
+                      <a:noFill/>
+                    </a:ln>
+                  </pic:spPr>
+                </pic:pic>
+              </a:graphicData>
+            </a:graphic>
+          </wp:inline>
+        </w:drawing>
+      </w:r>
+    </w:p>
+    <w:p>
+      <w:pPr>
+        <w:rPr>
+          <w:color w:val="FF0000"/>
+        </w:rPr>
+      </w:pPr>
+      <w:r>
+        <w:rPr>
+          <w:noProof/>
+        </w:rPr>
+        <w:drawing>
+          <wp:inline distT="0" distB="0" distL="0" distR="0" wp14:anchorId="1E011445" wp14:editId="2A734A59">
+            <wp:extent cx="5934075" cy="2914650"/>
+            <wp:effectExtent l="0" t="0" r="9525" b="0"/>
+            <wp:docPr id="11" name="Picture 11" descr="C:\Users\Ugur Gudelek\AppData\Local\Microsoft\Windows\INetCache\Content.Word\neural_net2.jpeg"/>
+            <wp:cNvGraphicFramePr>
+              <a:graphicFrameLocks xmlns:a="http://schemas.openxmlformats.org/drawingml/2006/main" noChangeAspect="1"/>
+            </wp:cNvGraphicFramePr>
+            <a:graphic xmlns:a="http://schemas.openxmlformats.org/drawingml/2006/main">
+              <a:graphicData uri="http://schemas.openxmlformats.org/drawingml/2006/picture">
+                <pic:pic xmlns:pic="http://schemas.openxmlformats.org/drawingml/2006/picture">
+                  <pic:nvPicPr>
+                    <pic:cNvPr id="0" name="Picture 11" descr="C:\Users\Ugur Gudelek\AppData\Local\Microsoft\Windows\INetCache\Content.Word\neural_net2.jpeg"/>
+                    <pic:cNvPicPr>
+                      <a:picLocks noChangeAspect="1" noChangeArrowheads="1"/>
+                    </pic:cNvPicPr>
+                  </pic:nvPicPr>
+                  <pic:blipFill>
+                    <a:blip r:embed="rId28">
+                      <a:extLst>
+                        <a:ext uri="{28A0092B-C50C-407E-A947-70E740481C1C}">
+                          <a14:useLocalDpi xmlns:a14="http://schemas.microsoft.com/office/drawing/2010/main" val="0"/>
+                        </a:ext>
+                      </a:extLst>
+                    </a:blip>
+                    <a:srcRect/>
+                    <a:stretch>
+                      <a:fillRect/>
+                    </a:stretch>
+                  </pic:blipFill>
+                  <pic:spPr bwMode="auto">
+                    <a:xfrm>
+                      <a:off x="0" y="0"/>
+                      <a:ext cx="5934075" cy="2914650"/>
+                    </a:xfrm>
+                    <a:prstGeom prst="rect">
+                      <a:avLst/>
+                    </a:prstGeom>
+                    <a:noFill/>
+                    <a:ln>
+                      <a:noFill/>
+                    </a:ln>
+                  </pic:spPr>
+                </pic:pic>
+              </a:graphicData>
+            </a:graphic>
+          </wp:inline>
+        </w:drawing>
+      </w:r>
+      <w:r>
+        <w:rPr>
+          <w:color w:val="FF0000"/>
+        </w:rPr>
+        <w:t xml:space="preserve"> </w:t>
+      </w:r>
+    </w:p>
+    <w:p>
+      <w:pPr>
+        <w:rPr>
+          <w:color w:val="FF0000"/>
+        </w:rPr>
+      </w:pPr>
+      <w:r>
+        <w:rPr>
+          <w:color w:val="FF0000"/>
+        </w:rPr>
+        <w:br w:type="page"/>
+      </w:r>
+    </w:p>
+    <w:p>
+      <w:pPr>
+        <w:rPr>
+          <w:color w:val="FF0000"/>
+        </w:rPr>
+      </w:pPr>
+    </w:p>
+    <w:p>
+      <w:pPr>
+        <w:pStyle w:val="Heading2"/>
+      </w:pPr>
+      <w:r>
+        <w:t>C. Clustering</w:t>
+      </w:r>
+    </w:p>
+    <w:p>
+      <w:pPr>
+        <w:pStyle w:val="ListParagraph"/>
+      </w:pPr>
+      <w:r>
+        <w:t xml:space="preserve">2D </w:t>
+      </w:r>
+      <w:r>
+        <w:t>c</w:t>
+      </w:r>
+      <w:r>
+        <w:t xml:space="preserve">onvolution process requires locality </w:t>
+      </w:r>
+      <w:r>
+        <w:t>over</w:t>
+      </w:r>
+      <w:r>
+        <w:t xml:space="preserve"> both x-axis and y-axis. </w:t>
+      </w:r>
+      <w:r>
+        <w:t>On contrast, t</w:t>
+      </w:r>
+      <w:r>
+        <w:t>ime series have locality over x-</w:t>
+      </w:r>
+      <w:r>
+        <w:t>axis naturally</w:t>
+      </w:r>
+      <w:r>
+        <w:t>,</w:t>
+      </w:r>
+      <w:r>
+        <w:t xml:space="preserve"> however </w:t>
+      </w:r>
+      <w:r>
+        <w:t>not</w:t>
+      </w:r>
+      <w:r>
+        <w:t xml:space="preserve"> over y-axis. </w:t>
+      </w:r>
+      <w:r>
+        <w:t xml:space="preserve">When different features are clustered together, each cluster satisfies locality in its boundary. Therefore, we examine clustering while taking each feature time series as input. </w:t>
+      </w:r>
+      <w:r>
+        <w:t>A</w:t>
+      </w:r>
+      <w:r>
+        <w:t>gglomerative</w:t>
+      </w:r>
+      <w:r>
+        <w:t xml:space="preserve"> </w:t>
+      </w:r>
+      <w:r>
+        <w:t>clustering is selected because of visualization of dendrogram and bottom-up approach.</w:t>
+      </w:r>
+      <w:r>
+        <w:t xml:space="preserve"> </w:t>
+      </w:r>
+      <w:r>
+        <w:t xml:space="preserve"> </w:t>
+      </w:r>
+      <w:r>
+        <w:t>Euclidean distance metric (2) is used while constructing distance matrix with Pearson correlation coefficient (3).</w:t>
+      </w:r>
+      <w:r>
+        <w:t xml:space="preserve"> </w:t>
+      </w:r>
+      <w:r>
+        <w:t>In Fig. 4. Dendrogram of features are created.</w:t>
+      </w:r>
+    </w:p>
+    <w:p>
+      <w:pPr>
+        <w:pStyle w:val="ListParagraph"/>
+      </w:pPr>
+      <w:r>
+        <w:rPr>
+          <w:noProof/>
+        </w:rPr>
+        <w:drawing>
+          <wp:inline distT="0" distB="0" distL="0" distR="0">
+            <wp:extent cx="4248150" cy="514350"/>
+            <wp:effectExtent l="0" t="0" r="0" b="0"/>
+            <wp:docPr id="5" name="Picture 5" descr="C:\Users\Ugur Gudelek\AppData\Local\Microsoft\Windows\INetCache\Content.Word\euclidean.png"/>
+            <wp:cNvGraphicFramePr>
+              <a:graphicFrameLocks xmlns:a="http://schemas.openxmlformats.org/drawingml/2006/main" noChangeAspect="1"/>
+            </wp:cNvGraphicFramePr>
+            <a:graphic xmlns:a="http://schemas.openxmlformats.org/drawingml/2006/main">
+              <a:graphicData uri="http://schemas.openxmlformats.org/drawingml/2006/picture">
+                <pic:pic xmlns:pic="http://schemas.openxmlformats.org/drawingml/2006/picture">
+                  <pic:nvPicPr>
+                    <pic:cNvPr id="0" name="Picture 5" descr="C:\Users\Ugur Gudelek\AppData\Local\Microsoft\Windows\INetCache\Content.Word\euclidean.png"/>
+                    <pic:cNvPicPr>
+                      <a:picLocks noChangeAspect="1" noChangeArrowheads="1"/>
+                    </pic:cNvPicPr>
+                  </pic:nvPicPr>
+                  <pic:blipFill>
+                    <a:blip r:embed="rId29">
+                      <a:extLst>
+                        <a:ext uri="{28A0092B-C50C-407E-A947-70E740481C1C}">
+                          <a14:useLocalDpi xmlns:a14="http://schemas.microsoft.com/office/drawing/2010/main" val="0"/>
+                        </a:ext>
+                      </a:extLst>
+                    </a:blip>
+                    <a:srcRect/>
+                    <a:stretch>
+                      <a:fillRect/>
+                    </a:stretch>
+                  </pic:blipFill>
+                  <pic:spPr bwMode="auto">
+                    <a:xfrm>
+                      <a:off x="0" y="0"/>
+                      <a:ext cx="4248150" cy="514350"/>
+                    </a:xfrm>
+                    <a:prstGeom prst="rect">
+                      <a:avLst/>
+                    </a:prstGeom>
+                    <a:noFill/>
+                    <a:ln>
+                      <a:noFill/>
+                    </a:ln>
+                  </pic:spPr>
+                </pic:pic>
+              </a:graphicData>
+            </a:graphic>
+          </wp:inline>
+        </w:drawing>
+      </w:r>
+      <w:r>
+        <w:t>(2)</w:t>
+      </w:r>
+    </w:p>
+    <w:p>
+      <w:pPr>
+        <w:pStyle w:val="ListParagraph"/>
+      </w:pPr>
+      <w:r>
+        <w:rPr>
+          <w:noProof/>
+        </w:rPr>
+        <w:drawing>
+          <wp:inline distT="0" distB="0" distL="0" distR="0">
+            <wp:extent cx="3438525" cy="2028825"/>
+            <wp:effectExtent l="0" t="0" r="9525" b="9525"/>
+            <wp:docPr id="6" name="Picture 6" descr="C:\Users\Ugur Gudelek\AppData\Local\Microsoft\Windows\INetCache\Content.Word\pearson.png"/>
+            <wp:cNvGraphicFramePr>
+              <a:graphicFrameLocks xmlns:a="http://schemas.openxmlformats.org/drawingml/2006/main" noChangeAspect="1"/>
+            </wp:cNvGraphicFramePr>
+            <a:graphic xmlns:a="http://schemas.openxmlformats.org/drawingml/2006/main">
+              <a:graphicData uri="http://schemas.openxmlformats.org/drawingml/2006/picture">
+                <pic:pic xmlns:pic="http://schemas.openxmlformats.org/drawingml/2006/picture">
+                  <pic:nvPicPr>
+                    <pic:cNvPr id="0" name="Picture 6" descr="C:\Users\Ugur Gudelek\AppData\Local\Microsoft\Windows\INetCache\Content.Word\pearson.png"/>
+                    <pic:cNvPicPr>
+                      <a:picLocks noChangeAspect="1" noChangeArrowheads="1"/>
+                    </pic:cNvPicPr>
+                  </pic:nvPicPr>
+                  <pic:blipFill>
+                    <a:blip r:embed="rId30">
+                      <a:extLst>
+                        <a:ext uri="{28A0092B-C50C-407E-A947-70E740481C1C}">
+                          <a14:useLocalDpi xmlns:a14="http://schemas.microsoft.com/office/drawing/2010/main" val="0"/>
+                        </a:ext>
+                      </a:extLst>
+                    </a:blip>
+                    <a:srcRect/>
+                    <a:stretch>
+                      <a:fillRect/>
+                    </a:stretch>
+                  </pic:blipFill>
+                  <pic:spPr bwMode="auto">
+                    <a:xfrm>
+                      <a:off x="0" y="0"/>
+                      <a:ext cx="3438525" cy="2028825"/>
+                    </a:xfrm>
+                    <a:prstGeom prst="rect">
+                      <a:avLst/>
+                    </a:prstGeom>
+                    <a:noFill/>
+                    <a:ln>
+                      <a:noFill/>
+                    </a:ln>
+                  </pic:spPr>
+                </pic:pic>
+              </a:graphicData>
+            </a:graphic>
+          </wp:inline>
+        </w:drawing>
+      </w:r>
+      <w:r>
+        <w:t>(3)</w:t>
+      </w:r>
+    </w:p>
+    <w:p>
+      <w:pPr>
+        <w:pStyle w:val="ListParagraph"/>
+      </w:pPr>
+    </w:p>
+    <w:p>
+      <w:pPr>
+        <w:pStyle w:val="ListParagraph"/>
+      </w:pPr>
+      <w:r>
+        <w:rPr>
+          <w:noProof/>
+        </w:rPr>
+        <w:drawing>
+          <wp:inline distT="0" distB="0" distL="0" distR="0">
+            <wp:extent cx="5934075" cy="3038475"/>
+            <wp:effectExtent l="0" t="0" r="9525" b="9525"/>
+            <wp:docPr id="8" name="Picture 8" descr="C:\Users\Ugur Gudelek\AppData\Local\Microsoft\Windows\INetCache\Content.Word\dendogram.png"/>
+            <wp:cNvGraphicFramePr>
+              <a:graphicFrameLocks xmlns:a="http://schemas.openxmlformats.org/drawingml/2006/main" noChangeAspect="1"/>
+            </wp:cNvGraphicFramePr>
+            <a:graphic xmlns:a="http://schemas.openxmlformats.org/drawingml/2006/main">
+              <a:graphicData uri="http://schemas.openxmlformats.org/drawingml/2006/picture">
+                <pic:pic xmlns:pic="http://schemas.openxmlformats.org/drawingml/2006/picture">
+                  <pic:nvPicPr>
+                    <pic:cNvPr id="0" name="Picture 8" descr="C:\Users\Ugur Gudelek\AppData\Local\Microsoft\Windows\INetCache\Content.Word\dendogram.png"/>
+                    <pic:cNvPicPr>
+                      <a:picLocks noChangeAspect="1" noChangeArrowheads="1"/>
+                    </pic:cNvPicPr>
+                  </pic:nvPicPr>
+                  <pic:blipFill>
+                    <a:blip r:embed="rId31" cstate="print">
+                      <a:extLst>
+                        <a:ext uri="{28A0092B-C50C-407E-A947-70E740481C1C}">
+                          <a14:useLocalDpi xmlns:a14="http://schemas.microsoft.com/office/drawing/2010/main" val="0"/>
+                        </a:ext>
+                      </a:extLst>
+                    </a:blip>
+                    <a:srcRect/>
+                    <a:stretch>
+                      <a:fillRect/>
+                    </a:stretch>
+                  </pic:blipFill>
+                  <pic:spPr bwMode="auto">
+                    <a:xfrm>
+                      <a:off x="0" y="0"/>
+                      <a:ext cx="5934075" cy="3038475"/>
+                    </a:xfrm>
+                    <a:prstGeom prst="rect">
+                      <a:avLst/>
+                    </a:prstGeom>
+                    <a:noFill/>
+                    <a:ln>
+                      <a:noFill/>
+                    </a:ln>
+                  </pic:spPr>
+                </pic:pic>
+              </a:graphicData>
+            </a:graphic>
+          </wp:inline>
+        </w:drawing>
+      </w:r>
+    </w:p>
+    <w:p>
+      <w:r>
+        <w:br w:type="page"/>
+      </w:r>
+    </w:p>
+    <w:p>
+      <w:pPr>
+        <w:pStyle w:val="ListParagraph"/>
+      </w:pPr>
+    </w:p>
+    <w:p>
+      <w:pPr>
+        <w:pStyle w:val="ListParagraph"/>
+      </w:pPr>
+    </w:p>
+    <w:p>
+      <w:pPr>
+        <w:pStyle w:val="Heading2"/>
+      </w:pPr>
+      <w:r>
+        <w:t>D. Images</w:t>
+      </w:r>
+    </w:p>
+    <w:p>
+      <w:r>
+        <w:t xml:space="preserve">As stated before, CNN takes input as images and update weight of filters which convolves over images. Hence, we need images to feed CNN model. </w:t>
+      </w:r>
+      <w:r>
+        <w:t xml:space="preserve">Features stated in Table 2. calculates for all training and test data. As a result, every sample day has 28 different features. If we were used </w:t>
+      </w:r>
+      <w:r>
+        <w:t>multi-layer</w:t>
+      </w:r>
+      <w:r>
+        <w:t xml:space="preserve"> perceptron to predict trend, these feature works would be sufficient to conduct an experiment. However, CNN takes 2D input which need to be square matrix. Hence, we perform sliding window approach to split this </w:t>
+      </w:r>
+      <w:r>
+        <w:t>28-line</w:t>
+      </w:r>
+      <w:r>
+        <w:t xml:space="preserve"> time series into 28x28 </w:t>
+      </w:r>
+      <w:r>
+        <w:t>chunks. Sliding window is slid</w:t>
+      </w:r>
+      <w:r>
+        <w:t xml:space="preserve"> one day at a time</w:t>
+      </w:r>
+      <w:r>
+        <w:t xml:space="preserve">. Each square matrix is labeled with following day of last day used in creation of matrix. Following day is selected because we want to forecast trend for the day after of any given day. As a feature size and split size, 28 has different meaning. It consists of 4 weeks exactly. Therefore, patterns arise from exchanges which are performed period of week or month will be more detectable for CNN model. </w:t>
+      </w:r>
+    </w:p>
+    <w:p/>
+    <w:p>
+      <w:pPr>
+        <w:pStyle w:val="Heading1"/>
+      </w:pPr>
+      <w:r>
+        <w:t>4</w:t>
+      </w:r>
+      <w:r>
+        <w:t>. Results</w:t>
+      </w:r>
+    </w:p>
     <w:p>
       <w:pPr>
         <w:pStyle w:val="ListParagraph"/>
@@ -11,531 +4920,11 @@
         </w:numPr>
       </w:pPr>
       <w:r>
-        <w:t>-</w:t>
-      </w:r>
-      <w:proofErr w:type="spellStart"/>
-      <w:r>
-        <w:t>Verileri</w:t>
-      </w:r>
-      <w:proofErr w:type="spellEnd"/>
-      <w:r>
-        <w:t xml:space="preserve"> </w:t>
-      </w:r>
-      <w:proofErr w:type="spellStart"/>
-      <w:r>
-        <w:t>nerden</w:t>
-      </w:r>
-      <w:proofErr w:type="spellEnd"/>
-      <w:r>
-        <w:t xml:space="preserve"> </w:t>
-      </w:r>
-      <w:proofErr w:type="spellStart"/>
-      <w:r>
-        <w:t>aldik</w:t>
-      </w:r>
-      <w:proofErr w:type="spellEnd"/>
-      <w:r>
-        <w:t xml:space="preserve"> </w:t>
-      </w:r>
-      <w:proofErr w:type="spellStart"/>
-      <w:r>
-        <w:t>nelerini</w:t>
-      </w:r>
-      <w:proofErr w:type="spellEnd"/>
-      <w:r>
-        <w:t xml:space="preserve"> </w:t>
-      </w:r>
-      <w:proofErr w:type="spellStart"/>
-      <w:r>
-        <w:t>degistirdik</w:t>
-      </w:r>
-      <w:proofErr w:type="spellEnd"/>
-      <w:r>
-        <w:t>?</w:t>
-      </w:r>
-    </w:p>
-    <w:p>
-      <w:pPr>
-        <w:pStyle w:val="ListParagraph"/>
-        <w:numPr>
-          <w:ilvl w:val="0"/>
-          <w:numId w:val="1"/>
-        </w:numPr>
-      </w:pPr>
-      <w:r>
-        <w:t>-</w:t>
-      </w:r>
-      <w:proofErr w:type="spellStart"/>
-      <w:r>
-        <w:t>Featurelari</w:t>
-      </w:r>
-      <w:proofErr w:type="spellEnd"/>
-      <w:r>
-        <w:t xml:space="preserve"> </w:t>
-      </w:r>
-      <w:proofErr w:type="spellStart"/>
-      <w:proofErr w:type="gramStart"/>
-      <w:r>
-        <w:t>listele.Tablo</w:t>
-      </w:r>
-      <w:proofErr w:type="spellEnd"/>
-      <w:proofErr w:type="gramEnd"/>
-      <w:r>
-        <w:t xml:space="preserve"> </w:t>
-      </w:r>
-      <w:proofErr w:type="spellStart"/>
-      <w:r>
-        <w:t>seklinde</w:t>
-      </w:r>
-      <w:proofErr w:type="spellEnd"/>
-      <w:r>
-        <w:t xml:space="preserve"> </w:t>
-      </w:r>
-      <w:proofErr w:type="spellStart"/>
-      <w:r>
-        <w:t>neleri</w:t>
-      </w:r>
-      <w:proofErr w:type="spellEnd"/>
-      <w:r>
-        <w:t xml:space="preserve"> </w:t>
-      </w:r>
-      <w:proofErr w:type="spellStart"/>
-      <w:r>
-        <w:t>kullandik</w:t>
-      </w:r>
-      <w:proofErr w:type="spellEnd"/>
-      <w:r>
-        <w:t xml:space="preserve"> </w:t>
-      </w:r>
-      <w:proofErr w:type="spellStart"/>
-      <w:r>
-        <w:t>onlari</w:t>
-      </w:r>
-      <w:proofErr w:type="spellEnd"/>
-      <w:r>
-        <w:t xml:space="preserve"> </w:t>
-      </w:r>
-      <w:proofErr w:type="spellStart"/>
-      <w:r>
-        <w:t>yaz</w:t>
-      </w:r>
-      <w:proofErr w:type="spellEnd"/>
-      <w:r>
-        <w:t>.</w:t>
-      </w:r>
-    </w:p>
-    <w:p>
-      <w:pPr>
-        <w:pStyle w:val="ListParagraph"/>
-        <w:numPr>
-          <w:ilvl w:val="1"/>
-          <w:numId w:val="1"/>
-        </w:numPr>
-      </w:pPr>
-      <w:proofErr w:type="spellStart"/>
-      <w:r>
-        <w:t>tablo</w:t>
-      </w:r>
-      <w:proofErr w:type="spellEnd"/>
-      <w:r>
-        <w:t xml:space="preserve"> </w:t>
-      </w:r>
-      <w:proofErr w:type="spellStart"/>
-      <w:r>
-        <w:t>halinde</w:t>
-      </w:r>
-      <w:proofErr w:type="spellEnd"/>
-      <w:r>
-        <w:t xml:space="preserve"> feature formula</w:t>
-      </w:r>
-    </w:p>
-    <w:p>
-      <w:pPr>
-        <w:pStyle w:val="ListParagraph"/>
-        <w:numPr>
-          <w:ilvl w:val="0"/>
-          <w:numId w:val="1"/>
-        </w:numPr>
-      </w:pPr>
-      <w:r>
-        <w:t xml:space="preserve">-Clustering </w:t>
-      </w:r>
-      <w:proofErr w:type="spellStart"/>
-      <w:r>
-        <w:t>nasil</w:t>
-      </w:r>
-      <w:proofErr w:type="spellEnd"/>
-      <w:r>
-        <w:t xml:space="preserve"> </w:t>
-      </w:r>
-      <w:proofErr w:type="spellStart"/>
-      <w:r>
-        <w:t>ve</w:t>
-      </w:r>
-      <w:proofErr w:type="spellEnd"/>
-      <w:r>
-        <w:t xml:space="preserve"> </w:t>
-      </w:r>
-      <w:proofErr w:type="spellStart"/>
-      <w:r>
-        <w:t>neden</w:t>
-      </w:r>
-      <w:proofErr w:type="spellEnd"/>
-      <w:r>
-        <w:t xml:space="preserve"> </w:t>
-      </w:r>
-      <w:proofErr w:type="spellStart"/>
-      <w:r>
-        <w:t>yapildi</w:t>
-      </w:r>
-      <w:proofErr w:type="spellEnd"/>
-      <w:r>
-        <w:t>?</w:t>
-      </w:r>
-    </w:p>
-    <w:p>
-      <w:pPr>
-        <w:pStyle w:val="ListParagraph"/>
-        <w:numPr>
-          <w:ilvl w:val="0"/>
-          <w:numId w:val="1"/>
-        </w:numPr>
-      </w:pPr>
-      <w:r>
-        <w:t>-Stationary time series, tanh</w:t>
-      </w:r>
-    </w:p>
-    <w:p>
-      <w:pPr>
-        <w:pStyle w:val="ListParagraph"/>
-        <w:numPr>
-          <w:ilvl w:val="0"/>
-          <w:numId w:val="1"/>
-        </w:numPr>
-      </w:pPr>
-      <w:r>
-        <w:t>-</w:t>
-      </w:r>
-      <w:proofErr w:type="spellStart"/>
-      <w:r>
-        <w:t>Resimler</w:t>
-      </w:r>
-      <w:proofErr w:type="spellEnd"/>
-      <w:r>
-        <w:t xml:space="preserve"> </w:t>
-      </w:r>
-      <w:proofErr w:type="spellStart"/>
-      <w:r>
-        <w:t>nasil</w:t>
-      </w:r>
-      <w:proofErr w:type="spellEnd"/>
-      <w:r>
-        <w:t xml:space="preserve"> </w:t>
-      </w:r>
-      <w:proofErr w:type="spellStart"/>
-      <w:r>
-        <w:t>olusturuldu</w:t>
-      </w:r>
-      <w:proofErr w:type="spellEnd"/>
-      <w:r>
-        <w:t xml:space="preserve">. </w:t>
-      </w:r>
-    </w:p>
-    <w:p>
-      <w:pPr>
-        <w:pStyle w:val="ListParagraph"/>
-        <w:numPr>
-          <w:ilvl w:val="0"/>
-          <w:numId w:val="1"/>
-        </w:numPr>
-      </w:pPr>
-      <w:r>
-        <w:t xml:space="preserve">-28 </w:t>
-      </w:r>
-      <w:proofErr w:type="spellStart"/>
-      <w:r>
-        <w:t>gün</w:t>
-      </w:r>
-      <w:proofErr w:type="spellEnd"/>
-      <w:r>
-        <w:t xml:space="preserve"> </w:t>
-      </w:r>
-      <w:proofErr w:type="spellStart"/>
-      <w:r>
-        <w:t>neden</w:t>
-      </w:r>
-      <w:proofErr w:type="spellEnd"/>
-      <w:r>
-        <w:t>?</w:t>
-      </w:r>
-    </w:p>
-    <w:p>
-      <w:pPr>
-        <w:pStyle w:val="ListParagraph"/>
-        <w:numPr>
-          <w:ilvl w:val="0"/>
-          <w:numId w:val="1"/>
-        </w:numPr>
-      </w:pPr>
-      <w:r>
-        <w:t>-sliding window</w:t>
-      </w:r>
-    </w:p>
-    <w:p>
-      <w:pPr>
-        <w:pStyle w:val="ListParagraph"/>
-        <w:numPr>
-          <w:ilvl w:val="0"/>
-          <w:numId w:val="1"/>
-        </w:numPr>
-      </w:pPr>
-      <w:r>
-        <w:t>-</w:t>
-      </w:r>
-      <w:proofErr w:type="spellStart"/>
-      <w:r>
-        <w:t>Belki</w:t>
-      </w:r>
-      <w:proofErr w:type="spellEnd"/>
-      <w:r>
-        <w:t xml:space="preserve"> </w:t>
-      </w:r>
-      <w:proofErr w:type="spellStart"/>
-      <w:r>
-        <w:t>algoritma</w:t>
-      </w:r>
-      <w:proofErr w:type="spellEnd"/>
-      <w:r>
-        <w:t xml:space="preserve"> </w:t>
-      </w:r>
-      <w:proofErr w:type="spellStart"/>
-      <w:r>
-        <w:t>verilebilir</w:t>
-      </w:r>
-      <w:proofErr w:type="spellEnd"/>
-      <w:r>
-        <w:t>.</w:t>
+        <w:t>-Confusion matrix</w:t>
       </w:r>
     </w:p>
     <w:p/>
-    <w:p>
-      <w:pPr>
-        <w:pStyle w:val="ListParagraph"/>
-        <w:numPr>
-          <w:ilvl w:val="0"/>
-          <w:numId w:val="1"/>
-        </w:numPr>
-      </w:pPr>
-      <w:r>
-        <w:t>-</w:t>
-      </w:r>
-      <w:proofErr w:type="spellStart"/>
-      <w:r>
-        <w:t>Cnn</w:t>
-      </w:r>
-      <w:proofErr w:type="spellEnd"/>
-      <w:r>
-        <w:t xml:space="preserve"> </w:t>
-      </w:r>
-      <w:proofErr w:type="spellStart"/>
-      <w:r>
-        <w:t>parametre</w:t>
-      </w:r>
-      <w:proofErr w:type="spellEnd"/>
-      <w:r>
-        <w:t xml:space="preserve"> setup </w:t>
-      </w:r>
-      <w:proofErr w:type="spellStart"/>
-      <w:proofErr w:type="gramStart"/>
-      <w:r>
-        <w:t>i</w:t>
-      </w:r>
-      <w:proofErr w:type="spellEnd"/>
-      <w:r>
-        <w:t xml:space="preserve"> ?</w:t>
-      </w:r>
-      <w:proofErr w:type="gramEnd"/>
-    </w:p>
-    <w:p>
-      <w:pPr>
-        <w:pStyle w:val="ListParagraph"/>
-        <w:numPr>
-          <w:ilvl w:val="0"/>
-          <w:numId w:val="1"/>
-        </w:numPr>
-      </w:pPr>
-      <w:r>
-        <w:t>-Confusion matrix</w:t>
-      </w:r>
-    </w:p>
-    <w:p>
-      <w:pPr>
-        <w:pStyle w:val="Heading1"/>
-      </w:pPr>
-    </w:p>
-    <w:p>
-      <w:pPr>
-        <w:pStyle w:val="Heading1"/>
-      </w:pPr>
-      <w:r>
-        <w:t>3. Methodology</w:t>
-      </w:r>
-    </w:p>
-    <w:p>
-      <w:pPr>
-        <w:pStyle w:val="ListParagraph"/>
-      </w:pPr>
-    </w:p>
-    <w:p>
-      <w:pPr>
-        <w:pStyle w:val="ListParagraph"/>
-      </w:pPr>
-    </w:p>
-    <w:p>
-      <w:pPr>
-        <w:pStyle w:val="ListParagraph"/>
-      </w:pPr>
-      <w:r>
-        <w:t xml:space="preserve">This section firstly </w:t>
-      </w:r>
-      <w:proofErr w:type="gramStart"/>
-      <w:r>
-        <w:t>introduce</w:t>
-      </w:r>
-      <w:proofErr w:type="gramEnd"/>
-      <w:r>
-        <w:t xml:space="preserve"> …, then … accordingly.</w:t>
-      </w:r>
-    </w:p>
-    <w:p>
-      <w:pPr>
-        <w:pStyle w:val="ListParagraph"/>
-      </w:pPr>
-    </w:p>
-    <w:p>
-      <w:pPr>
-        <w:pStyle w:val="Heading2"/>
-      </w:pPr>
-      <w:r>
-        <w:t>3.1. Dataset</w:t>
-      </w:r>
-      <w:r>
-        <w:t xml:space="preserve"> and Feature extraction</w:t>
-      </w:r>
-    </w:p>
-    <w:p>
-      <w:pPr>
-        <w:pStyle w:val="ListParagraph"/>
-        <w:numPr>
-          <w:ilvl w:val="0"/>
-          <w:numId w:val="2"/>
-        </w:numPr>
-      </w:pPr>
-      <w:r>
-        <w:t>Yahoo finance, google finance.</w:t>
-      </w:r>
-    </w:p>
-    <w:p>
-      <w:pPr>
-        <w:pStyle w:val="ListParagraph"/>
-        <w:numPr>
-          <w:ilvl w:val="0"/>
-          <w:numId w:val="2"/>
-        </w:numPr>
-      </w:pPr>
-      <w:proofErr w:type="spellStart"/>
-      <w:r>
-        <w:t>Featurelar</w:t>
-      </w:r>
-      <w:proofErr w:type="spellEnd"/>
-      <w:r>
-        <w:t xml:space="preserve"> (</w:t>
-      </w:r>
-      <w:proofErr w:type="spellStart"/>
-      <w:r>
-        <w:t>tablolar</w:t>
-      </w:r>
-      <w:proofErr w:type="spellEnd"/>
-      <w:r>
-        <w:t xml:space="preserve">, feature </w:t>
-      </w:r>
-      <w:proofErr w:type="spellStart"/>
-      <w:r>
-        <w:t>formulalar</w:t>
-      </w:r>
-      <w:proofErr w:type="spellEnd"/>
-      <w:r>
-        <w:t>)</w:t>
-      </w:r>
-    </w:p>
-    <w:p>
-      <w:pPr>
-        <w:pStyle w:val="ListParagraph"/>
-        <w:numPr>
-          <w:ilvl w:val="0"/>
-          <w:numId w:val="2"/>
-        </w:numPr>
-      </w:pPr>
-    </w:p>
-    <w:p>
-      <w:pPr>
-        <w:pStyle w:val="ListParagraph"/>
-        <w:numPr>
-          <w:ilvl w:val="0"/>
-          <w:numId w:val="2"/>
-        </w:numPr>
-      </w:pPr>
-      <w:r>
-        <w:t xml:space="preserve">Stationary time </w:t>
-      </w:r>
-      <w:proofErr w:type="gramStart"/>
-      <w:r>
-        <w:t>series(</w:t>
-      </w:r>
-      <w:proofErr w:type="spellStart"/>
-      <w:proofErr w:type="gramEnd"/>
-      <w:r>
-        <w:t>nasıl</w:t>
-      </w:r>
-      <w:proofErr w:type="spellEnd"/>
-      <w:r>
-        <w:t xml:space="preserve"> </w:t>
-      </w:r>
-      <w:proofErr w:type="spellStart"/>
-      <w:r>
-        <w:t>çevirdik</w:t>
-      </w:r>
-      <w:proofErr w:type="spellEnd"/>
-      <w:r>
-        <w:t>.)(</w:t>
-      </w:r>
-      <w:proofErr w:type="spellStart"/>
-      <w:r>
-        <w:t>neden</w:t>
-      </w:r>
-      <w:proofErr w:type="spellEnd"/>
-      <w:r>
-        <w:t xml:space="preserve"> tanh </w:t>
-      </w:r>
-      <w:proofErr w:type="spellStart"/>
-      <w:r>
-        <w:t>kullandık</w:t>
-      </w:r>
-      <w:proofErr w:type="spellEnd"/>
-      <w:r>
-        <w:t>.)</w:t>
-      </w:r>
-    </w:p>
-    <w:p>
-      <w:pPr>
-        <w:ind w:left="360"/>
-      </w:pPr>
-      <w:r>
-        <w:t>3.2. Clustering</w:t>
-      </w:r>
-      <w:bookmarkStart w:id="0" w:name="_GoBack"/>
-      <w:bookmarkEnd w:id="0"/>
-    </w:p>
+    <w:p/>
     <w:p/>
     <w:p>
       <w:pPr>
@@ -557,7 +4946,7 @@
   <w:abstractNum w:abstractNumId="0" w15:restartNumberingAfterBreak="0">
     <w:nsid w:val="33F46186"/>
     <w:multiLevelType w:val="hybridMultilevel"/>
-    <w:tmpl w:val="4932913E"/>
+    <w:tmpl w:val="3BC0C1C6"/>
     <w:lvl w:ilvl="0" w:tplc="04090001">
       <w:start w:val="1"/>
       <w:numFmt w:val="bullet"/>
@@ -667,9 +5056,9 @@
     </w:lvl>
   </w:abstractNum>
   <w:abstractNum w:abstractNumId="1" w15:restartNumberingAfterBreak="0">
-    <w:nsid w:val="6644145C"/>
+    <w:nsid w:val="40FD6855"/>
     <w:multiLevelType w:val="hybridMultilevel"/>
-    <w:tmpl w:val="7DF0BC1A"/>
+    <w:tmpl w:val="C2CE0DDE"/>
     <w:lvl w:ilvl="0" w:tplc="04090001">
       <w:start w:val="1"/>
       <w:numFmt w:val="bullet"/>
@@ -779,10 +5168,126 @@
       </w:rPr>
     </w:lvl>
   </w:abstractNum>
+  <w:abstractNum w:abstractNumId="2" w15:restartNumberingAfterBreak="0">
+    <w:nsid w:val="6644145C"/>
+    <w:multiLevelType w:val="hybridMultilevel"/>
+    <w:tmpl w:val="7DF0BC1A"/>
+    <w:lvl w:ilvl="0" w:tplc="04090001">
+      <w:start w:val="1"/>
+      <w:numFmt w:val="bullet"/>
+      <w:lvlText w:val=""/>
+      <w:lvlJc w:val="left"/>
+      <w:pPr>
+        <w:ind w:left="720" w:hanging="360"/>
+      </w:pPr>
+      <w:rPr>
+        <w:rFonts w:ascii="Symbol" w:hAnsi="Symbol" w:hint="default"/>
+      </w:rPr>
+    </w:lvl>
+    <w:lvl w:ilvl="1" w:tplc="04090003" w:tentative="1">
+      <w:start w:val="1"/>
+      <w:numFmt w:val="bullet"/>
+      <w:lvlText w:val="o"/>
+      <w:lvlJc w:val="left"/>
+      <w:pPr>
+        <w:ind w:left="1440" w:hanging="360"/>
+      </w:pPr>
+      <w:rPr>
+        <w:rFonts w:ascii="Courier New" w:hAnsi="Courier New" w:cs="Courier New" w:hint="default"/>
+      </w:rPr>
+    </w:lvl>
+    <w:lvl w:ilvl="2" w:tplc="04090005" w:tentative="1">
+      <w:start w:val="1"/>
+      <w:numFmt w:val="bullet"/>
+      <w:lvlText w:val=""/>
+      <w:lvlJc w:val="left"/>
+      <w:pPr>
+        <w:ind w:left="2160" w:hanging="360"/>
+      </w:pPr>
+      <w:rPr>
+        <w:rFonts w:ascii="Wingdings" w:hAnsi="Wingdings" w:hint="default"/>
+      </w:rPr>
+    </w:lvl>
+    <w:lvl w:ilvl="3" w:tplc="04090001" w:tentative="1">
+      <w:start w:val="1"/>
+      <w:numFmt w:val="bullet"/>
+      <w:lvlText w:val=""/>
+      <w:lvlJc w:val="left"/>
+      <w:pPr>
+        <w:ind w:left="2880" w:hanging="360"/>
+      </w:pPr>
+      <w:rPr>
+        <w:rFonts w:ascii="Symbol" w:hAnsi="Symbol" w:hint="default"/>
+      </w:rPr>
+    </w:lvl>
+    <w:lvl w:ilvl="4" w:tplc="04090003" w:tentative="1">
+      <w:start w:val="1"/>
+      <w:numFmt w:val="bullet"/>
+      <w:lvlText w:val="o"/>
+      <w:lvlJc w:val="left"/>
+      <w:pPr>
+        <w:ind w:left="3600" w:hanging="360"/>
+      </w:pPr>
+      <w:rPr>
+        <w:rFonts w:ascii="Courier New" w:hAnsi="Courier New" w:cs="Courier New" w:hint="default"/>
+      </w:rPr>
+    </w:lvl>
+    <w:lvl w:ilvl="5" w:tplc="04090005" w:tentative="1">
+      <w:start w:val="1"/>
+      <w:numFmt w:val="bullet"/>
+      <w:lvlText w:val=""/>
+      <w:lvlJc w:val="left"/>
+      <w:pPr>
+        <w:ind w:left="4320" w:hanging="360"/>
+      </w:pPr>
+      <w:rPr>
+        <w:rFonts w:ascii="Wingdings" w:hAnsi="Wingdings" w:hint="default"/>
+      </w:rPr>
+    </w:lvl>
+    <w:lvl w:ilvl="6" w:tplc="04090001" w:tentative="1">
+      <w:start w:val="1"/>
+      <w:numFmt w:val="bullet"/>
+      <w:lvlText w:val=""/>
+      <w:lvlJc w:val="left"/>
+      <w:pPr>
+        <w:ind w:left="5040" w:hanging="360"/>
+      </w:pPr>
+      <w:rPr>
+        <w:rFonts w:ascii="Symbol" w:hAnsi="Symbol" w:hint="default"/>
+      </w:rPr>
+    </w:lvl>
+    <w:lvl w:ilvl="7" w:tplc="04090003" w:tentative="1">
+      <w:start w:val="1"/>
+      <w:numFmt w:val="bullet"/>
+      <w:lvlText w:val="o"/>
+      <w:lvlJc w:val="left"/>
+      <w:pPr>
+        <w:ind w:left="5760" w:hanging="360"/>
+      </w:pPr>
+      <w:rPr>
+        <w:rFonts w:ascii="Courier New" w:hAnsi="Courier New" w:cs="Courier New" w:hint="default"/>
+      </w:rPr>
+    </w:lvl>
+    <w:lvl w:ilvl="8" w:tplc="04090005" w:tentative="1">
+      <w:start w:val="1"/>
+      <w:numFmt w:val="bullet"/>
+      <w:lvlText w:val=""/>
+      <w:lvlJc w:val="left"/>
+      <w:pPr>
+        <w:ind w:left="6480" w:hanging="360"/>
+      </w:pPr>
+      <w:rPr>
+        <w:rFonts w:ascii="Wingdings" w:hAnsi="Wingdings" w:hint="default"/>
+      </w:rPr>
+    </w:lvl>
+  </w:abstractNum>
   <w:num w:numId="1">
     <w:abstractNumId w:val="0"/>
   </w:num>
   <w:num w:numId="2">
+    <w:abstractNumId w:val="2"/>
+  </w:num>
+  <w:num w:numId="3">
     <w:abstractNumId w:val="1"/>
   </w:num>
 </w:numbering>
@@ -1229,6 +5734,29 @@
       <w:szCs w:val="26"/>
     </w:rPr>
   </w:style>
+  <w:style w:type="paragraph" w:styleId="Heading3">
+    <w:name w:val="heading 3"/>
+    <w:basedOn w:val="Normal"/>
+    <w:next w:val="Normal"/>
+    <w:link w:val="Heading3Char"/>
+    <w:uiPriority w:val="9"/>
+    <w:semiHidden/>
+    <w:unhideWhenUsed/>
+    <w:qFormat/>
+    <w:rsid w:val="00060916"/>
+    <w:pPr>
+      <w:keepNext/>
+      <w:keepLines/>
+      <w:spacing w:before="40" w:after="0"/>
+      <w:outlineLvl w:val="2"/>
+    </w:pPr>
+    <w:rPr>
+      <w:rFonts w:asciiTheme="majorHAnsi" w:eastAsiaTheme="majorEastAsia" w:hAnsiTheme="majorHAnsi" w:cstheme="majorBidi"/>
+      <w:color w:val="1F3763" w:themeColor="accent1" w:themeShade="7F"/>
+      <w:sz w:val="24"/>
+      <w:szCs w:val="24"/>
+    </w:rPr>
+  </w:style>
   <w:style w:type="character" w:default="1" w:styleId="DefaultParagraphFont">
     <w:name w:val="Default Paragraph Font"/>
     <w:uiPriority w:val="1"/>
@@ -1291,6 +5819,126 @@
       <w:color w:val="2F5496" w:themeColor="accent1" w:themeShade="BF"/>
       <w:sz w:val="26"/>
       <w:szCs w:val="26"/>
+    </w:rPr>
+  </w:style>
+  <w:style w:type="paragraph" w:styleId="NormalWeb">
+    <w:name w:val="Normal (Web)"/>
+    <w:basedOn w:val="Normal"/>
+    <w:uiPriority w:val="99"/>
+    <w:semiHidden/>
+    <w:unhideWhenUsed/>
+    <w:rsid w:val="0001371C"/>
+    <w:pPr>
+      <w:spacing w:before="100" w:beforeAutospacing="1" w:after="100" w:afterAutospacing="1" w:line="240" w:lineRule="auto"/>
+    </w:pPr>
+    <w:rPr>
+      <w:rFonts w:ascii="Times New Roman" w:eastAsia="Times New Roman" w:hAnsi="Times New Roman" w:cs="Times New Roman"/>
+      <w:sz w:val="24"/>
+      <w:szCs w:val="24"/>
+    </w:rPr>
+  </w:style>
+  <w:style w:type="character" w:styleId="Hyperlink">
+    <w:name w:val="Hyperlink"/>
+    <w:basedOn w:val="DefaultParagraphFont"/>
+    <w:uiPriority w:val="99"/>
+    <w:semiHidden/>
+    <w:unhideWhenUsed/>
+    <w:rsid w:val="0001371C"/>
+    <w:rPr>
+      <w:color w:val="0000FF"/>
+      <w:u w:val="single"/>
+    </w:rPr>
+  </w:style>
+  <w:style w:type="paragraph" w:styleId="HTMLPreformatted">
+    <w:name w:val="HTML Preformatted"/>
+    <w:basedOn w:val="Normal"/>
+    <w:link w:val="HTMLPreformattedChar"/>
+    <w:uiPriority w:val="99"/>
+    <w:semiHidden/>
+    <w:unhideWhenUsed/>
+    <w:rsid w:val="006A2046"/>
+    <w:pPr>
+      <w:tabs>
+        <w:tab w:val="left" w:pos="916"/>
+        <w:tab w:val="left" w:pos="1832"/>
+        <w:tab w:val="left" w:pos="2748"/>
+        <w:tab w:val="left" w:pos="3664"/>
+        <w:tab w:val="left" w:pos="4580"/>
+        <w:tab w:val="left" w:pos="5496"/>
+        <w:tab w:val="left" w:pos="6412"/>
+        <w:tab w:val="left" w:pos="7328"/>
+        <w:tab w:val="left" w:pos="8244"/>
+        <w:tab w:val="left" w:pos="9160"/>
+        <w:tab w:val="left" w:pos="10076"/>
+        <w:tab w:val="left" w:pos="10992"/>
+        <w:tab w:val="left" w:pos="11908"/>
+        <w:tab w:val="left" w:pos="12824"/>
+        <w:tab w:val="left" w:pos="13740"/>
+        <w:tab w:val="left" w:pos="14656"/>
+      </w:tabs>
+      <w:spacing w:after="0" w:line="240" w:lineRule="auto"/>
+    </w:pPr>
+    <w:rPr>
+      <w:rFonts w:ascii="Courier New" w:eastAsia="Times New Roman" w:hAnsi="Courier New" w:cs="Courier New"/>
+      <w:sz w:val="20"/>
+      <w:szCs w:val="20"/>
+    </w:rPr>
+  </w:style>
+  <w:style w:type="character" w:customStyle="1" w:styleId="HTMLPreformattedChar">
+    <w:name w:val="HTML Preformatted Char"/>
+    <w:basedOn w:val="DefaultParagraphFont"/>
+    <w:link w:val="HTMLPreformatted"/>
+    <w:uiPriority w:val="99"/>
+    <w:semiHidden/>
+    <w:rsid w:val="006A2046"/>
+    <w:rPr>
+      <w:rFonts w:ascii="Courier New" w:eastAsia="Times New Roman" w:hAnsi="Courier New" w:cs="Courier New"/>
+      <w:sz w:val="20"/>
+      <w:szCs w:val="20"/>
+    </w:rPr>
+  </w:style>
+  <w:style w:type="character" w:styleId="Strong">
+    <w:name w:val="Strong"/>
+    <w:basedOn w:val="DefaultParagraphFont"/>
+    <w:uiPriority w:val="22"/>
+    <w:qFormat/>
+    <w:rsid w:val="006A2046"/>
+    <w:rPr>
+      <w:b/>
+      <w:bCs/>
+    </w:rPr>
+  </w:style>
+  <w:style w:type="table" w:styleId="TableGrid">
+    <w:name w:val="Table Grid"/>
+    <w:basedOn w:val="TableNormal"/>
+    <w:uiPriority w:val="39"/>
+    <w:rsid w:val="00D53E39"/>
+    <w:pPr>
+      <w:spacing w:after="0" w:line="240" w:lineRule="auto"/>
+    </w:pPr>
+    <w:tblPr>
+      <w:tblBorders>
+        <w:top w:val="single" w:sz="4" w:space="0" w:color="auto"/>
+        <w:left w:val="single" w:sz="4" w:space="0" w:color="auto"/>
+        <w:bottom w:val="single" w:sz="4" w:space="0" w:color="auto"/>
+        <w:right w:val="single" w:sz="4" w:space="0" w:color="auto"/>
+        <w:insideH w:val="single" w:sz="4" w:space="0" w:color="auto"/>
+        <w:insideV w:val="single" w:sz="4" w:space="0" w:color="auto"/>
+      </w:tblBorders>
+    </w:tblPr>
+  </w:style>
+  <w:style w:type="character" w:customStyle="1" w:styleId="Heading3Char">
+    <w:name w:val="Heading 3 Char"/>
+    <w:basedOn w:val="DefaultParagraphFont"/>
+    <w:link w:val="Heading3"/>
+    <w:uiPriority w:val="9"/>
+    <w:semiHidden/>
+    <w:rsid w:val="00060916"/>
+    <w:rPr>
+      <w:rFonts w:asciiTheme="majorHAnsi" w:eastAsiaTheme="majorEastAsia" w:hAnsiTheme="majorHAnsi" w:cstheme="majorBidi"/>
+      <w:color w:val="1F3763" w:themeColor="accent1" w:themeShade="7F"/>
+      <w:sz w:val="24"/>
+      <w:szCs w:val="24"/>
     </w:rPr>
   </w:style>
 </w:styles>

--- a/paper/Methodology.docx
+++ b/paper/Methodology.docx
@@ -141,10 +141,7 @@
         <w:t>After this point of paper, previously stated data will be named as raw data.</w:t>
       </w:r>
       <w:r>
-        <w:t xml:space="preserve"> </w:t>
-      </w:r>
-      <w:r>
-        <w:t>Simply, raw data is a simple form of historical finance data for any given ETFs.</w:t>
+        <w:t xml:space="preserve"> Simply, raw data is a simple form of historical finance data for any given ETFs.</w:t>
       </w:r>
     </w:p>
     <w:p>
@@ -167,13 +164,7 @@
         <w:t xml:space="preserve"> Extraction features from fundamental analysis is in different field of machine learning approached e.g. natural language processing.</w:t>
       </w:r>
       <w:r>
-        <w:t xml:space="preserve"> On the other, technical analysis i</w:t>
-      </w:r>
-      <w:r>
-        <w:t xml:space="preserve">s interested in </w:t>
-      </w:r>
-      <w:r>
-        <w:t xml:space="preserve">features of stock e.g. close, volume without using domain expertise. </w:t>
+        <w:t xml:space="preserve"> On the other, technical analysis is interested in features of stock e.g. close, volume without using domain expertise. </w:t>
       </w:r>
       <w:r>
         <w:t>Latter</w:t>
@@ -301,9 +292,9 @@
         <w:tblLook w:val="04A0" w:firstRow="1" w:lastRow="0" w:firstColumn="1" w:lastColumn="0" w:noHBand="0" w:noVBand="1"/>
       </w:tblPr>
       <w:tblGrid>
-        <w:gridCol w:w="3069"/>
-        <w:gridCol w:w="2992"/>
-        <w:gridCol w:w="2929"/>
+        <w:gridCol w:w="3063"/>
+        <w:gridCol w:w="2975"/>
+        <w:gridCol w:w="2952"/>
       </w:tblGrid>
       <w:tr>
         <w:tc>
@@ -321,6 +312,62 @@
                 <w:rFonts w:cstheme="minorHAnsi"/>
               </w:rPr>
               <w:lastRenderedPageBreak/>
+              <w:t>Feature Name</w:t>
+            </w:r>
+          </w:p>
+        </w:tc>
+        <w:tc>
+          <w:tcPr>
+            <w:tcW w:w="3117" w:type="dxa"/>
+          </w:tcPr>
+          <w:p>
+            <w:pPr>
+              <w:rPr>
+                <w:rFonts w:cstheme="minorHAnsi"/>
+              </w:rPr>
+            </w:pPr>
+            <w:r>
+              <w:rPr>
+                <w:rFonts w:cstheme="minorHAnsi"/>
+              </w:rPr>
+              <w:t>Parameters</w:t>
+            </w:r>
+          </w:p>
+        </w:tc>
+        <w:tc>
+          <w:tcPr>
+            <w:tcW w:w="3117" w:type="dxa"/>
+          </w:tcPr>
+          <w:p>
+            <w:pPr>
+              <w:rPr>
+                <w:rFonts w:cstheme="minorHAnsi"/>
+              </w:rPr>
+            </w:pPr>
+            <w:r>
+              <w:rPr>
+                <w:rFonts w:cstheme="minorHAnsi"/>
+              </w:rPr>
+              <w:t>Amount</w:t>
+            </w:r>
+          </w:p>
+        </w:tc>
+      </w:tr>
+      <w:tr>
+        <w:tc>
+          <w:tcPr>
+            <w:tcW w:w="3116" w:type="dxa"/>
+          </w:tcPr>
+          <w:p>
+            <w:pPr>
+              <w:rPr>
+                <w:rFonts w:cstheme="minorHAnsi"/>
+              </w:rPr>
+            </w:pPr>
+            <w:r>
+              <w:rPr>
+                <w:rFonts w:cstheme="minorHAnsi"/>
+              </w:rPr>
               <w:t>Tanh((stationary(close)))</w:t>
             </w:r>
           </w:p>
@@ -451,7 +498,13 @@
               <w:rPr>
                 <w:rFonts w:cstheme="minorHAnsi"/>
               </w:rPr>
-              <w:t>15,20,25,30</w:t>
+              <w:t>15-20-25-</w:t>
+            </w:r>
+            <w:r>
+              <w:rPr>
+                <w:rFonts w:cstheme="minorHAnsi"/>
+              </w:rPr>
+              <w:t>30</w:t>
             </w:r>
           </w:p>
         </w:tc>
@@ -507,7 +560,13 @@
               <w:rPr>
                 <w:rFonts w:cstheme="minorHAnsi"/>
               </w:rPr>
-              <w:t>15,20,25,30</w:t>
+              <w:t>15-20-25-</w:t>
+            </w:r>
+            <w:r>
+              <w:rPr>
+                <w:rFonts w:cstheme="minorHAnsi"/>
+              </w:rPr>
+              <w:t>30</w:t>
             </w:r>
           </w:p>
         </w:tc>
@@ -2092,15 +2151,7 @@
           <w:color w:val="FF0000"/>
           <w:shd w:val="clear" w:color="auto" w:fill="FFFFFF"/>
         </w:rPr>
-        <w:t xml:space="preserve"> </w:t>
-      </w:r>
-      <w:r>
-        <w:rPr>
-          <w:rFonts w:ascii="Georgia" w:hAnsi="Georgia"/>
-          <w:color w:val="FF0000"/>
-          <w:shd w:val="clear" w:color="auto" w:fill="FFFFFF"/>
-        </w:rPr>
-        <w:t> </w:t>
+        <w:t xml:space="preserve">  </w:t>
       </w:r>
       <w:r>
         <w:rPr>
@@ -3027,6 +3078,7 @@
           <w:color w:val="333333"/>
         </w:rPr>
       </w:pPr>
+      <w:bookmarkStart w:id="0" w:name="_GoBack"/>
       <w:r>
         <w:rPr>
           <w:color w:val="333333"/>
@@ -3145,6 +3197,7 @@
         <w:t>1 + Money Flow Ratio)</w:t>
       </w:r>
     </w:p>
+    <w:bookmarkEnd w:id="0"/>
     <w:p>
       <w:pPr>
         <w:spacing w:before="100" w:beforeAutospacing="1" w:after="100" w:afterAutospacing="1" w:line="240" w:lineRule="auto"/>
@@ -3225,7 +3278,41 @@
           <w:color w:val="22313F"/>
           <w:shd w:val="clear" w:color="auto" w:fill="FFFFFF"/>
         </w:rPr>
-        <w:t xml:space="preserve"> at the beginning of a strong advance and then form a bearish divergence as the advance continues. This is because they are stuck with one timeframe. The Ultimate Oscillator attempts to correct this fault by incorporating longer timeframes into the basic formula. Williams identified a buy signal a based on a bullish divergence and a sell signal based on a bearish divergence.</w:t>
+        <w:t xml:space="preserve"> at the beginning of a strong advance and then form a bearish divergence as the advance continues. This is because they are stuck with one timeframe. The Ultimate Oscillator attempts to correct this fault by incorporating longer </w:t>
+      </w:r>
+      <w:proofErr w:type="spellStart"/>
+      <w:r>
+        <w:rPr>
+          <w:rFonts w:ascii="Georgia" w:hAnsi="Georgia"/>
+          <w:color w:val="22313F"/>
+          <w:shd w:val="clear" w:color="auto" w:fill="FFFFFF"/>
+        </w:rPr>
+        <w:t>timef</w:t>
+      </w:r>
+      <w:r>
+        <w:rPr>
+          <w:rFonts w:ascii="Georgia" w:hAnsi="Georgia"/>
+          <w:color w:val="22313F"/>
+          <w:shd w:val="clear" w:color="auto" w:fill="FFFFFF"/>
+        </w:rPr>
+        <w:t>min</w:t>
+      </w:r>
+      <w:r>
+        <w:rPr>
+          <w:rFonts w:ascii="Georgia" w:hAnsi="Georgia"/>
+          <w:color w:val="22313F"/>
+          <w:shd w:val="clear" w:color="auto" w:fill="FFFFFF"/>
+        </w:rPr>
+        <w:t>rames</w:t>
+      </w:r>
+      <w:proofErr w:type="spellEnd"/>
+      <w:r>
+        <w:rPr>
+          <w:rFonts w:ascii="Georgia" w:hAnsi="Georgia"/>
+          <w:color w:val="22313F"/>
+          <w:shd w:val="clear" w:color="auto" w:fill="FFFFFF"/>
+        </w:rPr>
+        <w:t xml:space="preserve"> into the basic formula. Williams identified a buy signal a based on a bullish divergence and a sell signal based on a bearish divergence.</w:t>
       </w:r>
     </w:p>
     <w:p>
@@ -3487,28 +3574,7 @@
     </w:p>
     <w:p>
       <w:r>
-        <w:t>Generally, price values are consistently increasing over long period of time</w:t>
-      </w:r>
-      <w:r>
-        <w:t>. More specifically</w:t>
-      </w:r>
-      <w:r>
-        <w:t>, mean of price values are increasing over time.</w:t>
-      </w:r>
-      <w:r>
-        <w:t xml:space="preserve"> That’</w:t>
-      </w:r>
-      <w:r>
-        <w:t xml:space="preserve">s why buy and hold strategy wins when compared to other sophisticated methods. This property comes with one big problem that statistical </w:t>
-      </w:r>
-      <w:r>
-        <w:t>properties</w:t>
-      </w:r>
-      <w:r>
-        <w:t xml:space="preserve"> such as mean and variance are not applicable</w:t>
-      </w:r>
-      <w:r>
-        <w:t xml:space="preserve">. To be able to use mean and variances again, these properties should be made constant over time i.e. stationarized. To make price time series stationary, first difference method is used. Simply, price values of every </w:t>
+        <w:t xml:space="preserve">Generally, price values are consistently increasing over long period of time. More specifically, mean of price values are increasing over time. That’s why buy and hold strategy wins when compared to other sophisticated methods. This property comes with one big problem that statistical properties such as mean and variance are not applicable. To be able to use mean and variances again, these properties should be made constant over time i.e. stationarized. To make price time series stationary, first difference method is used. Simply, price values of every </w:t>
       </w:r>
       <w:r>
         <w:t xml:space="preserve">next </w:t>
@@ -3578,10 +3644,7 @@
     </w:p>
     <w:p>
       <w:r>
-        <w:t>After updating new weights in models, we want to make sure that weights are in same range as it before.</w:t>
-      </w:r>
-      <w:r>
-        <w:t xml:space="preserve"> Therefore, stationary price values are normalized with </w:t>
+        <w:t xml:space="preserve">After updating new weights in models, we want to make sure that weights are in same range as it before. Therefore, stationary price values are normalized with </w:t>
       </w:r>
       <w:r>
         <w:t>hyperbolic tangent</w:t>
@@ -3856,19 +3919,7 @@
               <w:rPr>
                 <w:noProof/>
               </w:rPr>
-              <w:t xml:space="preserve">3x3 </w:t>
-            </w:r>
-            <w:r>
-              <w:rPr>
-                <w:noProof/>
-              </w:rPr>
-              <w:t>32</w:t>
-            </w:r>
-            <w:r>
-              <w:rPr>
-                <w:noProof/>
-              </w:rPr>
-              <w:t xml:space="preserve"> filter</w:t>
+              <w:t>3x3 32 filter</w:t>
             </w:r>
           </w:p>
         </w:tc>
@@ -4326,8 +4377,6 @@
           </wp:inline>
         </w:drawing>
       </w:r>
-      <w:bookmarkStart w:id="0" w:name="_GoBack"/>
-      <w:bookmarkEnd w:id="0"/>
       <w:r>
         <w:rPr>
           <w:noProof/>
@@ -4602,13 +4651,7 @@
         <w:t>c</w:t>
       </w:r>
       <w:r>
-        <w:t xml:space="preserve">onvolution process requires locality </w:t>
-      </w:r>
-      <w:r>
-        <w:t>over</w:t>
-      </w:r>
-      <w:r>
-        <w:t xml:space="preserve"> both x-axis and y-axis. </w:t>
+        <w:t xml:space="preserve">onvolution process requires locality over both x-axis and y-axis. </w:t>
       </w:r>
       <w:r>
         <w:t>On contrast, t</w:t>
@@ -4641,10 +4684,7 @@
         <w:t>gglomerative</w:t>
       </w:r>
       <w:r>
-        <w:t xml:space="preserve"> </w:t>
-      </w:r>
-      <w:r>
-        <w:t>clustering is selected because of visualization of dendrogram and bottom-up approach.</w:t>
+        <w:t xml:space="preserve"> clustering is selected because of visualization of dendrogram and bottom-up approach.</w:t>
       </w:r>
       <w:r>
         <w:t xml:space="preserve"> </w:t>
